--- a/01-电源电路/01-线性稳压电路/大电流扩展稳压电路/大电流扩展稳压电路.docx
+++ b/01-电源电路/01-线性稳压电路/大电流扩展稳压电路/大电流扩展稳压电路.docx
@@ -3268,6 +3268,20 @@
     </w:p>
     <w:bookmarkEnd w:id="26"/>
     <w:bookmarkEnd w:id="27"/>
+    <w:p>
+      <w:pPr>
+        <w:spacing w:before="360"/>
+        <w:jc w:val="center"/>
+      </w:pPr>
+      <w:r>
+        <w:rPr>
+          <w:rFonts w:ascii="Times New Roman" w:hAnsi="Times New Roman"/>
+          <w:color w:val="555555"/>
+          <w:sz w:val="21"/>
+        </w:rPr>
+        <w:t>材料收集者：杜文杰</w:t>
+      </w:r>
+    </w:p>
     <w:sectPr>
       <w:headerReference r:id="rId9" w:type="default"/>
       <w:footerReference r:id="rId10" w:type="default"/>

--- a/01-电源电路/01-线性稳压电路/大电流扩展稳压电路/大电流扩展稳压电路.docx
+++ b/01-电源电路/01-线性稳压电路/大电流扩展稳压电路/大电流扩展稳压电路.docx
@@ -1,6 +1,6 @@
 
 <file path=word/document.xml><?xml version="1.0" encoding="utf-8"?>
-<w:document xmlns:w="http://schemas.openxmlformats.org/wordprocessingml/2006/main" xmlns:m="http://schemas.openxmlformats.org/officeDocument/2006/math" xmlns:r="http://schemas.openxmlformats.org/officeDocument/2006/relationships" xmlns:o="urn:schemas-microsoft-com:office:office" xmlns:v="urn:schemas-microsoft-com:vml" xmlns:w10="urn:schemas-microsoft-com:office:word" xmlns:a="http://schemas.openxmlformats.org/drawingml/2006/main" xmlns:pic="http://schemas.openxmlformats.org/drawingml/2006/picture" xmlns:wp="http://schemas.openxmlformats.org/drawingml/2006/wordprocessingDrawing">
+<w:document xmlns:m="http://schemas.openxmlformats.org/officeDocument/2006/math" xmlns:r="http://schemas.openxmlformats.org/officeDocument/2006/relationships" xmlns:w="http://schemas.openxmlformats.org/wordprocessingml/2006/main" xmlns:o="urn:schemas-microsoft-com:office:office" xmlns:v="urn:schemas-microsoft-com:vml" xmlns:w10="urn:schemas-microsoft-com:office:word" xmlns:a="http://schemas.openxmlformats.org/drawingml/2006/main" xmlns:pic="http://schemas.openxmlformats.org/drawingml/2006/picture" xmlns:wp="http://schemas.openxmlformats.org/drawingml/2006/wordprocessingDrawing">
   <w:body>
     <w:bookmarkStart w:id="27" w:name="大电流扩展稳压电路"/>
     <w:p>
@@ -9,7 +9,7 @@
       </w:pPr>
       <w:r>
         <w:rPr>
-          <w:rFonts w:hint="eastAsia"/>
+          <w:rFonts w:hint="eastAsia" w:eastAsia="黑体"/>
         </w:rPr>
         <w:t xml:space="preserve">大电流扩展稳压电路</w:t>
       </w:r>
@@ -21,7 +21,7 @@
       </w:pPr>
       <w:r>
         <w:rPr>
-          <w:rFonts w:hint="eastAsia"/>
+          <w:rFonts w:hint="eastAsia" w:eastAsia="黑体"/>
         </w:rPr>
         <w:t xml:space="preserve">拓扑描述</w:t>
       </w:r>
@@ -32,16 +32,19 @@
       </w:pPr>
       <w:r>
         <w:rPr>
-          <w:rFonts w:hint="eastAsia"/>
+          <w:rFonts w:hint="eastAsia" w:eastAsia="黑体"/>
         </w:rPr>
         <w:t xml:space="preserve">由</w:t>
       </w:r>
       <w:r>
+        <w:rPr>
+          <w:rFonts w:eastAsia="黑体"/>
+        </w:rPr>
         <w:t xml:space="preserve"> </w:t>
       </w:r>
       <w:r>
         <w:rPr>
-          <w:rFonts w:hint="eastAsia"/>
+          <w:rFonts w:hint="eastAsia" w:eastAsia="黑体"/>
           <w:b/>
           <w:bCs/>
         </w:rPr>
@@ -49,6 +52,7 @@
       </w:r>
       <w:r>
         <w:rPr>
+          <w:rFonts w:eastAsia="黑体"/>
           <w:b/>
           <w:bCs/>
         </w:rPr>
@@ -70,22 +74,25 @@
       </m:oMath>
       <w:r>
         <w:rPr>
-          <w:rFonts w:hint="eastAsia"/>
+          <w:rFonts w:hint="eastAsia" w:eastAsia="黑体"/>
         </w:rPr>
         <w:t xml:space="preserve">（如</w:t>
       </w:r>
       <w:r>
+        <w:rPr>
+          <w:rFonts w:eastAsia="黑体"/>
+        </w:rPr>
         <w:t xml:space="preserve"> </w:t>
       </w:r>
       <w:r>
         <w:rPr>
-          <w:rFonts w:hint="eastAsia"/>
+          <w:rFonts w:hint="eastAsia" w:eastAsia="黑体"/>
         </w:rPr>
         <w:t xml:space="preserve">78xx）、</w:t>
       </w:r>
       <w:r>
         <w:rPr>
-          <w:rFonts w:hint="eastAsia"/>
+          <w:rFonts w:hint="eastAsia" w:eastAsia="黑体"/>
           <w:b/>
           <w:bCs/>
         </w:rPr>
@@ -93,6 +100,7 @@
       </w:r>
       <w:r>
         <w:rPr>
+          <w:rFonts w:eastAsia="黑体"/>
           <w:b/>
           <w:bCs/>
         </w:rPr>
@@ -100,7 +108,7 @@
       </w:r>
       <w:r>
         <w:rPr>
-          <w:rFonts w:hint="eastAsia"/>
+          <w:rFonts w:hint="eastAsia" w:eastAsia="黑体"/>
           <w:b/>
           <w:bCs/>
         </w:rPr>
@@ -108,6 +116,7 @@
       </w:r>
       <w:r>
         <w:rPr>
+          <w:rFonts w:eastAsia="黑体"/>
           <w:b/>
           <w:bCs/>
         </w:rPr>
@@ -128,11 +137,14 @@
         </m:sSub>
       </m:oMath>
       <w:r>
+        <w:rPr>
+          <w:rFonts w:eastAsia="黑体"/>
+        </w:rPr>
         <w:t xml:space="preserve">、</w:t>
       </w:r>
       <w:r>
         <w:rPr>
-          <w:rFonts w:hint="eastAsia"/>
+          <w:rFonts w:hint="eastAsia" w:eastAsia="黑体"/>
           <w:b/>
           <w:bCs/>
         </w:rPr>
@@ -140,6 +152,7 @@
       </w:r>
       <w:r>
         <w:rPr>
+          <w:rFonts w:eastAsia="黑体"/>
           <w:b/>
           <w:bCs/>
         </w:rPr>
@@ -160,20 +173,26 @@
         </m:sSub>
       </m:oMath>
       <w:r>
+        <w:rPr>
+          <w:rFonts w:eastAsia="黑体"/>
+        </w:rPr>
         <w:t xml:space="preserve"> </w:t>
       </w:r>
       <w:r>
         <w:rPr>
-          <w:rFonts w:hint="eastAsia"/>
+          <w:rFonts w:hint="eastAsia" w:eastAsia="黑体"/>
         </w:rPr>
         <w:t xml:space="preserve">与</w:t>
       </w:r>
       <w:r>
+        <w:rPr>
+          <w:rFonts w:eastAsia="黑体"/>
+        </w:rPr>
         <w:t xml:space="preserve"> </w:t>
       </w:r>
       <w:r>
         <w:rPr>
-          <w:rFonts w:hint="eastAsia"/>
+          <w:rFonts w:hint="eastAsia" w:eastAsia="黑体"/>
           <w:b/>
           <w:bCs/>
         </w:rPr>
@@ -181,6 +200,7 @@
       </w:r>
       <w:r>
         <w:rPr>
+          <w:rFonts w:eastAsia="黑体"/>
           <w:b/>
           <w:bCs/>
         </w:rPr>
@@ -205,6 +225,7 @@
       </m:oMath>
       <w:r>
         <w:rPr>
+          <w:rFonts w:eastAsia="黑体"/>
           <w:b/>
           <w:bCs/>
         </w:rPr>
@@ -231,26 +252,32 @@
         </m:sSub>
       </m:oMath>
       <w:r>
+        <w:rPr>
+          <w:rFonts w:eastAsia="黑体"/>
+        </w:rPr>
         <w:t xml:space="preserve"> </w:t>
       </w:r>
       <w:r>
         <w:rPr>
-          <w:rFonts w:hint="eastAsia"/>
+          <w:rFonts w:hint="eastAsia" w:eastAsia="黑体"/>
         </w:rPr>
         <w:t xml:space="preserve">组成的扩流稳压电路。电路共有</w:t>
       </w:r>
       <w:r>
+        <w:rPr>
+          <w:rFonts w:eastAsia="黑体"/>
+        </w:rPr>
         <w:t xml:space="preserve"> 5 </w:t>
       </w:r>
       <w:r>
         <w:rPr>
-          <w:rFonts w:hint="eastAsia"/>
+          <w:rFonts w:hint="eastAsia" w:eastAsia="黑体"/>
         </w:rPr>
         <w:t xml:space="preserve">个关键节点：</w:t>
       </w:r>
       <w:r>
         <w:rPr>
-          <w:rFonts w:hint="eastAsia"/>
+          <w:rFonts w:hint="eastAsia" w:eastAsia="黑体"/>
           <w:b/>
           <w:bCs/>
         </w:rPr>
@@ -258,6 +285,7 @@
       </w:r>
       <w:r>
         <w:rPr>
+          <w:rFonts w:eastAsia="黑体"/>
           <w:b/>
           <w:bCs/>
         </w:rPr>
@@ -265,7 +293,7 @@
       </w:r>
       <w:r>
         <w:rPr>
-          <w:rFonts w:hint="eastAsia"/>
+          <w:rFonts w:hint="eastAsia" w:eastAsia="黑体"/>
           <w:b/>
           <w:bCs/>
         </w:rPr>
@@ -273,11 +301,14 @@
       </w:r>
       <w:r>
         <w:rPr>
-          <w:rFonts w:hint="eastAsia"/>
+          <w:rFonts w:hint="eastAsia" w:eastAsia="黑体"/>
         </w:rPr>
         <w:t xml:space="preserve">（输入电压</w:t>
       </w:r>
       <w:r>
+        <w:rPr>
+          <w:rFonts w:eastAsia="黑体"/>
+        </w:rPr>
         <w:t xml:space="preserve"> </w:t>
       </w:r>
       <m:oMath>
@@ -298,11 +329,14 @@
         </m:sSub>
       </m:oMath>
       <w:r>
+        <w:rPr>
+          <w:rFonts w:eastAsia="黑体"/>
+        </w:rPr>
         <w:t xml:space="preserve"> </w:t>
       </w:r>
       <w:r>
         <w:rPr>
-          <w:rFonts w:hint="eastAsia"/>
+          <w:rFonts w:hint="eastAsia" w:eastAsia="黑体"/>
         </w:rPr>
         <w:t xml:space="preserve">正端、</w:t>
       </w:r>
@@ -321,15 +355,21 @@
         </m:sSub>
       </m:oMath>
       <w:r>
+        <w:rPr>
+          <w:rFonts w:eastAsia="黑体"/>
+        </w:rPr>
         <w:t xml:space="preserve"> </w:t>
       </w:r>
       <w:r>
         <w:rPr>
-          <w:rFonts w:hint="eastAsia"/>
+          <w:rFonts w:hint="eastAsia" w:eastAsia="黑体"/>
         </w:rPr>
         <w:t xml:space="preserve">的</w:t>
       </w:r>
       <w:r>
+        <w:rPr>
+          <w:rFonts w:eastAsia="黑体"/>
+        </w:rPr>
         <w:t xml:space="preserve"> IN、</w:t>
       </w:r>
       <m:oMath>
@@ -347,15 +387,21 @@
         </m:sSub>
       </m:oMath>
       <w:r>
+        <w:rPr>
+          <w:rFonts w:eastAsia="黑体"/>
+        </w:rPr>
         <w:t xml:space="preserve"> </w:t>
       </w:r>
       <w:r>
         <w:rPr>
-          <w:rFonts w:hint="eastAsia"/>
+          <w:rFonts w:hint="eastAsia" w:eastAsia="黑体"/>
         </w:rPr>
         <w:t xml:space="preserve">的发射极</w:t>
       </w:r>
       <w:r>
+        <w:rPr>
+          <w:rFonts w:eastAsia="黑体"/>
+        </w:rPr>
         <w:t xml:space="preserve"> E、</w:t>
       </w:r>
       <m:oMath>
@@ -376,17 +422,20 @@
         </m:sSub>
       </m:oMath>
       <w:r>
+        <w:rPr>
+          <w:rFonts w:eastAsia="黑体"/>
+        </w:rPr>
         <w:t xml:space="preserve"> </w:t>
       </w:r>
       <w:r>
         <w:rPr>
-          <w:rFonts w:hint="eastAsia"/>
+          <w:rFonts w:hint="eastAsia" w:eastAsia="黑体"/>
         </w:rPr>
         <w:t xml:space="preserve">一端四者相连）；</w:t>
       </w:r>
       <w:r>
         <w:rPr>
-          <w:rFonts w:hint="eastAsia"/>
+          <w:rFonts w:hint="eastAsia" w:eastAsia="黑体"/>
           <w:b/>
           <w:bCs/>
         </w:rPr>
@@ -394,6 +443,7 @@
       </w:r>
       <w:r>
         <w:rPr>
+          <w:rFonts w:eastAsia="黑体"/>
           <w:b/>
           <w:bCs/>
         </w:rPr>
@@ -401,7 +451,7 @@
       </w:r>
       <w:r>
         <w:rPr>
-          <w:rFonts w:hint="eastAsia"/>
+          <w:rFonts w:hint="eastAsia" w:eastAsia="黑体"/>
           <w:b/>
           <w:bCs/>
         </w:rPr>
@@ -409,7 +459,7 @@
       </w:r>
       <w:r>
         <w:rPr>
-          <w:rFonts w:hint="eastAsia"/>
+          <w:rFonts w:hint="eastAsia" w:eastAsia="黑体"/>
         </w:rPr>
         <w:t xml:space="preserve">（</w:t>
       </w:r>
@@ -428,24 +478,33 @@
         </m:sSub>
       </m:oMath>
       <w:r>
+        <w:rPr>
+          <w:rFonts w:eastAsia="黑体"/>
+        </w:rPr>
         <w:t xml:space="preserve"> </w:t>
       </w:r>
       <w:r>
         <w:rPr>
-          <w:rFonts w:hint="eastAsia"/>
+          <w:rFonts w:hint="eastAsia" w:eastAsia="黑体"/>
         </w:rPr>
         <w:t xml:space="preserve">的</w:t>
       </w:r>
       <w:r>
+        <w:rPr>
+          <w:rFonts w:eastAsia="黑体"/>
+        </w:rPr>
         <w:t xml:space="preserve"> OUT </w:t>
       </w:r>
       <w:r>
         <w:rPr>
-          <w:rFonts w:hint="eastAsia"/>
+          <w:rFonts w:hint="eastAsia" w:eastAsia="黑体"/>
         </w:rPr>
         <w:t xml:space="preserve">与</w:t>
       </w:r>
       <w:r>
+        <w:rPr>
+          <w:rFonts w:eastAsia="黑体"/>
+        </w:rPr>
         <w:t xml:space="preserve"> </w:t>
       </w:r>
       <m:oMath>
@@ -463,17 +522,20 @@
         </m:sSub>
       </m:oMath>
       <w:r>
+        <w:rPr>
+          <w:rFonts w:eastAsia="黑体"/>
+        </w:rPr>
         <w:t xml:space="preserve"> </w:t>
       </w:r>
       <w:r>
         <w:rPr>
-          <w:rFonts w:hint="eastAsia"/>
+          <w:rFonts w:hint="eastAsia" w:eastAsia="黑体"/>
         </w:rPr>
         <w:t xml:space="preserve">一端相连）；</w:t>
       </w:r>
       <w:r>
         <w:rPr>
-          <w:rFonts w:hint="eastAsia"/>
+          <w:rFonts w:hint="eastAsia" w:eastAsia="黑体"/>
           <w:b/>
           <w:bCs/>
         </w:rPr>
@@ -481,6 +543,7 @@
       </w:r>
       <w:r>
         <w:rPr>
+          <w:rFonts w:eastAsia="黑体"/>
           <w:b/>
           <w:bCs/>
         </w:rPr>
@@ -488,7 +551,7 @@
       </w:r>
       <w:r>
         <w:rPr>
-          <w:rFonts w:hint="eastAsia"/>
+          <w:rFonts w:hint="eastAsia" w:eastAsia="黑体"/>
           <w:b/>
           <w:bCs/>
         </w:rPr>
@@ -496,7 +559,7 @@
       </w:r>
       <w:r>
         <w:rPr>
-          <w:rFonts w:hint="eastAsia"/>
+          <w:rFonts w:hint="eastAsia" w:eastAsia="黑体"/>
         </w:rPr>
         <w:t xml:space="preserve">（</w:t>
       </w:r>
@@ -515,15 +578,21 @@
         </m:sSub>
       </m:oMath>
       <w:r>
+        <w:rPr>
+          <w:rFonts w:eastAsia="黑体"/>
+        </w:rPr>
         <w:t xml:space="preserve"> </w:t>
       </w:r>
       <w:r>
         <w:rPr>
-          <w:rFonts w:hint="eastAsia"/>
+          <w:rFonts w:hint="eastAsia" w:eastAsia="黑体"/>
         </w:rPr>
         <w:t xml:space="preserve">另一端与</w:t>
       </w:r>
       <w:r>
+        <w:rPr>
+          <w:rFonts w:eastAsia="黑体"/>
+        </w:rPr>
         <w:t xml:space="preserve"> </w:t>
       </w:r>
       <m:oMath>
@@ -541,26 +610,32 @@
         </m:sSub>
       </m:oMath>
       <w:r>
+        <w:rPr>
+          <w:rFonts w:eastAsia="黑体"/>
+        </w:rPr>
         <w:t xml:space="preserve"> </w:t>
       </w:r>
       <w:r>
         <w:rPr>
-          <w:rFonts w:hint="eastAsia"/>
+          <w:rFonts w:hint="eastAsia" w:eastAsia="黑体"/>
         </w:rPr>
         <w:t xml:space="preserve">的基极</w:t>
       </w:r>
       <w:r>
+        <w:rPr>
+          <w:rFonts w:eastAsia="黑体"/>
+        </w:rPr>
         <w:t xml:space="preserve"> B </w:t>
       </w:r>
       <w:r>
         <w:rPr>
-          <w:rFonts w:hint="eastAsia"/>
+          <w:rFonts w:hint="eastAsia" w:eastAsia="黑体"/>
         </w:rPr>
         <w:t xml:space="preserve">相连）；</w:t>
       </w:r>
       <w:r>
         <w:rPr>
-          <w:rFonts w:hint="eastAsia"/>
+          <w:rFonts w:hint="eastAsia" w:eastAsia="黑体"/>
           <w:b/>
           <w:bCs/>
         </w:rPr>
@@ -568,6 +643,7 @@
       </w:r>
       <w:r>
         <w:rPr>
+          <w:rFonts w:eastAsia="黑体"/>
           <w:b/>
           <w:bCs/>
         </w:rPr>
@@ -575,7 +651,7 @@
       </w:r>
       <w:r>
         <w:rPr>
-          <w:rFonts w:hint="eastAsia"/>
+          <w:rFonts w:hint="eastAsia" w:eastAsia="黑体"/>
           <w:b/>
           <w:bCs/>
         </w:rPr>
@@ -583,6 +659,7 @@
       </w:r>
       <w:r>
         <w:rPr>
+          <w:rFonts w:eastAsia="黑体"/>
           <w:b/>
           <w:bCs/>
         </w:rPr>
@@ -610,7 +687,7 @@
       </m:oMath>
       <w:r>
         <w:rPr>
-          <w:rFonts w:hint="eastAsia"/>
+          <w:rFonts w:hint="eastAsia" w:eastAsia="黑体"/>
         </w:rPr>
         <w:t xml:space="preserve">（</w:t>
       </w:r>
@@ -629,15 +706,21 @@
         </m:sSub>
       </m:oMath>
       <w:r>
+        <w:rPr>
+          <w:rFonts w:eastAsia="黑体"/>
+        </w:rPr>
         <w:t xml:space="preserve"> </w:t>
       </w:r>
       <w:r>
         <w:rPr>
-          <w:rFonts w:hint="eastAsia"/>
+          <w:rFonts w:hint="eastAsia" w:eastAsia="黑体"/>
         </w:rPr>
         <w:t xml:space="preserve">的集电极</w:t>
       </w:r>
       <w:r>
+        <w:rPr>
+          <w:rFonts w:eastAsia="黑体"/>
+        </w:rPr>
         <w:t xml:space="preserve"> C、</w:t>
       </w:r>
       <m:oMath>
@@ -661,17 +744,20 @@
         </m:sSub>
       </m:oMath>
       <w:r>
+        <w:rPr>
+          <w:rFonts w:eastAsia="黑体"/>
+        </w:rPr>
         <w:t xml:space="preserve"> </w:t>
       </w:r>
       <w:r>
         <w:rPr>
-          <w:rFonts w:hint="eastAsia"/>
+          <w:rFonts w:hint="eastAsia" w:eastAsia="黑体"/>
         </w:rPr>
         <w:t xml:space="preserve">一端与负载相连）；</w:t>
       </w:r>
       <w:r>
         <w:rPr>
-          <w:rFonts w:hint="eastAsia"/>
+          <w:rFonts w:hint="eastAsia" w:eastAsia="黑体"/>
           <w:b/>
           <w:bCs/>
         </w:rPr>
@@ -679,6 +765,7 @@
       </w:r>
       <w:r>
         <w:rPr>
+          <w:rFonts w:eastAsia="黑体"/>
           <w:b/>
           <w:bCs/>
         </w:rPr>
@@ -686,7 +773,7 @@
       </w:r>
       <w:r>
         <w:rPr>
-          <w:rFonts w:hint="eastAsia"/>
+          <w:rFonts w:hint="eastAsia" w:eastAsia="黑体"/>
           <w:b/>
           <w:bCs/>
         </w:rPr>
@@ -694,6 +781,7 @@
       </w:r>
       <w:r>
         <w:rPr>
+          <w:rFonts w:eastAsia="黑体"/>
           <w:b/>
           <w:bCs/>
         </w:rPr>
@@ -701,7 +789,7 @@
       </w:r>
       <w:r>
         <w:rPr>
-          <w:rFonts w:hint="eastAsia"/>
+          <w:rFonts w:hint="eastAsia" w:eastAsia="黑体"/>
         </w:rPr>
         <w:t xml:space="preserve">（</w:t>
       </w:r>
@@ -720,15 +808,21 @@
         </m:sSub>
       </m:oMath>
       <w:r>
+        <w:rPr>
+          <w:rFonts w:eastAsia="黑体"/>
+        </w:rPr>
         <w:t xml:space="preserve"> </w:t>
       </w:r>
       <w:r>
         <w:rPr>
-          <w:rFonts w:hint="eastAsia"/>
+          <w:rFonts w:hint="eastAsia" w:eastAsia="黑体"/>
         </w:rPr>
         <w:t xml:space="preserve">的公共脚</w:t>
       </w:r>
       <w:r>
+        <w:rPr>
+          <w:rFonts w:eastAsia="黑体"/>
+        </w:rPr>
         <w:t xml:space="preserve"> GND、</w:t>
       </w:r>
       <m:oMath>
@@ -749,11 +843,14 @@
         </m:sSub>
       </m:oMath>
       <w:r>
+        <w:rPr>
+          <w:rFonts w:eastAsia="黑体"/>
+        </w:rPr>
         <w:t xml:space="preserve"> </w:t>
       </w:r>
       <w:r>
         <w:rPr>
-          <w:rFonts w:hint="eastAsia"/>
+          <w:rFonts w:hint="eastAsia" w:eastAsia="黑体"/>
         </w:rPr>
         <w:t xml:space="preserve">另一端、</w:t>
       </w:r>
@@ -778,11 +875,14 @@
         </m:sSub>
       </m:oMath>
       <w:r>
+        <w:rPr>
+          <w:rFonts w:eastAsia="黑体"/>
+        </w:rPr>
         <w:t xml:space="preserve"> </w:t>
       </w:r>
       <w:r>
         <w:rPr>
-          <w:rFonts w:hint="eastAsia"/>
+          <w:rFonts w:hint="eastAsia" w:eastAsia="黑体"/>
         </w:rPr>
         <w:t xml:space="preserve">另一端、</w:t>
       </w:r>
@@ -804,11 +904,14 @@
         </m:sSub>
       </m:oMath>
       <w:r>
+        <w:rPr>
+          <w:rFonts w:eastAsia="黑体"/>
+        </w:rPr>
         <w:t xml:space="preserve"> </w:t>
       </w:r>
       <w:r>
         <w:rPr>
-          <w:rFonts w:hint="eastAsia"/>
+          <w:rFonts w:hint="eastAsia" w:eastAsia="黑体"/>
         </w:rPr>
         <w:t xml:space="preserve">负端四者相连）。</w:t>
       </w:r>
@@ -817,7 +920,7 @@
       <w:pPr/>
       <w:r>
         <w:rPr>
-          <w:rFonts w:hint="eastAsia"/>
+          <w:rFonts w:hint="eastAsia" w:eastAsia="黑体"/>
         </w:rPr>
         <w:t xml:space="preserve">各元件管脚连接：</w:t>
       </w:r>
@@ -836,47 +939,62 @@
         </m:sSub>
       </m:oMath>
       <w:r>
+        <w:rPr>
+          <w:rFonts w:eastAsia="黑体"/>
+        </w:rPr>
         <w:t xml:space="preserve"> </w:t>
       </w:r>
       <w:r>
         <w:rPr>
-          <w:rFonts w:hint="eastAsia"/>
+          <w:rFonts w:hint="eastAsia" w:eastAsia="黑体"/>
         </w:rPr>
         <w:t xml:space="preserve">的</w:t>
       </w:r>
       <w:r>
+        <w:rPr>
+          <w:rFonts w:eastAsia="黑体"/>
+        </w:rPr>
         <w:t xml:space="preserve"> IN </w:t>
       </w:r>
       <w:r>
         <w:rPr>
-          <w:rFonts w:hint="eastAsia"/>
+          <w:rFonts w:hint="eastAsia" w:eastAsia="黑体"/>
         </w:rPr>
         <w:t xml:space="preserve">接输入节点、OUT</w:t>
       </w:r>
       <w:r>
+        <w:rPr>
+          <w:rFonts w:eastAsia="黑体"/>
+        </w:rPr>
         <w:t xml:space="preserve"> </w:t>
       </w:r>
       <w:r>
         <w:rPr>
-          <w:rFonts w:hint="eastAsia"/>
+          <w:rFonts w:hint="eastAsia" w:eastAsia="黑体"/>
         </w:rPr>
         <w:t xml:space="preserve">接稳压器输出节点、公共脚</w:t>
       </w:r>
       <w:r>
+        <w:rPr>
+          <w:rFonts w:eastAsia="黑体"/>
+        </w:rPr>
         <w:t xml:space="preserve"> GND </w:t>
       </w:r>
       <w:r>
         <w:rPr>
-          <w:rFonts w:hint="eastAsia"/>
+          <w:rFonts w:hint="eastAsia" w:eastAsia="黑体"/>
         </w:rPr>
         <w:t xml:space="preserve">接地节点</w:t>
       </w:r>
       <w:r>
+        <w:rPr>
+          <w:rFonts w:eastAsia="黑体"/>
+        </w:rPr>
         <w:t xml:space="preserve"> </w:t>
       </w:r>
       <w:r>
         <w:rPr>
-          <w:rFonts w:hint="eastAsia"/>
+          <w:rFonts w:hint="eastAsia" w:eastAsia="黑体"/>
         </w:rPr>
         <w:t xml:space="preserve">GND；</w:t>
       </w:r>
@@ -896,34 +1014,43 @@
       </m:oMath>
       <w:r>
         <w:rPr>
-          <w:rFonts w:hint="eastAsia"/>
+          <w:rFonts w:hint="eastAsia" w:eastAsia="黑体"/>
         </w:rPr>
         <w:t xml:space="preserve">（PNP）的发射极</w:t>
       </w:r>
       <w:r>
+        <w:rPr>
+          <w:rFonts w:eastAsia="黑体"/>
+        </w:rPr>
         <w:t xml:space="preserve"> E </w:t>
       </w:r>
       <w:r>
         <w:rPr>
-          <w:rFonts w:hint="eastAsia"/>
+          <w:rFonts w:hint="eastAsia" w:eastAsia="黑体"/>
         </w:rPr>
         <w:t xml:space="preserve">接输入节点、集电极</w:t>
       </w:r>
       <w:r>
+        <w:rPr>
+          <w:rFonts w:eastAsia="黑体"/>
+        </w:rPr>
         <w:t xml:space="preserve"> C </w:t>
       </w:r>
       <w:r>
         <w:rPr>
-          <w:rFonts w:hint="eastAsia"/>
+          <w:rFonts w:hint="eastAsia" w:eastAsia="黑体"/>
         </w:rPr>
         <w:t xml:space="preserve">接输出节点、基极</w:t>
       </w:r>
       <w:r>
+        <w:rPr>
+          <w:rFonts w:eastAsia="黑体"/>
+        </w:rPr>
         <w:t xml:space="preserve"> B </w:t>
       </w:r>
       <w:r>
         <w:rPr>
-          <w:rFonts w:hint="eastAsia"/>
+          <w:rFonts w:hint="eastAsia" w:eastAsia="黑体"/>
         </w:rPr>
         <w:t xml:space="preserve">接基极节点；</w:t>
       </w:r>
@@ -942,11 +1069,14 @@
         </m:sSub>
       </m:oMath>
       <w:r>
+        <w:rPr>
+          <w:rFonts w:eastAsia="黑体"/>
+        </w:rPr>
         <w:t xml:space="preserve"> </w:t>
       </w:r>
       <w:r>
         <w:rPr>
-          <w:rFonts w:hint="eastAsia"/>
+          <w:rFonts w:hint="eastAsia" w:eastAsia="黑体"/>
         </w:rPr>
         <w:t xml:space="preserve">一端接稳压器输出节点、另一端接基极节点；</w:t>
       </w:r>
@@ -968,20 +1098,26 @@
         </m:sSub>
       </m:oMath>
       <w:r>
+        <w:rPr>
+          <w:rFonts w:eastAsia="黑体"/>
+        </w:rPr>
         <w:t xml:space="preserve"> </w:t>
       </w:r>
       <w:r>
         <w:rPr>
-          <w:rFonts w:hint="eastAsia"/>
+          <w:rFonts w:hint="eastAsia" w:eastAsia="黑体"/>
         </w:rPr>
         <w:t xml:space="preserve">一端接输入节点、另一端接地节点</w:t>
       </w:r>
       <w:r>
+        <w:rPr>
+          <w:rFonts w:eastAsia="黑体"/>
+        </w:rPr>
         <w:t xml:space="preserve"> </w:t>
       </w:r>
       <w:r>
         <w:rPr>
-          <w:rFonts w:hint="eastAsia"/>
+          <w:rFonts w:hint="eastAsia" w:eastAsia="黑体"/>
         </w:rPr>
         <w:t xml:space="preserve">GND；</w:t>
       </w:r>
@@ -1006,24 +1142,33 @@
         </m:sSub>
       </m:oMath>
       <w:r>
+        <w:rPr>
+          <w:rFonts w:eastAsia="黑体"/>
+        </w:rPr>
         <w:t xml:space="preserve"> </w:t>
       </w:r>
       <w:r>
         <w:rPr>
-          <w:rFonts w:hint="eastAsia"/>
+          <w:rFonts w:hint="eastAsia" w:eastAsia="黑体"/>
         </w:rPr>
         <w:t xml:space="preserve">一端接输出节点、另一端接地节点</w:t>
       </w:r>
       <w:r>
+        <w:rPr>
+          <w:rFonts w:eastAsia="黑体"/>
+        </w:rPr>
         <w:t xml:space="preserve"> </w:t>
       </w:r>
       <w:r>
         <w:rPr>
-          <w:rFonts w:hint="eastAsia"/>
+          <w:rFonts w:hint="eastAsia" w:eastAsia="黑体"/>
         </w:rPr>
         <w:t xml:space="preserve">GND。当负载电流增大、使</w:t>
       </w:r>
       <w:r>
+        <w:rPr>
+          <w:rFonts w:eastAsia="黑体"/>
+        </w:rPr>
         <w:t xml:space="preserve"> </w:t>
       </w:r>
       <m:oMath>
@@ -1041,15 +1186,21 @@
         </m:sSub>
       </m:oMath>
       <w:r>
+        <w:rPr>
+          <w:rFonts w:eastAsia="黑体"/>
+        </w:rPr>
         <w:t xml:space="preserve"> </w:t>
       </w:r>
       <w:r>
         <w:rPr>
-          <w:rFonts w:hint="eastAsia"/>
+          <w:rFonts w:hint="eastAsia" w:eastAsia="黑体"/>
         </w:rPr>
         <w:t xml:space="preserve">输出电流在</w:t>
       </w:r>
       <w:r>
+        <w:rPr>
+          <w:rFonts w:eastAsia="黑体"/>
+        </w:rPr>
         <w:t xml:space="preserve"> </w:t>
       </w:r>
       <m:oMath>
@@ -1067,15 +1218,21 @@
         </m:sSub>
       </m:oMath>
       <w:r>
+        <w:rPr>
+          <w:rFonts w:eastAsia="黑体"/>
+        </w:rPr>
         <w:t xml:space="preserve"> </w:t>
       </w:r>
       <w:r>
         <w:rPr>
-          <w:rFonts w:hint="eastAsia"/>
+          <w:rFonts w:hint="eastAsia" w:eastAsia="黑体"/>
         </w:rPr>
         <w:t xml:space="preserve">上产生约</w:t>
       </w:r>
       <w:r>
+        <w:rPr>
+          <w:rFonts w:eastAsia="黑体"/>
+        </w:rPr>
         <w:t xml:space="preserve"> </w:t>
       </w:r>
       <m:oMath>
@@ -1096,11 +1253,14 @@
         </m:sSub>
       </m:oMath>
       <w:r>
+        <w:rPr>
+          <w:rFonts w:eastAsia="黑体"/>
+        </w:rPr>
         <w:t xml:space="preserve"> </w:t>
       </w:r>
       <w:r>
         <w:rPr>
-          <w:rFonts w:hint="eastAsia"/>
+          <w:rFonts w:hint="eastAsia" w:eastAsia="黑体"/>
         </w:rPr>
         <w:t xml:space="preserve">压降时，</w:t>
       </w:r>
@@ -1119,11 +1279,14 @@
         </m:sSub>
       </m:oMath>
       <w:r>
+        <w:rPr>
+          <w:rFonts w:eastAsia="黑体"/>
+        </w:rPr>
         <w:t xml:space="preserve"> </w:t>
       </w:r>
       <w:r>
         <w:rPr>
-          <w:rFonts w:hint="eastAsia"/>
+          <w:rFonts w:hint="eastAsia" w:eastAsia="黑体"/>
         </w:rPr>
         <w:t xml:space="preserve">导通并接管绝大部分输出电流。</w:t>
       </w:r>
@@ -1132,16 +1295,19 @@
       <w:pPr/>
       <w:r>
         <w:rPr>
-          <w:rFonts w:hint="eastAsia"/>
+          <w:rFonts w:hint="eastAsia" w:eastAsia="黑体"/>
         </w:rPr>
         <w:t xml:space="preserve">由此构成”78xx</w:t>
       </w:r>
       <w:r>
+        <w:rPr>
+          <w:rFonts w:eastAsia="黑体"/>
+        </w:rPr>
         <w:t xml:space="preserve"> </w:t>
       </w:r>
       <w:r>
         <w:rPr>
-          <w:rFonts w:hint="eastAsia"/>
+          <w:rFonts w:hint="eastAsia" w:eastAsia="黑体"/>
         </w:rPr>
         <w:t xml:space="preserve">提供基准与误差放大、</w:t>
       </w:r>
@@ -1160,15 +1326,21 @@
         </m:sSub>
       </m:oMath>
       <w:r>
+        <w:rPr>
+          <w:rFonts w:eastAsia="黑体"/>
+        </w:rPr>
         <w:t xml:space="preserve"> </w:t>
       </w:r>
       <w:r>
         <w:rPr>
-          <w:rFonts w:hint="eastAsia"/>
+          <w:rFonts w:hint="eastAsia" w:eastAsia="黑体"/>
         </w:rPr>
         <w:t xml:space="preserve">上的</w:t>
       </w:r>
       <w:r>
+        <w:rPr>
+          <w:rFonts w:eastAsia="黑体"/>
+        </w:rPr>
         <w:t xml:space="preserve"> </w:t>
       </w:r>
       <m:oMath>
@@ -1189,24 +1361,33 @@
         </m:sSub>
       </m:oMath>
       <w:r>
+        <w:rPr>
+          <w:rFonts w:eastAsia="黑体"/>
+        </w:rPr>
         <w:t xml:space="preserve"> </w:t>
       </w:r>
       <w:r>
         <w:rPr>
-          <w:rFonts w:hint="eastAsia"/>
+          <w:rFonts w:hint="eastAsia" w:eastAsia="黑体"/>
         </w:rPr>
         <w:t xml:space="preserve">压降使</w:t>
       </w:r>
       <w:r>
+        <w:rPr>
+          <w:rFonts w:eastAsia="黑体"/>
+        </w:rPr>
         <w:t xml:space="preserve"> PNP </w:t>
       </w:r>
       <w:r>
         <w:rPr>
-          <w:rFonts w:hint="eastAsia"/>
+          <w:rFonts w:hint="eastAsia" w:eastAsia="黑体"/>
         </w:rPr>
         <w:t xml:space="preserve">调整管并联扩流”的扩流稳压组态，总输出电流主要由</w:t>
       </w:r>
       <w:r>
+        <w:rPr>
+          <w:rFonts w:eastAsia="黑体"/>
+        </w:rPr>
         <w:t xml:space="preserve"> </w:t>
       </w:r>
       <m:oMath>
@@ -1224,15 +1405,21 @@
         </m:sSub>
       </m:oMath>
       <w:r>
+        <w:rPr>
+          <w:rFonts w:eastAsia="黑体"/>
+        </w:rPr>
         <w:t xml:space="preserve"> </w:t>
       </w:r>
       <w:r>
         <w:rPr>
-          <w:rFonts w:hint="eastAsia"/>
+          <w:rFonts w:hint="eastAsia" w:eastAsia="黑体"/>
         </w:rPr>
         <w:t xml:space="preserve">提供（可达数安），输出电压仍由稳压器额定值决定</w:t>
       </w:r>
       <w:r>
+        <w:rPr>
+          <w:rFonts w:eastAsia="黑体"/>
+        </w:rPr>
         <w:t xml:space="preserve"> </w:t>
       </w:r>
       <m:oMath>
@@ -1286,6 +1473,9 @@
         </m:sSub>
       </m:oMath>
       <w:r>
+        <w:rPr>
+          <w:rFonts w:eastAsia="黑体"/>
+        </w:rPr>
         <w:t xml:space="preserve">。</w:t>
       </w:r>
     </w:p>
@@ -1297,7 +1487,7 @@
       </w:pPr>
       <w:r>
         <w:rPr>
-          <w:rFonts w:hint="eastAsia"/>
+          <w:rFonts w:hint="eastAsia" w:eastAsia="黑体"/>
         </w:rPr>
         <w:t xml:space="preserve">工作原理</w:t>
       </w:r>
@@ -1308,11 +1498,14 @@
       </w:pPr>
       <w:r>
         <w:rPr>
-          <w:rFonts w:hint="eastAsia"/>
+          <w:rFonts w:hint="eastAsia" w:eastAsia="黑体"/>
         </w:rPr>
         <w:t xml:space="preserve">三端稳压器承担内部基准与调节，当其输出电流增大、在采样电阻上产生约</w:t>
       </w:r>
       <w:r>
+        <w:rPr>
+          <w:rFonts w:eastAsia="黑体"/>
+        </w:rPr>
         <w:t xml:space="preserve"> </w:t>
       </w:r>
       <m:oMath>
@@ -1333,20 +1526,26 @@
         </m:sSub>
       </m:oMath>
       <w:r>
+        <w:rPr>
+          <w:rFonts w:eastAsia="黑体"/>
+        </w:rPr>
         <w:t xml:space="preserve"> </w:t>
       </w:r>
       <w:r>
         <w:rPr>
-          <w:rFonts w:hint="eastAsia"/>
+          <w:rFonts w:hint="eastAsia" w:eastAsia="黑体"/>
         </w:rPr>
         <w:t xml:space="preserve">压降时，外接</w:t>
       </w:r>
       <w:r>
+        <w:rPr>
+          <w:rFonts w:eastAsia="黑体"/>
+        </w:rPr>
         <w:t xml:space="preserve"> PNP </w:t>
       </w:r>
       <w:r>
         <w:rPr>
-          <w:rFonts w:hint="eastAsia"/>
+          <w:rFonts w:hint="eastAsia" w:eastAsia="黑体"/>
         </w:rPr>
         <w:t xml:space="preserve">调整管导通，输出电流主要由调整管提供，稳压器本身只流过小电流，二者协同维持输出电压稳定。</w:t>
       </w:r>
@@ -1359,7 +1558,7 @@
       </w:pPr>
       <w:r>
         <w:rPr>
-          <w:rFonts w:hint="eastAsia"/>
+          <w:rFonts w:hint="eastAsia" w:eastAsia="黑体"/>
         </w:rPr>
         <w:t xml:space="preserve">关键计算公式</w:t>
       </w:r>
@@ -1373,7 +1572,7 @@
       </w:pPr>
       <w:r>
         <w:rPr>
-          <w:rFonts w:hint="eastAsia"/>
+          <w:rFonts w:hint="eastAsia" w:eastAsia="黑体"/>
         </w:rPr>
         <w:t xml:space="preserve">调整管开始导通的电流（</w:t>
       </w:r>
@@ -1392,11 +1591,14 @@
         </m:sSub>
       </m:oMath>
       <w:r>
+        <w:rPr>
+          <w:rFonts w:eastAsia="黑体"/>
+        </w:rPr>
         <w:t xml:space="preserve"> </w:t>
       </w:r>
       <w:r>
         <w:rPr>
-          <w:rFonts w:hint="eastAsia"/>
+          <w:rFonts w:hint="eastAsia" w:eastAsia="黑体"/>
         </w:rPr>
         <w:t xml:space="preserve">为采样电阻，</w:t>
       </w:r>
@@ -1418,20 +1620,26 @@
         </m:sSub>
       </m:oMath>
       <w:r>
+        <w:rPr>
+          <w:rFonts w:eastAsia="黑体"/>
+        </w:rPr>
         <w:t xml:space="preserve"> </w:t>
       </w:r>
       <w:r>
         <w:rPr>
-          <w:rFonts w:hint="eastAsia"/>
+          <w:rFonts w:hint="eastAsia" w:eastAsia="黑体"/>
         </w:rPr>
         <w:t xml:space="preserve">约</w:t>
       </w:r>
       <w:r>
+        <w:rPr>
+          <w:rFonts w:eastAsia="黑体"/>
+        </w:rPr>
         <w:t xml:space="preserve"> 0.7 </w:t>
       </w:r>
       <w:r>
         <w:rPr>
-          <w:rFonts w:hint="eastAsia"/>
+          <w:rFonts w:hint="eastAsia" w:eastAsia="黑体"/>
         </w:rPr>
         <w:t xml:space="preserve">V）：</w:t>
       </w:r>
@@ -1518,16 +1726,19 @@
       </w:pPr>
       <w:r>
         <w:rPr>
-          <w:rFonts w:hint="eastAsia"/>
+          <w:rFonts w:hint="eastAsia" w:eastAsia="黑体"/>
         </w:rPr>
         <w:t xml:space="preserve">扩展后最大输出电流（β</w:t>
       </w:r>
       <w:r>
+        <w:rPr>
+          <w:rFonts w:eastAsia="黑体"/>
+        </w:rPr>
         <w:t xml:space="preserve"> </w:t>
       </w:r>
       <w:r>
         <w:rPr>
-          <w:rFonts w:hint="eastAsia"/>
+          <w:rFonts w:hint="eastAsia" w:eastAsia="黑体"/>
         </w:rPr>
         <w:t xml:space="preserve">为调整管放大倍数）：</w:t>
       </w:r>
@@ -1659,34 +1870,43 @@
       </w:pPr>
       <w:r>
         <w:rPr>
-          <w:rFonts w:hint="eastAsia"/>
+          <w:rFonts w:hint="eastAsia" w:eastAsia="黑体"/>
         </w:rPr>
         <w:t xml:space="preserve">此式对应</w:t>
       </w:r>
       <w:r>
+        <w:rPr>
+          <w:rFonts w:eastAsia="黑体"/>
+        </w:rPr>
         <w:t xml:space="preserve"> NPN </w:t>
       </w:r>
       <w:r>
         <w:rPr>
-          <w:rFonts w:hint="eastAsia"/>
+          <w:rFonts w:hint="eastAsia" w:eastAsia="黑体"/>
         </w:rPr>
         <w:t xml:space="preserve">扩流接法；若为</w:t>
       </w:r>
       <w:r>
+        <w:rPr>
+          <w:rFonts w:eastAsia="黑体"/>
+        </w:rPr>
         <w:t xml:space="preserve"> PNP </w:t>
       </w:r>
       <w:r>
         <w:rPr>
-          <w:rFonts w:hint="eastAsia"/>
+          <w:rFonts w:hint="eastAsia" w:eastAsia="黑体"/>
         </w:rPr>
         <w:t xml:space="preserve">扩流（78xx</w:t>
       </w:r>
       <w:r>
+        <w:rPr>
+          <w:rFonts w:eastAsia="黑体"/>
+        </w:rPr>
         <w:t xml:space="preserve"> </w:t>
       </w:r>
       <w:r>
         <w:rPr>
-          <w:rFonts w:hint="eastAsia"/>
+          <w:rFonts w:hint="eastAsia" w:eastAsia="黑体"/>
         </w:rPr>
         <w:t xml:space="preserve">常见接法）输出电流关系不同，需按实际电路确定。</w:t>
       </w:r>
@@ -1700,7 +1920,7 @@
       </w:pPr>
       <w:r>
         <w:rPr>
-          <w:rFonts w:hint="eastAsia"/>
+          <w:rFonts w:hint="eastAsia" w:eastAsia="黑体"/>
         </w:rPr>
         <w:t xml:space="preserve">采样电阻选择：</w:t>
       </w:r>
@@ -1787,7 +2007,7 @@
       </w:pPr>
       <w:r>
         <w:rPr>
-          <w:rFonts w:hint="eastAsia"/>
+          <w:rFonts w:hint="eastAsia" w:eastAsia="黑体"/>
         </w:rPr>
         <w:t xml:space="preserve">调整管功耗：</w:t>
       </w:r>
@@ -1982,7 +2202,7 @@
       </w:pPr>
       <w:r>
         <w:rPr>
-          <w:rFonts w:hint="eastAsia"/>
+          <w:rFonts w:hint="eastAsia" w:eastAsia="黑体"/>
         </w:rPr>
         <w:t xml:space="preserve">输出电压（仍由稳压器决定）：</w:t>
       </w:r>
@@ -2079,7 +2299,7 @@
             </w:pPr>
             <w:r>
               <w:rPr>
-                <w:rFonts w:hint="eastAsia"/>
+                <w:rFonts w:hint="eastAsia" w:eastAsia="黑体"/>
               </w:rPr>
               <w:t xml:space="preserve">符号</w:t>
             </w:r>
@@ -2093,7 +2313,7 @@
             </w:pPr>
             <w:r>
               <w:rPr>
-                <w:rFonts w:hint="eastAsia"/>
+                <w:rFonts w:hint="eastAsia" w:eastAsia="黑体"/>
               </w:rPr>
               <w:t xml:space="preserve">含义</w:t>
             </w:r>
@@ -2107,7 +2327,7 @@
             </w:pPr>
             <w:r>
               <w:rPr>
-                <w:rFonts w:hint="eastAsia"/>
+                <w:rFonts w:hint="eastAsia" w:eastAsia="黑体"/>
               </w:rPr>
               <w:t xml:space="preserve">单位</w:t>
             </w:r>
@@ -2136,6 +2356,9 @@
               </m:sSub>
             </m:oMath>
             <w:r>
+              <w:rPr>
+                <w:rFonts w:eastAsia="黑体"/>
+              </w:rPr>
               <w:t xml:space="preserve">​</w:t>
             </w:r>
           </w:p>
@@ -2148,7 +2371,7 @@
             </w:pPr>
             <w:r>
               <w:rPr>
-                <w:rFonts w:hint="eastAsia"/>
+                <w:rFonts w:hint="eastAsia" w:eastAsia="黑体"/>
               </w:rPr>
               <w:t xml:space="preserve">采样电阻</w:t>
             </w:r>
@@ -2161,6 +2384,9 @@
               <w:pStyle w:val="Compact"/>
             </w:pPr>
             <w:r>
+              <w:rPr>
+                <w:rFonts w:eastAsia="黑体"/>
+              </w:rPr>
               <w:t xml:space="preserve">Ω</w:t>
             </w:r>
           </w:p>
@@ -2191,6 +2417,9 @@
               </m:sSub>
             </m:oMath>
             <w:r>
+              <w:rPr>
+                <w:rFonts w:eastAsia="黑体"/>
+              </w:rPr>
               <w:t xml:space="preserve">​</w:t>
             </w:r>
           </w:p>
@@ -2203,16 +2432,19 @@
             </w:pPr>
             <w:r>
               <w:rPr>
-                <w:rFonts w:hint="eastAsia"/>
+                <w:rFonts w:hint="eastAsia" w:eastAsia="黑体"/>
               </w:rPr>
               <w:t xml:space="preserve">调整管基射极压降（约</w:t>
             </w:r>
             <w:r>
+              <w:rPr>
+                <w:rFonts w:eastAsia="黑体"/>
+              </w:rPr>
               <w:t xml:space="preserve"> 0.7 </w:t>
             </w:r>
             <w:r>
               <w:rPr>
-                <w:rFonts w:hint="eastAsia"/>
+                <w:rFonts w:hint="eastAsia" w:eastAsia="黑体"/>
               </w:rPr>
               <w:t xml:space="preserve">V）</w:t>
             </w:r>
@@ -2225,6 +2457,9 @@
               <w:pStyle w:val="Compact"/>
             </w:pPr>
             <w:r>
+              <w:rPr>
+                <w:rFonts w:eastAsia="黑体"/>
+              </w:rPr>
               <w:t xml:space="preserve">V</w:t>
             </w:r>
           </w:p>
@@ -2258,6 +2493,9 @@
               </m:sSub>
             </m:oMath>
             <w:r>
+              <w:rPr>
+                <w:rFonts w:eastAsia="黑体"/>
+              </w:rPr>
               <w:t xml:space="preserve">​</w:t>
             </w:r>
           </w:p>
@@ -2270,7 +2508,7 @@
             </w:pPr>
             <w:r>
               <w:rPr>
-                <w:rFonts w:hint="eastAsia"/>
+                <w:rFonts w:hint="eastAsia" w:eastAsia="黑体"/>
               </w:rPr>
               <w:t xml:space="preserve">稳压器自身输出电流</w:t>
             </w:r>
@@ -2283,6 +2521,9 @@
               <w:pStyle w:val="Compact"/>
             </w:pPr>
             <w:r>
+              <w:rPr>
+                <w:rFonts w:eastAsia="黑体"/>
+              </w:rPr>
               <w:t xml:space="preserve">A</w:t>
             </w:r>
           </w:p>
@@ -2316,6 +2557,9 @@
               </m:sSub>
             </m:oMath>
             <w:r>
+              <w:rPr>
+                <w:rFonts w:eastAsia="黑体"/>
+              </w:rPr>
               <w:t xml:space="preserve">​</w:t>
             </w:r>
           </w:p>
@@ -2328,7 +2572,7 @@
             </w:pPr>
             <w:r>
               <w:rPr>
-                <w:rFonts w:hint="eastAsia"/>
+                <w:rFonts w:hint="eastAsia" w:eastAsia="黑体"/>
               </w:rPr>
               <w:t xml:space="preserve">扩展后总输出电流</w:t>
             </w:r>
@@ -2341,6 +2585,9 @@
               <w:pStyle w:val="Compact"/>
             </w:pPr>
             <w:r>
+              <w:rPr>
+                <w:rFonts w:eastAsia="黑体"/>
+              </w:rPr>
               <w:t xml:space="preserve">A</w:t>
             </w:r>
           </w:p>
@@ -2359,6 +2606,9 @@
               </m:r>
             </m:oMath>
             <w:r>
+              <w:rPr>
+                <w:rFonts w:eastAsia="黑体"/>
+              </w:rPr>
               <w:t xml:space="preserve">​</w:t>
             </w:r>
           </w:p>
@@ -2371,7 +2621,7 @@
             </w:pPr>
             <w:r>
               <w:rPr>
-                <w:rFonts w:hint="eastAsia"/>
+                <w:rFonts w:hint="eastAsia" w:eastAsia="黑体"/>
               </w:rPr>
               <w:t xml:space="preserve">调整管电流放大倍数</w:t>
             </w:r>
@@ -2384,6 +2634,9 @@
               <w:pStyle w:val="Compact"/>
             </w:pPr>
             <w:r>
+              <w:rPr>
+                <w:rFonts w:eastAsia="黑体"/>
+              </w:rPr>
               <w:t xml:space="preserve">—</w:t>
             </w:r>
           </w:p>
@@ -2411,6 +2664,9 @@
               </m:sSub>
             </m:oMath>
             <w:r>
+              <w:rPr>
+                <w:rFonts w:eastAsia="黑体"/>
+              </w:rPr>
               <w:t xml:space="preserve">​</w:t>
             </w:r>
           </w:p>
@@ -2423,7 +2679,7 @@
             </w:pPr>
             <w:r>
               <w:rPr>
-                <w:rFonts w:hint="eastAsia"/>
+                <w:rFonts w:hint="eastAsia" w:eastAsia="黑体"/>
               </w:rPr>
               <w:t xml:space="preserve">调整管功耗</w:t>
             </w:r>
@@ -2436,6 +2692,9 @@
               <w:pStyle w:val="Compact"/>
             </w:pPr>
             <w:r>
+              <w:rPr>
+                <w:rFonts w:eastAsia="黑体"/>
+              </w:rPr>
               <w:t xml:space="preserve">W</w:t>
             </w:r>
           </w:p>
@@ -2450,7 +2709,7 @@
       </w:pPr>
       <w:r>
         <w:rPr>
-          <w:rFonts w:hint="eastAsia"/>
+          <w:rFonts w:hint="eastAsia" w:eastAsia="黑体"/>
         </w:rPr>
         <w:t xml:space="preserve">元件调整影响</w:t>
       </w:r>
@@ -2479,6 +2738,7 @@
       </m:oMath>
       <w:r>
         <w:rPr>
+          <w:rFonts w:eastAsia="黑体"/>
           <w:b/>
           <w:bCs/>
         </w:rPr>
@@ -2486,20 +2746,27 @@
       </w:r>
       <w:r>
         <w:rPr>
+          <w:rFonts w:eastAsia="黑体"/>
           <w:b/>
           <w:bCs/>
         </w:rPr>
         <w:t xml:space="preserve">↓</w:t>
       </w:r>
       <w:r>
+        <w:rPr>
+          <w:rFonts w:eastAsia="黑体"/>
+        </w:rPr>
         <w:t xml:space="preserve"> </w:t>
       </w:r>
       <w:r>
+        <w:rPr>
+          <w:rFonts w:eastAsia="黑体"/>
+        </w:rPr>
         <w:t xml:space="preserve">→ </w:t>
       </w:r>
       <w:r>
         <w:rPr>
-          <w:rFonts w:hint="eastAsia"/>
+          <w:rFonts w:hint="eastAsia" w:eastAsia="黑体"/>
         </w:rPr>
         <w:t xml:space="preserve">调整管更晚导通、稳压器承担的电流更大，扩流作用减弱。</w:t>
       </w:r>
@@ -2528,6 +2795,7 @@
       </m:oMath>
       <w:r>
         <w:rPr>
+          <w:rFonts w:eastAsia="黑体"/>
           <w:b/>
           <w:bCs/>
         </w:rPr>
@@ -2535,20 +2803,27 @@
       </w:r>
       <w:r>
         <w:rPr>
+          <w:rFonts w:eastAsia="黑体"/>
           <w:b/>
           <w:bCs/>
         </w:rPr>
         <w:t xml:space="preserve">↑</w:t>
       </w:r>
       <w:r>
+        <w:rPr>
+          <w:rFonts w:eastAsia="黑体"/>
+        </w:rPr>
         <w:t xml:space="preserve"> </w:t>
       </w:r>
       <w:r>
+        <w:rPr>
+          <w:rFonts w:eastAsia="黑体"/>
+        </w:rPr>
         <w:t xml:space="preserve">→ </w:t>
       </w:r>
       <w:r>
         <w:rPr>
-          <w:rFonts w:hint="eastAsia"/>
+          <w:rFonts w:hint="eastAsia" w:eastAsia="黑体"/>
         </w:rPr>
         <w:t xml:space="preserve">扩流启动更早，但采样电阻压降与功耗增加。</w:t>
       </w:r>
@@ -2568,6 +2843,7 @@
       </m:oMath>
       <w:r>
         <w:rPr>
+          <w:rFonts w:eastAsia="黑体"/>
           <w:b/>
           <w:bCs/>
         </w:rPr>
@@ -2575,21 +2851,27 @@
       </w:r>
       <w:r>
         <w:rPr>
-          <w:rFonts w:hint="eastAsia"/>
+          <w:rFonts w:hint="eastAsia" w:eastAsia="黑体"/>
           <w:b/>
           <w:bCs/>
         </w:rPr>
         <w:t xml:space="preserve">大或达林顿管</w:t>
       </w:r>
       <w:r>
+        <w:rPr>
+          <w:rFonts w:eastAsia="黑体"/>
+        </w:rPr>
         <w:t xml:space="preserve"> </w:t>
       </w:r>
       <w:r>
+        <w:rPr>
+          <w:rFonts w:eastAsia="黑体"/>
+        </w:rPr>
         <w:t xml:space="preserve">→ </w:t>
       </w:r>
       <w:r>
         <w:rPr>
-          <w:rFonts w:hint="eastAsia"/>
+          <w:rFonts w:hint="eastAsia" w:eastAsia="黑体"/>
         </w:rPr>
         <w:t xml:space="preserve">扩展电流能力更强。</w:t>
       </w:r>
@@ -2657,6 +2939,7 @@
       </m:oMath>
       <w:r>
         <w:rPr>
+          <w:rFonts w:eastAsia="黑体"/>
           <w:b/>
           <w:bCs/>
         </w:rPr>
@@ -2664,20 +2947,27 @@
       </w:r>
       <w:r>
         <w:rPr>
+          <w:rFonts w:eastAsia="黑体"/>
           <w:b/>
           <w:bCs/>
         </w:rPr>
         <w:t xml:space="preserve">↑</w:t>
       </w:r>
       <w:r>
+        <w:rPr>
+          <w:rFonts w:eastAsia="黑体"/>
+        </w:rPr>
         <w:t xml:space="preserve"> </w:t>
       </w:r>
       <w:r>
+        <w:rPr>
+          <w:rFonts w:eastAsia="黑体"/>
+        </w:rPr>
         <w:t xml:space="preserve">→ </w:t>
       </w:r>
       <w:r>
         <w:rPr>
-          <w:rFonts w:hint="eastAsia"/>
+          <w:rFonts w:hint="eastAsia" w:eastAsia="黑体"/>
         </w:rPr>
         <w:t xml:space="preserve">调整管功耗快速增大，必须加强散热。</w:t>
       </w:r>
@@ -2690,7 +2980,7 @@
       </w:pPr>
       <w:r>
         <w:rPr>
-          <w:rFonts w:hint="eastAsia"/>
+          <w:rFonts w:hint="eastAsia" w:eastAsia="黑体"/>
         </w:rPr>
         <w:t xml:space="preserve">典型参数示例</w:t>
       </w:r>
@@ -2705,20 +2995,26 @@
       </w:pPr>
       <w:r>
         <w:rPr>
-          <w:rFonts w:hint="eastAsia"/>
+          <w:rFonts w:hint="eastAsia" w:eastAsia="黑体"/>
         </w:rPr>
         <w:t xml:space="preserve">用</w:t>
       </w:r>
       <w:r>
+        <w:rPr>
+          <w:rFonts w:eastAsia="黑体"/>
+        </w:rPr>
         <w:t xml:space="preserve"> 7805 + PNP </w:t>
       </w:r>
       <w:r>
         <w:rPr>
-          <w:rFonts w:hint="eastAsia"/>
+          <w:rFonts w:hint="eastAsia" w:eastAsia="黑体"/>
         </w:rPr>
         <w:t xml:space="preserve">管扩流，取</w:t>
       </w:r>
       <w:r>
+        <w:rPr>
+          <w:rFonts w:eastAsia="黑体"/>
+        </w:rPr>
         <w:t xml:space="preserve"> </w:t>
       </w:r>
       <m:oMath>
@@ -2755,7 +3051,7 @@
       </m:oMath>
       <w:r>
         <w:rPr>
-          <w:rFonts w:hint="eastAsia"/>
+          <w:rFonts w:hint="eastAsia" w:eastAsia="黑体"/>
         </w:rPr>
         <w:t xml:space="preserve">：</w:t>
       </w:r>
@@ -2820,11 +3116,14 @@
         </m:r>
       </m:oMath>
       <w:r>
+        <w:rPr>
+          <w:rFonts w:eastAsia="黑体"/>
+        </w:rPr>
         <w:t xml:space="preserve"> </w:t>
       </w:r>
       <w:r>
         <w:rPr>
-          <w:rFonts w:hint="eastAsia"/>
+          <w:rFonts w:hint="eastAsia" w:eastAsia="黑体"/>
         </w:rPr>
         <w:t xml:space="preserve">时调整管开始接管电流。</w:t>
       </w:r>
@@ -2839,11 +3138,14 @@
       </w:pPr>
       <w:r>
         <w:rPr>
-          <w:rFonts w:hint="eastAsia"/>
+          <w:rFonts w:hint="eastAsia" w:eastAsia="黑体"/>
         </w:rPr>
         <w:t xml:space="preserve">取</w:t>
       </w:r>
       <w:r>
+        <w:rPr>
+          <w:rFonts w:eastAsia="黑体"/>
+        </w:rPr>
         <w:t xml:space="preserve"> </w:t>
       </w:r>
       <m:oMath>
@@ -2862,20 +3164,26 @@
       </m:oMath>
       <w:r>
         <w:rPr>
-          <w:rFonts w:hint="eastAsia"/>
+          <w:rFonts w:hint="eastAsia" w:eastAsia="黑体"/>
         </w:rPr>
         <w:t xml:space="preserve">，扩流后输出电流主要由外接</w:t>
       </w:r>
       <w:r>
+        <w:rPr>
+          <w:rFonts w:eastAsia="黑体"/>
+        </w:rPr>
         <w:t xml:space="preserve"> PNP </w:t>
       </w:r>
       <w:r>
         <w:rPr>
-          <w:rFonts w:hint="eastAsia"/>
+          <w:rFonts w:hint="eastAsia" w:eastAsia="黑体"/>
         </w:rPr>
         <w:t xml:space="preserve">调整管提供，典型可达数安级（受调整管额定电流与散热限制）。注意上式</w:t>
       </w:r>
       <w:r>
+        <w:rPr>
+          <w:rFonts w:eastAsia="黑体"/>
+        </w:rPr>
         <w:t xml:space="preserve"> </w:t>
       </w:r>
       <m:oMath>
@@ -2968,29 +3276,38 @@
         </m:r>
       </m:oMath>
       <w:r>
+        <w:rPr>
+          <w:rFonts w:eastAsia="黑体"/>
+        </w:rPr>
         <w:t xml:space="preserve"> </w:t>
       </w:r>
       <w:r>
         <w:rPr>
-          <w:rFonts w:hint="eastAsia"/>
+          <w:rFonts w:hint="eastAsia" w:eastAsia="黑体"/>
         </w:rPr>
         <w:t xml:space="preserve">对应</w:t>
       </w:r>
       <w:r>
+        <w:rPr>
+          <w:rFonts w:eastAsia="黑体"/>
+        </w:rPr>
         <w:t xml:space="preserve"> NPN </w:t>
       </w:r>
       <w:r>
         <w:rPr>
-          <w:rFonts w:hint="eastAsia"/>
+          <w:rFonts w:hint="eastAsia" w:eastAsia="黑体"/>
         </w:rPr>
         <w:t xml:space="preserve">扩流接法，PNP</w:t>
       </w:r>
       <w:r>
+        <w:rPr>
+          <w:rFonts w:eastAsia="黑体"/>
+        </w:rPr>
         <w:t xml:space="preserve"> </w:t>
       </w:r>
       <w:r>
         <w:rPr>
-          <w:rFonts w:hint="eastAsia"/>
+          <w:rFonts w:hint="eastAsia" w:eastAsia="黑体"/>
         </w:rPr>
         <w:t xml:space="preserve">扩流的电流关系需按实际电路另算，不宜直接套用。</w:t>
       </w:r>
@@ -3003,7 +3320,7 @@
       </w:pPr>
       <w:r>
         <w:rPr>
-          <w:rFonts w:hint="eastAsia"/>
+          <w:rFonts w:hint="eastAsia" w:eastAsia="黑体"/>
         </w:rPr>
         <w:t xml:space="preserve">常见器件型号</w:t>
       </w:r>
@@ -3018,16 +3335,19 @@
       </w:pPr>
       <w:r>
         <w:rPr>
-          <w:rFonts w:hint="eastAsia"/>
+          <w:rFonts w:hint="eastAsia" w:eastAsia="黑体"/>
         </w:rPr>
         <w:t xml:space="preserve">主稳压器：7805、7809、7812；LM317</w:t>
       </w:r>
       <w:r>
+        <w:rPr>
+          <w:rFonts w:eastAsia="黑体"/>
+        </w:rPr>
         <w:t xml:space="preserve"> </w:t>
       </w:r>
       <w:r>
         <w:rPr>
-          <w:rFonts w:hint="eastAsia"/>
+          <w:rFonts w:hint="eastAsia" w:eastAsia="黑体"/>
         </w:rPr>
         <w:t xml:space="preserve">亦可扩流。</w:t>
       </w:r>
@@ -3042,16 +3362,19 @@
       </w:pPr>
       <w:r>
         <w:rPr>
-          <w:rFonts w:hint="eastAsia"/>
+          <w:rFonts w:hint="eastAsia" w:eastAsia="黑体"/>
         </w:rPr>
         <w:t xml:space="preserve">调整管：TIP42、2N2955、MJ2955（PNP</w:t>
       </w:r>
       <w:r>
+        <w:rPr>
+          <w:rFonts w:eastAsia="黑体"/>
+        </w:rPr>
         <w:t xml:space="preserve"> </w:t>
       </w:r>
       <w:r>
         <w:rPr>
-          <w:rFonts w:hint="eastAsia"/>
+          <w:rFonts w:hint="eastAsia" w:eastAsia="黑体"/>
         </w:rPr>
         <w:t xml:space="preserve">大功率）。</w:t>
       </w:r>
@@ -3066,16 +3389,19 @@
       </w:pPr>
       <w:r>
         <w:rPr>
-          <w:rFonts w:hint="eastAsia"/>
+          <w:rFonts w:hint="eastAsia" w:eastAsia="黑体"/>
         </w:rPr>
         <w:t xml:space="preserve">达林顿</w:t>
       </w:r>
       <w:r>
+        <w:rPr>
+          <w:rFonts w:eastAsia="黑体"/>
+        </w:rPr>
         <w:t xml:space="preserve"> </w:t>
       </w:r>
       <w:r>
         <w:rPr>
-          <w:rFonts w:hint="eastAsia"/>
+          <w:rFonts w:hint="eastAsia" w:eastAsia="黑体"/>
         </w:rPr>
         <w:t xml:space="preserve">PNP：TIP147（更大电流）。</w:t>
       </w:r>
@@ -3088,7 +3414,7 @@
       </w:pPr>
       <w:r>
         <w:rPr>
-          <w:rFonts w:hint="eastAsia"/>
+          <w:rFonts w:hint="eastAsia" w:eastAsia="黑体"/>
         </w:rPr>
         <w:t xml:space="preserve">注意事项</w:t>
       </w:r>
@@ -3103,7 +3429,7 @@
       </w:pPr>
       <w:r>
         <w:rPr>
-          <w:rFonts w:hint="eastAsia"/>
+          <w:rFonts w:hint="eastAsia" w:eastAsia="黑体"/>
         </w:rPr>
         <w:t xml:space="preserve">输出端总电流通过外接调整管，其功耗与散热必须严格核算并加装散热片。</w:t>
       </w:r>
@@ -3118,7 +3444,7 @@
       </w:pPr>
       <w:r>
         <w:rPr>
-          <w:rFonts w:hint="eastAsia"/>
+          <w:rFonts w:hint="eastAsia" w:eastAsia="黑体"/>
         </w:rPr>
         <w:t xml:space="preserve">采样电阻功率要足够（</w:t>
       </w:r>
@@ -3170,7 +3496,7 @@
       </m:oMath>
       <w:r>
         <w:rPr>
-          <w:rFonts w:hint="eastAsia"/>
+          <w:rFonts w:hint="eastAsia" w:eastAsia="黑体"/>
         </w:rPr>
         <w:t xml:space="preserve">），且扩流会轻微影响负载调整率。</w:t>
       </w:r>
@@ -3185,7 +3511,7 @@
       </w:pPr>
       <w:r>
         <w:rPr>
-          <w:rFonts w:hint="eastAsia"/>
+          <w:rFonts w:hint="eastAsia" w:eastAsia="黑体"/>
         </w:rPr>
         <w:t xml:space="preserve">扩流后上电冲击电流大，需注意输入电容与限流/短路保护。</w:t>
       </w:r>
@@ -3198,7 +3524,7 @@
       </w:pPr>
       <w:r>
         <w:rPr>
-          <w:rFonts w:hint="eastAsia"/>
+          <w:rFonts w:hint="eastAsia" w:eastAsia="黑体"/>
         </w:rPr>
         <w:t xml:space="preserve">参考资料</w:t>
       </w:r>
@@ -3213,7 +3539,7 @@
       </w:pPr>
       <w:r>
         <w:rPr>
-          <w:rFonts w:hint="eastAsia"/>
+          <w:rFonts w:hint="eastAsia" w:eastAsia="黑体"/>
         </w:rPr>
         <w:t xml:space="preserve">《模拟电子技术基础》（童诗白、华成英）。</w:t>
       </w:r>
@@ -3227,29 +3553,38 @@
         </w:numPr>
       </w:pPr>
       <w:r>
+        <w:rPr>
+          <w:rFonts w:eastAsia="黑体"/>
+        </w:rPr>
         <w:t xml:space="preserve">TI </w:t>
       </w:r>
       <w:r>
         <w:rPr>
-          <w:rFonts w:hint="eastAsia"/>
+          <w:rFonts w:hint="eastAsia" w:eastAsia="黑体"/>
         </w:rPr>
         <w:t xml:space="preserve">应用笔记（78xx</w:t>
       </w:r>
       <w:r>
+        <w:rPr>
+          <w:rFonts w:eastAsia="黑体"/>
+        </w:rPr>
         <w:t xml:space="preserve"> </w:t>
       </w:r>
       <w:r>
         <w:rPr>
-          <w:rFonts w:hint="eastAsia"/>
+          <w:rFonts w:hint="eastAsia" w:eastAsia="黑体"/>
         </w:rPr>
         <w:t xml:space="preserve">扩流电路，Power</w:t>
       </w:r>
       <w:r>
+        <w:rPr>
+          <w:rFonts w:eastAsia="黑体"/>
+        </w:rPr>
         <w:t xml:space="preserve"> Supply </w:t>
       </w:r>
       <w:r>
         <w:rPr>
-          <w:rFonts w:hint="eastAsia"/>
+          <w:rFonts w:hint="eastAsia" w:eastAsia="黑体"/>
         </w:rPr>
         <w:t xml:space="preserve">Design）。</w:t>
       </w:r>
@@ -3263,6 +3598,9 @@
         </w:numPr>
       </w:pPr>
       <w:r>
+        <w:rPr>
+          <w:rFonts w:eastAsia="黑体"/>
+        </w:rPr>
         <w:t xml:space="preserve">Wikipedia: Linear regulator。</w:t>
       </w:r>
     </w:p>
@@ -3275,11 +3613,11 @@
       </w:pPr>
       <w:r>
         <w:rPr>
-          <w:rFonts w:ascii="Times New Roman" w:hAnsi="Times New Roman"/>
+          <w:rFonts w:ascii="Times New Roman" w:hAnsi="Times New Roman" w:eastAsia="黑体"/>
           <w:color w:val="555555"/>
           <w:sz w:val="21"/>
         </w:rPr>
-        <w:t>材料收集者：杜文杰</w:t>
+        <w:t>材料收集者：杜文杰，WX手机：19519196569，QQ:3478827729</w:t>
       </w:r>
     </w:p>
     <w:sectPr>
@@ -3299,7 +3637,7 @@
 </file>
 
 <file path=word/footer1.xml><?xml version="1.0" encoding="utf-8"?>
-<w:ftr xmlns:m="http://schemas.openxmlformats.org/officeDocument/2006/math" xmlns:mc="http://schemas.openxmlformats.org/markup-compatibility/2006" xmlns:mo="http://schemas.microsoft.com/office/mac/office/2008/main" xmlns:mv="urn:schemas-microsoft-com:mac:vml" xmlns:o="urn:schemas-microsoft-com:office:office" xmlns:r="http://schemas.openxmlformats.org/officeDocument/2006/relationships" xmlns:v="urn:schemas-microsoft-com:vml" xmlns:w10="urn:schemas-microsoft-com:office:word" xmlns:w14="http://schemas.microsoft.com/office/word/2010/wordml" xmlns:w="http://schemas.openxmlformats.org/wordprocessingml/2006/main" xmlns:wne="http://schemas.microsoft.com/office/word/2006/wordml" xmlns:wp14="http://schemas.microsoft.com/office/word/2010/wordprocessingDrawing" xmlns:wp="http://schemas.openxmlformats.org/drawingml/2006/wordprocessingDrawing" xmlns:wpc="http://schemas.microsoft.com/office/word/2010/wordprocessingCanvas" xmlns:wpg="http://schemas.microsoft.com/office/word/2010/wordprocessingGroup" xmlns:wpi="http://schemas.microsoft.com/office/word/2010/wordprocessingInk" xmlns:wps="http://schemas.microsoft.com/office/word/2010/wordprocessingShape" mc:Ignorable="w14 wp14">
+<w:ftr xmlns:mc="http://schemas.openxmlformats.org/markup-compatibility/2006" xmlns:w="http://schemas.openxmlformats.org/wordprocessingml/2006/main" xmlns:m="http://schemas.openxmlformats.org/officeDocument/2006/math" xmlns:mo="http://schemas.microsoft.com/office/mac/office/2008/main" xmlns:mv="urn:schemas-microsoft-com:mac:vml" xmlns:o="urn:schemas-microsoft-com:office:office" xmlns:r="http://schemas.openxmlformats.org/officeDocument/2006/relationships" xmlns:v="urn:schemas-microsoft-com:vml" xmlns:w10="urn:schemas-microsoft-com:office:word" xmlns:w14="http://schemas.microsoft.com/office/word/2010/wordml" xmlns:wne="http://schemas.microsoft.com/office/word/2006/wordml" xmlns:wp14="http://schemas.microsoft.com/office/word/2010/wordprocessingDrawing" xmlns:wp="http://schemas.openxmlformats.org/drawingml/2006/wordprocessingDrawing" xmlns:wpc="http://schemas.microsoft.com/office/word/2010/wordprocessingCanvas" xmlns:wpg="http://schemas.microsoft.com/office/word/2010/wordprocessingGroup" xmlns:wpi="http://schemas.microsoft.com/office/word/2010/wordprocessingInk" xmlns:wps="http://schemas.microsoft.com/office/word/2010/wordprocessingShape" mc:Ignorable="w14 wp14">
   <w:p>
     <w:pPr>
       <w:pStyle w:val="Footer"/>
@@ -3307,12 +3645,14 @@
     </w:pPr>
     <w:r>
       <w:rPr>
+        <w:rFonts w:eastAsia="黑体"/>
         <w:sz w:val="18"/>
       </w:rPr>
       <w:t xml:space="preserve">第 </w:t>
     </w:r>
     <w:r>
       <w:rPr>
+        <w:rFonts w:eastAsia="黑体"/>
         <w:sz w:val="18"/>
       </w:rPr>
       <w:fldChar w:fldCharType="begin"/>
@@ -3321,6 +3661,7 @@
     </w:r>
     <w:r>
       <w:rPr>
+        <w:rFonts w:eastAsia="黑体"/>
         <w:sz w:val="18"/>
       </w:rPr>
       <w:t xml:space="preserve"> 页</w:t>
@@ -3334,6 +3675,9 @@
   <w:footnote w:type="continuationSeparator" w:id="0">
     <w:p>
       <w:r>
+        <w:rPr>
+          <w:rFonts w:eastAsia="黑体"/>
+        </w:rPr>
         <w:continuationSeparator/>
       </w:r>
     </w:p>
@@ -3341,6 +3685,9 @@
   <w:footnote w:type="separator" w:id="-1">
     <w:p>
       <w:r>
+        <w:rPr>
+          <w:rFonts w:eastAsia="黑体"/>
+        </w:rPr>
         <w:separator/>
       </w:r>
     </w:p>
@@ -3349,7 +3696,7 @@
 </file>
 
 <file path=word/header1.xml><?xml version="1.0" encoding="utf-8"?>
-<w:hdr xmlns:m="http://schemas.openxmlformats.org/officeDocument/2006/math" xmlns:mc="http://schemas.openxmlformats.org/markup-compatibility/2006" xmlns:mo="http://schemas.microsoft.com/office/mac/office/2008/main" xmlns:mv="urn:schemas-microsoft-com:mac:vml" xmlns:o="urn:schemas-microsoft-com:office:office" xmlns:r="http://schemas.openxmlformats.org/officeDocument/2006/relationships" xmlns:v="urn:schemas-microsoft-com:vml" xmlns:w10="urn:schemas-microsoft-com:office:word" xmlns:w14="http://schemas.microsoft.com/office/word/2010/wordml" xmlns:w="http://schemas.openxmlformats.org/wordprocessingml/2006/main" xmlns:wne="http://schemas.microsoft.com/office/word/2006/wordml" xmlns:wp14="http://schemas.microsoft.com/office/word/2010/wordprocessingDrawing" xmlns:wp="http://schemas.openxmlformats.org/drawingml/2006/wordprocessingDrawing" xmlns:wpc="http://schemas.microsoft.com/office/word/2010/wordprocessingCanvas" xmlns:wpg="http://schemas.microsoft.com/office/word/2010/wordprocessingGroup" xmlns:wpi="http://schemas.microsoft.com/office/word/2010/wordprocessingInk" xmlns:wps="http://schemas.microsoft.com/office/word/2010/wordprocessingShape" mc:Ignorable="w14 wp14">
+<w:hdr xmlns:mc="http://schemas.openxmlformats.org/markup-compatibility/2006" xmlns:w="http://schemas.openxmlformats.org/wordprocessingml/2006/main" xmlns:m="http://schemas.openxmlformats.org/officeDocument/2006/math" xmlns:mo="http://schemas.microsoft.com/office/mac/office/2008/main" xmlns:mv="urn:schemas-microsoft-com:mac:vml" xmlns:o="urn:schemas-microsoft-com:office:office" xmlns:r="http://schemas.openxmlformats.org/officeDocument/2006/relationships" xmlns:v="urn:schemas-microsoft-com:vml" xmlns:w10="urn:schemas-microsoft-com:office:word" xmlns:w14="http://schemas.microsoft.com/office/word/2010/wordml" xmlns:wne="http://schemas.microsoft.com/office/word/2006/wordml" xmlns:wp14="http://schemas.microsoft.com/office/word/2010/wordprocessingDrawing" xmlns:wp="http://schemas.openxmlformats.org/drawingml/2006/wordprocessingDrawing" xmlns:wpc="http://schemas.microsoft.com/office/word/2010/wordprocessingCanvas" xmlns:wpg="http://schemas.microsoft.com/office/word/2010/wordprocessingGroup" xmlns:wpi="http://schemas.microsoft.com/office/word/2010/wordprocessingInk" xmlns:wps="http://schemas.microsoft.com/office/word/2010/wordprocessingShape" mc:Ignorable="w14 wp14">
   <w:p>
     <w:pPr>
       <w:pStyle w:val="Header"/>
@@ -3357,7 +3704,7 @@
     </w:pPr>
     <w:r>
       <w:rPr>
-        <w:rFonts w:ascii="Times New Roman" w:hAnsi="Times New Roman"/>
+        <w:rFonts w:ascii="Times New Roman" w:hAnsi="Times New Roman" w:eastAsia="黑体"/>
         <w:sz w:val="18"/>
         <w:rFonts w:eastAsia="黑体"/>
         <w:rFonts w:eastAsia="黑体"/>
@@ -3369,7 +3716,7 @@
 </file>
 
 <file path=word/numbering.xml><?xml version="1.0" encoding="utf-8"?>
-<w:numbering xmlns:m="http://schemas.openxmlformats.org/officeDocument/2006/math" xmlns:mc="http://schemas.openxmlformats.org/markup-compatibility/2006" xmlns:mo="http://schemas.microsoft.com/office/mac/office/2008/main" xmlns:mv="urn:schemas-microsoft-com:mac:vml" xmlns:o="urn:schemas-microsoft-com:office:office" xmlns:r="http://schemas.openxmlformats.org/officeDocument/2006/relationships" xmlns:v="urn:schemas-microsoft-com:vml" xmlns:w="http://schemas.openxmlformats.org/wordprocessingml/2006/main" xmlns:w10="urn:schemas-microsoft-com:office:word" xmlns:w14="http://schemas.microsoft.com/office/word/2010/wordml" xmlns:wne="http://schemas.microsoft.com/office/word/2006/wordml" xmlns:wp="http://schemas.openxmlformats.org/drawingml/2006/wordprocessingDrawing" xmlns:wp14="http://schemas.microsoft.com/office/word/2010/wordprocessingDrawing" xmlns:wpc="http://schemas.microsoft.com/office/word/2010/wordprocessingCanvas" xmlns:wpg="http://schemas.microsoft.com/office/word/2010/wordprocessingGroup" xmlns:wpi="http://schemas.microsoft.com/office/word/2010/wordprocessingInk" xmlns:wps="http://schemas.microsoft.com/office/word/2010/wordprocessingShape" mc:Ignorable="w14 wp14">
+<w:numbering xmlns:mc="http://schemas.openxmlformats.org/markup-compatibility/2006" xmlns:w="http://schemas.openxmlformats.org/wordprocessingml/2006/main" xmlns:m="http://schemas.openxmlformats.org/officeDocument/2006/math" xmlns:mo="http://schemas.microsoft.com/office/mac/office/2008/main" xmlns:mv="urn:schemas-microsoft-com:mac:vml" xmlns:o="urn:schemas-microsoft-com:office:office" xmlns:r="http://schemas.openxmlformats.org/officeDocument/2006/relationships" xmlns:v="urn:schemas-microsoft-com:vml" xmlns:w10="urn:schemas-microsoft-com:office:word" xmlns:w14="http://schemas.microsoft.com/office/word/2010/wordml" xmlns:wne="http://schemas.microsoft.com/office/word/2006/wordml" xmlns:wp="http://schemas.openxmlformats.org/drawingml/2006/wordprocessingDrawing" xmlns:wp14="http://schemas.microsoft.com/office/word/2010/wordprocessingDrawing" xmlns:wpc="http://schemas.microsoft.com/office/word/2010/wordprocessingCanvas" xmlns:wpg="http://schemas.microsoft.com/office/word/2010/wordprocessingGroup" xmlns:wpi="http://schemas.microsoft.com/office/word/2010/wordprocessingInk" xmlns:wps="http://schemas.microsoft.com/office/word/2010/wordprocessingShape" mc:Ignorable="w14 wp14">
   <w:abstractNum w:abstractNumId="0">
     <w:nsid w:val="FFFFFF7C"/>
     <w:multiLevelType w:val="singleLevel"/>
@@ -3456,7 +3803,7 @@
         <w:ind w:hanging="360" w:left="1440"/>
       </w:pPr>
       <w:rPr>
-        <w:rFonts w:ascii="Symbol" w:hAnsi="Symbol" w:hint="default"/>
+        <w:rFonts w:ascii="Symbol" w:hAnsi="Symbol" w:hint="default" w:eastAsia="黑体"/>
       </w:rPr>
     </w:lvl>
   </w:abstractNum>
@@ -3477,7 +3824,7 @@
         <w:ind w:hanging="360" w:left="1080"/>
       </w:pPr>
       <w:rPr>
-        <w:rFonts w:ascii="Symbol" w:hAnsi="Symbol" w:hint="default"/>
+        <w:rFonts w:ascii="Symbol" w:hAnsi="Symbol" w:hint="default" w:eastAsia="黑体"/>
       </w:rPr>
     </w:lvl>
   </w:abstractNum>
@@ -3498,7 +3845,7 @@
         <w:ind w:hanging="360" w:left="720"/>
       </w:pPr>
       <w:rPr>
-        <w:rFonts w:ascii="Symbol" w:hAnsi="Symbol" w:hint="default"/>
+        <w:rFonts w:ascii="Symbol" w:hAnsi="Symbol" w:hint="default" w:eastAsia="黑体"/>
       </w:rPr>
     </w:lvl>
   </w:abstractNum>
@@ -3537,7 +3884,7 @@
         <w:ind w:hanging="360" w:left="360"/>
       </w:pPr>
       <w:rPr>
-        <w:rFonts w:ascii="Symbol" w:hAnsi="Symbol" w:hint="default"/>
+        <w:rFonts w:ascii="Symbol" w:hAnsi="Symbol" w:hint="default" w:eastAsia="黑体"/>
       </w:rPr>
     </w:lvl>
   </w:abstractNum>
@@ -3628,7 +3975,7 @@
         <w:ind w:left="720" w:hanging="360"/>
       </w:pPr>
       <w:rPr>
-        <w:rFonts w:ascii="Symbol" w:hAnsi="Symbol" w:cs="Symbol" w:hint="default"/>
+        <w:rFonts w:ascii="Symbol" w:hAnsi="Symbol" w:cs="Symbol" w:hint="default" w:eastAsia="黑体"/>
       </w:rPr>
     </w:lvl>
     <w:lvl w:ilvl="1">
@@ -3639,7 +3986,7 @@
         <w:ind w:left="1440" w:hanging="360"/>
       </w:pPr>
       <w:rPr>
-        <w:rFonts w:ascii="Courier New" w:hAnsi="Courier New" w:cs="Courier New" w:hint="default"/>
+        <w:rFonts w:ascii="Courier New" w:hAnsi="Courier New" w:cs="Courier New" w:hint="default" w:eastAsia="黑体"/>
       </w:rPr>
     </w:lvl>
     <w:lvl w:ilvl="2">
@@ -3650,7 +3997,7 @@
         <w:ind w:left="2160" w:hanging="360"/>
       </w:pPr>
       <w:rPr>
-        <w:rFonts w:ascii="Wingdings" w:hAnsi="Wingdings" w:cs="Wingdings" w:hint="default"/>
+        <w:rFonts w:ascii="Wingdings" w:hAnsi="Wingdings" w:cs="Wingdings" w:hint="default" w:eastAsia="黑体"/>
       </w:rPr>
     </w:lvl>
     <w:lvl w:ilvl="3">
@@ -3661,7 +4008,7 @@
         <w:ind w:left="2880" w:hanging="360"/>
       </w:pPr>
       <w:rPr>
-        <w:rFonts w:ascii="Symbol" w:hAnsi="Symbol" w:cs="Symbol" w:hint="default"/>
+        <w:rFonts w:ascii="Symbol" w:hAnsi="Symbol" w:cs="Symbol" w:hint="default" w:eastAsia="黑体"/>
       </w:rPr>
     </w:lvl>
     <w:lvl w:ilvl="4">
@@ -3672,7 +4019,7 @@
         <w:ind w:left="3600" w:hanging="360"/>
       </w:pPr>
       <w:rPr>
-        <w:rFonts w:ascii="Courier New" w:hAnsi="Courier New" w:cs="Courier New" w:hint="default"/>
+        <w:rFonts w:ascii="Courier New" w:hAnsi="Courier New" w:cs="Courier New" w:hint="default" w:eastAsia="黑体"/>
       </w:rPr>
     </w:lvl>
     <w:lvl w:ilvl="5">
@@ -3683,7 +4030,7 @@
         <w:ind w:left="4320" w:hanging="360"/>
       </w:pPr>
       <w:rPr>
-        <w:rFonts w:ascii="Wingdings" w:hAnsi="Wingdings" w:cs="Wingdings" w:hint="default"/>
+        <w:rFonts w:ascii="Wingdings" w:hAnsi="Wingdings" w:cs="Wingdings" w:hint="default" w:eastAsia="黑体"/>
       </w:rPr>
     </w:lvl>
     <w:lvl w:ilvl="6">
@@ -3694,7 +4041,7 @@
         <w:ind w:left="5040" w:hanging="360"/>
       </w:pPr>
       <w:rPr>
-        <w:rFonts w:ascii="Symbol" w:hAnsi="Symbol" w:cs="Symbol" w:hint="default"/>
+        <w:rFonts w:ascii="Symbol" w:hAnsi="Symbol" w:cs="Symbol" w:hint="default" w:eastAsia="黑体"/>
       </w:rPr>
     </w:lvl>
     <w:lvl w:ilvl="7">
@@ -3705,7 +4052,7 @@
         <w:ind w:left="5760" w:hanging="360"/>
       </w:pPr>
       <w:rPr>
-        <w:rFonts w:ascii="Courier New" w:hAnsi="Courier New" w:cs="Courier New" w:hint="default"/>
+        <w:rFonts w:ascii="Courier New" w:hAnsi="Courier New" w:cs="Courier New" w:hint="default" w:eastAsia="黑体"/>
       </w:rPr>
     </w:lvl>
     <w:lvl w:ilvl="8">
@@ -3716,7 +4063,7 @@
         <w:ind w:left="6480" w:hanging="360"/>
       </w:pPr>
       <w:rPr>
-        <w:rFonts w:ascii="Wingdings" w:hAnsi="Wingdings" w:cs="Wingdings" w:hint="default"/>
+        <w:rFonts w:ascii="Wingdings" w:hAnsi="Wingdings" w:cs="Wingdings" w:hint="default" w:eastAsia="黑体"/>
       </w:rPr>
     </w:lvl>
   </w:abstractNum>
@@ -3775,11 +4122,11 @@
 </file>
 
 <file path=word/styles.xml><?xml version="1.0" encoding="utf-8"?>
-<w:styles xmlns:mc="http://schemas.openxmlformats.org/markup-compatibility/2006" xmlns:r="http://schemas.openxmlformats.org/officeDocument/2006/relationships" xmlns:w="http://schemas.openxmlformats.org/wordprocessingml/2006/main" xmlns:w14="http://schemas.microsoft.com/office/word/2010/wordml" mc:Ignorable="w14">
+<w:styles xmlns:mc="http://schemas.openxmlformats.org/markup-compatibility/2006" xmlns:w="http://schemas.openxmlformats.org/wordprocessingml/2006/main" xmlns:r="http://schemas.openxmlformats.org/officeDocument/2006/relationships" xmlns:w14="http://schemas.microsoft.com/office/word/2010/wordml" mc:Ignorable="w14">
   <w:docDefaults>
     <w:rPrDefault>
       <w:rPr>
-        <w:rFonts w:asciiTheme="minorHAnsi" w:cstheme="minorBidi" w:eastAsiaTheme="minorEastAsia" w:hAnsiTheme="minorHAnsi"/>
+        <w:rFonts w:asciiTheme="minorHAnsi" w:cstheme="minorBidi" w:hAnsiTheme="minorHAnsi" w:eastAsia="黑体"/>
         <w:sz w:val="22"/>
         <w:szCs w:val="22"/>
         <w:lang w:bidi="ar-SA" w:eastAsia="en-US" w:val="en-US"/>
@@ -4001,7 +4348,7 @@
       <w:outlineLvl w:val="0"/>
     </w:pPr>
     <w:rPr>
-      <w:rFonts w:ascii="Times New Roman" w:asciiTheme="majorHAnsi" w:cstheme="majorBidi" w:eastAsia="黑体" w:eastAsiaTheme="majorEastAsia" w:hAnsi="Times New Roman" w:hAnsiTheme="majorHAnsi"/>
+      <w:rFonts w:ascii="Times New Roman" w:asciiTheme="majorHAnsi" w:cstheme="majorBidi" w:eastAsia="黑体" w:hAnsi="Times New Roman" w:hAnsiTheme="majorHAnsi"/>
       <w:b/>
       <w:bCs/>
       <w:color w:val="1F3864"/>
@@ -4025,7 +4372,7 @@
       <w:outlineLvl w:val="1"/>
     </w:pPr>
     <w:rPr>
-      <w:rFonts w:ascii="Times New Roman" w:asciiTheme="majorHAnsi" w:cstheme="majorBidi" w:eastAsia="黑体" w:eastAsiaTheme="majorEastAsia" w:hAnsi="Times New Roman" w:hAnsiTheme="majorHAnsi"/>
+      <w:rFonts w:ascii="Times New Roman" w:asciiTheme="majorHAnsi" w:cstheme="majorBidi" w:eastAsia="黑体" w:hAnsi="Times New Roman" w:hAnsiTheme="majorHAnsi"/>
       <w:b/>
       <w:bCs/>
       <w:color w:val="2E4E7E"/>
@@ -4049,7 +4396,7 @@
       <w:outlineLvl w:val="2"/>
     </w:pPr>
     <w:rPr>
-      <w:rFonts w:ascii="Times New Roman" w:asciiTheme="majorHAnsi" w:cstheme="majorBidi" w:eastAsia="黑体" w:eastAsiaTheme="majorEastAsia" w:hAnsi="Times New Roman" w:hAnsiTheme="majorHAnsi"/>
+      <w:rFonts w:ascii="Times New Roman" w:asciiTheme="majorHAnsi" w:cstheme="majorBidi" w:eastAsia="黑体" w:hAnsi="Times New Roman" w:hAnsiTheme="majorHAnsi"/>
       <w:b/>
       <w:bCs/>
       <w:color w:val="2E4E7E"/>
@@ -4073,7 +4420,7 @@
       <w:outlineLvl w:val="3"/>
     </w:pPr>
     <w:rPr>
-      <w:rFonts w:ascii="Times New Roman" w:asciiTheme="majorHAnsi" w:cstheme="majorBidi" w:eastAsia="黑体" w:eastAsiaTheme="majorEastAsia" w:hAnsi="Times New Roman" w:hAnsiTheme="majorHAnsi"/>
+      <w:rFonts w:ascii="Times New Roman" w:asciiTheme="majorHAnsi" w:cstheme="majorBidi" w:eastAsia="黑体" w:hAnsi="Times New Roman" w:hAnsiTheme="majorHAnsi"/>
       <w:b/>
       <w:bCs/>
       <w:i/>
@@ -4099,7 +4446,7 @@
       <w:outlineLvl w:val="4"/>
     </w:pPr>
     <w:rPr>
-      <w:rFonts w:ascii="Times New Roman" w:asciiTheme="majorHAnsi" w:cstheme="majorBidi" w:eastAsia="黑体" w:eastAsiaTheme="majorEastAsia" w:hAnsi="Times New Roman" w:hAnsiTheme="majorHAnsi"/>
+      <w:rFonts w:ascii="Times New Roman" w:asciiTheme="majorHAnsi" w:cstheme="majorBidi" w:eastAsia="黑体" w:hAnsi="Times New Roman" w:hAnsiTheme="majorHAnsi"/>
       <w:b/>
       <w:color w:val="333333"/>
       <w:sz w:val="22"/>
@@ -4122,7 +4469,7 @@
       <w:outlineLvl w:val="5"/>
     </w:pPr>
     <w:rPr>
-      <w:rFonts w:asciiTheme="majorHAnsi" w:cstheme="majorBidi" w:eastAsiaTheme="majorEastAsia" w:hAnsiTheme="majorHAnsi"/>
+      <w:rFonts w:asciiTheme="majorHAnsi" w:cstheme="majorBidi" w:hAnsiTheme="majorHAnsi" w:eastAsia="黑体"/>
       <w:i/>
       <w:iCs/>
       <w:color w:themeColor="accent1" w:themeShade="7F" w:val="243F60"/>
@@ -4145,7 +4492,7 @@
       <w:outlineLvl w:val="6"/>
     </w:pPr>
     <w:rPr>
-      <w:rFonts w:asciiTheme="majorHAnsi" w:cstheme="majorBidi" w:eastAsiaTheme="majorEastAsia" w:hAnsiTheme="majorHAnsi"/>
+      <w:rFonts w:asciiTheme="majorHAnsi" w:cstheme="majorBidi" w:hAnsiTheme="majorHAnsi" w:eastAsia="黑体"/>
       <w:i/>
       <w:iCs/>
       <w:color w:themeColor="text1" w:themeTint="BF" w:val="404040"/>
@@ -4168,7 +4515,7 @@
       <w:outlineLvl w:val="7"/>
     </w:pPr>
     <w:rPr>
-      <w:rFonts w:asciiTheme="majorHAnsi" w:cstheme="majorBidi" w:eastAsiaTheme="majorEastAsia" w:hAnsiTheme="majorHAnsi"/>
+      <w:rFonts w:asciiTheme="majorHAnsi" w:cstheme="majorBidi" w:hAnsiTheme="majorHAnsi" w:eastAsia="黑体"/>
       <w:color w:themeColor="accent1" w:val="4F81BD"/>
       <w:sz w:val="20"/>
       <w:szCs w:val="20"/>
@@ -4191,7 +4538,7 @@
       <w:outlineLvl w:val="8"/>
     </w:pPr>
     <w:rPr>
-      <w:rFonts w:asciiTheme="majorHAnsi" w:cstheme="majorBidi" w:eastAsiaTheme="majorEastAsia" w:hAnsiTheme="majorHAnsi"/>
+      <w:rFonts w:asciiTheme="majorHAnsi" w:cstheme="majorBidi" w:hAnsiTheme="majorHAnsi" w:eastAsia="黑体"/>
       <w:i/>
       <w:iCs/>
       <w:color w:themeColor="text1" w:themeTint="BF" w:val="404040"/>
@@ -4242,7 +4589,7 @@
     <w:uiPriority w:val="9"/>
     <w:rsid w:val="00FC693F"/>
     <w:rPr>
-      <w:rFonts w:asciiTheme="majorHAnsi" w:cstheme="majorBidi" w:eastAsiaTheme="majorEastAsia" w:hAnsiTheme="majorHAnsi"/>
+      <w:rFonts w:asciiTheme="majorHAnsi" w:cstheme="majorBidi" w:hAnsiTheme="majorHAnsi" w:eastAsia="黑体"/>
       <w:b/>
       <w:bCs/>
       <w:color w:themeColor="accent1" w:themeShade="BF" w:val="365F91"/>
@@ -4257,7 +4604,7 @@
     <w:uiPriority w:val="9"/>
     <w:rsid w:val="00FC693F"/>
     <w:rPr>
-      <w:rFonts w:asciiTheme="majorHAnsi" w:cstheme="majorBidi" w:eastAsiaTheme="majorEastAsia" w:hAnsiTheme="majorHAnsi"/>
+      <w:rFonts w:asciiTheme="majorHAnsi" w:cstheme="majorBidi" w:hAnsiTheme="majorHAnsi" w:eastAsia="黑体"/>
       <w:b/>
       <w:bCs/>
       <w:color w:themeColor="accent1" w:val="4F81BD"/>
@@ -4272,7 +4619,7 @@
     <w:uiPriority w:val="9"/>
     <w:rsid w:val="00FC693F"/>
     <w:rPr>
-      <w:rFonts w:asciiTheme="majorHAnsi" w:cstheme="majorBidi" w:eastAsiaTheme="majorEastAsia" w:hAnsiTheme="majorHAnsi"/>
+      <w:rFonts w:asciiTheme="majorHAnsi" w:cstheme="majorBidi" w:hAnsiTheme="majorHAnsi" w:eastAsia="黑体"/>
       <w:b/>
       <w:bCs/>
       <w:color w:themeColor="accent1" w:val="4F81BD"/>
@@ -4295,7 +4642,7 @@
       <w:contextualSpacing/>
     </w:pPr>
     <w:rPr>
-      <w:rFonts w:ascii="Times New Roman" w:asciiTheme="majorHAnsi" w:cstheme="majorBidi" w:eastAsia="黑体" w:eastAsiaTheme="majorEastAsia" w:hAnsi="Times New Roman" w:hAnsiTheme="majorHAnsi"/>
+      <w:rFonts w:ascii="Times New Roman" w:asciiTheme="majorHAnsi" w:cstheme="majorBidi" w:eastAsia="黑体" w:hAnsi="Times New Roman" w:hAnsiTheme="majorHAnsi"/>
       <w:b/>
       <w:color w:val="1F3864"/>
       <w:spacing w:val="5"/>
@@ -4311,7 +4658,7 @@
     <w:uiPriority w:val="10"/>
     <w:rsid w:val="00FC693F"/>
     <w:rPr>
-      <w:rFonts w:asciiTheme="majorHAnsi" w:cstheme="majorBidi" w:eastAsiaTheme="majorEastAsia" w:hAnsiTheme="majorHAnsi"/>
+      <w:rFonts w:asciiTheme="majorHAnsi" w:cstheme="majorBidi" w:hAnsiTheme="majorHAnsi" w:eastAsia="黑体"/>
       <w:color w:themeColor="text2" w:themeShade="BF" w:val="17365D"/>
       <w:spacing w:val="5"/>
       <w:kern w:val="28"/>
@@ -4333,7 +4680,7 @@
       </w:numPr>
     </w:pPr>
     <w:rPr>
-      <w:rFonts w:asciiTheme="majorHAnsi" w:cstheme="majorBidi" w:eastAsiaTheme="majorEastAsia" w:hAnsiTheme="majorHAnsi"/>
+      <w:rFonts w:asciiTheme="majorHAnsi" w:cstheme="majorBidi" w:hAnsiTheme="majorHAnsi" w:eastAsia="黑体"/>
       <w:i/>
       <w:iCs/>
       <w:color w:themeColor="accent1" w:val="4F81BD"/>
@@ -4349,7 +4696,7 @@
     <w:uiPriority w:val="11"/>
     <w:rsid w:val="00FC693F"/>
     <w:rPr>
-      <w:rFonts w:asciiTheme="majorHAnsi" w:cstheme="majorBidi" w:eastAsiaTheme="majorEastAsia" w:hAnsiTheme="majorHAnsi"/>
+      <w:rFonts w:asciiTheme="majorHAnsi" w:cstheme="majorBidi" w:hAnsiTheme="majorHAnsi" w:eastAsia="黑体"/>
       <w:i/>
       <w:iCs/>
       <w:color w:themeColor="accent1" w:val="4F81BD"/>
@@ -4416,6 +4763,7 @@
       <w:spacing w:after="120"/>
     </w:pPr>
     <w:rPr>
+      <w:rFonts w:eastAsia="黑体"/>
       <w:sz w:val="16"/>
       <w:szCs w:val="16"/>
     </w:rPr>
@@ -4427,6 +4775,7 @@
     <w:uiPriority w:val="99"/>
     <w:rsid w:val="00AA1D8D"/>
     <w:rPr>
+      <w:rFonts w:eastAsia="黑体"/>
       <w:sz w:val="16"/>
       <w:szCs w:val="16"/>
     </w:rPr>
@@ -4596,7 +4945,7 @@
       </w:tabs>
     </w:pPr>
     <w:rPr>
-      <w:rFonts w:ascii="Courier" w:hAnsi="Courier"/>
+      <w:rFonts w:ascii="Courier" w:hAnsi="Courier" w:eastAsia="黑体"/>
       <w:sz w:val="20"/>
       <w:szCs w:val="20"/>
     </w:rPr>
@@ -4608,7 +4957,7 @@
     <w:uiPriority w:val="99"/>
     <w:rsid w:val="0029639D"/>
     <w:rPr>
-      <w:rFonts w:ascii="Courier" w:hAnsi="Courier"/>
+      <w:rFonts w:ascii="Courier" w:hAnsi="Courier" w:eastAsia="黑体"/>
       <w:sz w:val="20"/>
       <w:szCs w:val="20"/>
     </w:rPr>
@@ -4644,6 +4993,7 @@
     <w:uiPriority w:val="29"/>
     <w:rsid w:val="00FC693F"/>
     <w:rPr>
+      <w:rFonts w:eastAsia="黑体"/>
       <w:i/>
       <w:iCs/>
       <w:color w:themeColor="text1" w:val="000000"/>
@@ -4657,7 +5007,7 @@
     <w:semiHidden/>
     <w:rsid w:val="00FC693F"/>
     <w:rPr>
-      <w:rFonts w:asciiTheme="majorHAnsi" w:cstheme="majorBidi" w:eastAsiaTheme="majorEastAsia" w:hAnsiTheme="majorHAnsi"/>
+      <w:rFonts w:asciiTheme="majorHAnsi" w:cstheme="majorBidi" w:hAnsiTheme="majorHAnsi" w:eastAsia="黑体"/>
       <w:b/>
       <w:bCs/>
       <w:i/>
@@ -4673,7 +5023,7 @@
     <w:semiHidden/>
     <w:rsid w:val="00FC693F"/>
     <w:rPr>
-      <w:rFonts w:asciiTheme="majorHAnsi" w:cstheme="majorBidi" w:eastAsiaTheme="majorEastAsia" w:hAnsiTheme="majorHAnsi"/>
+      <w:rFonts w:asciiTheme="majorHAnsi" w:cstheme="majorBidi" w:hAnsiTheme="majorHAnsi" w:eastAsia="黑体"/>
       <w:color w:themeColor="accent1" w:themeShade="7F" w:val="243F60"/>
     </w:rPr>
   </w:style>
@@ -4685,7 +5035,7 @@
     <w:semiHidden/>
     <w:rsid w:val="00FC693F"/>
     <w:rPr>
-      <w:rFonts w:asciiTheme="majorHAnsi" w:cstheme="majorBidi" w:eastAsiaTheme="majorEastAsia" w:hAnsiTheme="majorHAnsi"/>
+      <w:rFonts w:asciiTheme="majorHAnsi" w:cstheme="majorBidi" w:hAnsiTheme="majorHAnsi" w:eastAsia="黑体"/>
       <w:i/>
       <w:iCs/>
       <w:color w:themeColor="accent1" w:themeShade="7F" w:val="243F60"/>
@@ -4699,7 +5049,7 @@
     <w:semiHidden/>
     <w:rsid w:val="00FC693F"/>
     <w:rPr>
-      <w:rFonts w:asciiTheme="majorHAnsi" w:cstheme="majorBidi" w:eastAsiaTheme="majorEastAsia" w:hAnsiTheme="majorHAnsi"/>
+      <w:rFonts w:asciiTheme="majorHAnsi" w:cstheme="majorBidi" w:hAnsiTheme="majorHAnsi" w:eastAsia="黑体"/>
       <w:i/>
       <w:iCs/>
       <w:color w:themeColor="text1" w:themeTint="BF" w:val="404040"/>
@@ -4713,7 +5063,7 @@
     <w:semiHidden/>
     <w:rsid w:val="00FC693F"/>
     <w:rPr>
-      <w:rFonts w:asciiTheme="majorHAnsi" w:cstheme="majorBidi" w:eastAsiaTheme="majorEastAsia" w:hAnsiTheme="majorHAnsi"/>
+      <w:rFonts w:asciiTheme="majorHAnsi" w:cstheme="majorBidi" w:hAnsiTheme="majorHAnsi" w:eastAsia="黑体"/>
       <w:color w:themeColor="accent1" w:val="4F81BD"/>
       <w:sz w:val="20"/>
       <w:szCs w:val="20"/>
@@ -4727,7 +5077,7 @@
     <w:semiHidden/>
     <w:rsid w:val="00FC693F"/>
     <w:rPr>
-      <w:rFonts w:asciiTheme="majorHAnsi" w:cstheme="majorBidi" w:eastAsiaTheme="majorEastAsia" w:hAnsiTheme="majorHAnsi"/>
+      <w:rFonts w:asciiTheme="majorHAnsi" w:cstheme="majorBidi" w:hAnsiTheme="majorHAnsi" w:eastAsia="黑体"/>
       <w:i/>
       <w:iCs/>
       <w:color w:themeColor="text1" w:themeTint="BF" w:val="404040"/>
@@ -4748,6 +5098,7 @@
       <w:spacing w:line="240" w:lineRule="auto"/>
     </w:pPr>
     <w:rPr>
+      <w:rFonts w:eastAsia="黑体"/>
       <w:b/>
       <w:bCs/>
       <w:color w:themeColor="accent1" w:val="4F81BD"/>
@@ -4762,6 +5113,7 @@
     <w:qFormat/>
     <w:rsid w:val="00FC693F"/>
     <w:rPr>
+      <w:rFonts w:eastAsia="黑体"/>
       <w:b/>
       <w:bCs/>
     </w:rPr>
@@ -4773,6 +5125,7 @@
     <w:qFormat/>
     <w:rsid w:val="00FC693F"/>
     <w:rPr>
+      <w:rFonts w:eastAsia="黑体"/>
       <w:i/>
       <w:iCs/>
     </w:rPr>
@@ -4793,6 +5146,7 @@
       <w:ind w:left="936" w:right="936"/>
     </w:pPr>
     <w:rPr>
+      <w:rFonts w:eastAsia="黑体"/>
       <w:b/>
       <w:bCs/>
       <w:i/>
@@ -4807,6 +5161,7 @@
     <w:uiPriority w:val="30"/>
     <w:rsid w:val="00FC693F"/>
     <w:rPr>
+      <w:rFonts w:eastAsia="黑体"/>
       <w:b/>
       <w:bCs/>
       <w:i/>
@@ -4821,6 +5176,7 @@
     <w:qFormat/>
     <w:rsid w:val="00FC693F"/>
     <w:rPr>
+      <w:rFonts w:eastAsia="黑体"/>
       <w:i/>
       <w:iCs/>
       <w:color w:themeColor="text1" w:themeTint="7F" w:val="808080"/>
@@ -4833,6 +5189,7 @@
     <w:qFormat/>
     <w:rsid w:val="00FC693F"/>
     <w:rPr>
+      <w:rFonts w:eastAsia="黑体"/>
       <w:b/>
       <w:bCs/>
       <w:i/>
@@ -4847,6 +5204,7 @@
     <w:qFormat/>
     <w:rsid w:val="00FC693F"/>
     <w:rPr>
+      <w:rFonts w:eastAsia="黑体"/>
       <w:smallCaps/>
       <w:color w:themeColor="accent2" w:val="C0504D"/>
       <w:u w:val="single"/>
@@ -4859,6 +5217,7 @@
     <w:qFormat/>
     <w:rsid w:val="00FC693F"/>
     <w:rPr>
+      <w:rFonts w:eastAsia="黑体"/>
       <w:b/>
       <w:bCs/>
       <w:smallCaps/>
@@ -4874,6 +5233,7 @@
     <w:qFormat/>
     <w:rsid w:val="00FC693F"/>
     <w:rPr>
+      <w:rFonts w:eastAsia="黑体"/>
       <w:b/>
       <w:bCs/>
       <w:smallCaps/>
@@ -4928,6 +5288,7 @@
       <w:spacing w:after="0" w:line="240" w:lineRule="auto"/>
     </w:pPr>
     <w:rPr>
+      <w:rFonts w:eastAsia="黑体"/>
       <w:color w:themeColor="text1" w:themeShade="BF" w:val="000000"/>
     </w:rPr>
     <w:tblPr>
@@ -4950,6 +5311,7 @@
         <w:spacing w:after="0" w:before="0" w:line="240" w:lineRule="auto"/>
       </w:pPr>
       <w:rPr>
+        <w:rFonts w:eastAsia="黑体"/>
         <w:b/>
         <w:bCs/>
       </w:rPr>
@@ -4970,6 +5332,7 @@
         <w:spacing w:after="0" w:before="0" w:line="240" w:lineRule="auto"/>
       </w:pPr>
       <w:rPr>
+        <w:rFonts w:eastAsia="黑体"/>
         <w:b/>
         <w:bCs/>
       </w:rPr>
@@ -4987,12 +5350,14 @@
     </w:tblStylePr>
     <w:tblStylePr w:type="firstCol">
       <w:rPr>
+        <w:rFonts w:eastAsia="黑体"/>
         <w:b/>
         <w:bCs/>
       </w:rPr>
     </w:tblStylePr>
     <w:tblStylePr w:type="lastCol">
       <w:rPr>
+        <w:rFonts w:eastAsia="黑体"/>
         <w:b/>
         <w:bCs/>
       </w:rPr>
@@ -5031,6 +5396,7 @@
       <w:spacing w:after="0" w:line="240" w:lineRule="auto"/>
     </w:pPr>
     <w:rPr>
+      <w:rFonts w:eastAsia="黑体"/>
       <w:color w:themeColor="accent1" w:themeShade="BF" w:val="365F91"/>
     </w:rPr>
     <w:tblPr>
@@ -5053,6 +5419,7 @@
         <w:spacing w:after="0" w:before="0" w:line="240" w:lineRule="auto"/>
       </w:pPr>
       <w:rPr>
+        <w:rFonts w:eastAsia="黑体"/>
         <w:b/>
         <w:bCs/>
       </w:rPr>
@@ -5073,6 +5440,7 @@
         <w:spacing w:after="0" w:before="0" w:line="240" w:lineRule="auto"/>
       </w:pPr>
       <w:rPr>
+        <w:rFonts w:eastAsia="黑体"/>
         <w:b/>
         <w:bCs/>
       </w:rPr>
@@ -5090,12 +5458,14 @@
     </w:tblStylePr>
     <w:tblStylePr w:type="firstCol">
       <w:rPr>
+        <w:rFonts w:eastAsia="黑体"/>
         <w:b/>
         <w:bCs/>
       </w:rPr>
     </w:tblStylePr>
     <w:tblStylePr w:type="lastCol">
       <w:rPr>
+        <w:rFonts w:eastAsia="黑体"/>
         <w:b/>
         <w:bCs/>
       </w:rPr>
@@ -5134,6 +5504,7 @@
       <w:spacing w:after="0" w:line="240" w:lineRule="auto"/>
     </w:pPr>
     <w:rPr>
+      <w:rFonts w:eastAsia="黑体"/>
       <w:color w:themeColor="accent2" w:themeShade="BF" w:val="943634"/>
     </w:rPr>
     <w:tblPr>
@@ -5156,6 +5527,7 @@
         <w:spacing w:after="0" w:before="0" w:line="240" w:lineRule="auto"/>
       </w:pPr>
       <w:rPr>
+        <w:rFonts w:eastAsia="黑体"/>
         <w:b/>
         <w:bCs/>
       </w:rPr>
@@ -5176,6 +5548,7 @@
         <w:spacing w:after="0" w:before="0" w:line="240" w:lineRule="auto"/>
       </w:pPr>
       <w:rPr>
+        <w:rFonts w:eastAsia="黑体"/>
         <w:b/>
         <w:bCs/>
       </w:rPr>
@@ -5193,12 +5566,14 @@
     </w:tblStylePr>
     <w:tblStylePr w:type="firstCol">
       <w:rPr>
+        <w:rFonts w:eastAsia="黑体"/>
         <w:b/>
         <w:bCs/>
       </w:rPr>
     </w:tblStylePr>
     <w:tblStylePr w:type="lastCol">
       <w:rPr>
+        <w:rFonts w:eastAsia="黑体"/>
         <w:b/>
         <w:bCs/>
       </w:rPr>
@@ -5237,6 +5612,7 @@
       <w:spacing w:after="0" w:line="240" w:lineRule="auto"/>
     </w:pPr>
     <w:rPr>
+      <w:rFonts w:eastAsia="黑体"/>
       <w:color w:themeColor="accent3" w:themeShade="BF" w:val="76923C"/>
     </w:rPr>
     <w:tblPr>
@@ -5259,6 +5635,7 @@
         <w:spacing w:after="0" w:before="0" w:line="240" w:lineRule="auto"/>
       </w:pPr>
       <w:rPr>
+        <w:rFonts w:eastAsia="黑体"/>
         <w:b/>
         <w:bCs/>
       </w:rPr>
@@ -5279,6 +5656,7 @@
         <w:spacing w:after="0" w:before="0" w:line="240" w:lineRule="auto"/>
       </w:pPr>
       <w:rPr>
+        <w:rFonts w:eastAsia="黑体"/>
         <w:b/>
         <w:bCs/>
       </w:rPr>
@@ -5296,12 +5674,14 @@
     </w:tblStylePr>
     <w:tblStylePr w:type="firstCol">
       <w:rPr>
+        <w:rFonts w:eastAsia="黑体"/>
         <w:b/>
         <w:bCs/>
       </w:rPr>
     </w:tblStylePr>
     <w:tblStylePr w:type="lastCol">
       <w:rPr>
+        <w:rFonts w:eastAsia="黑体"/>
         <w:b/>
         <w:bCs/>
       </w:rPr>
@@ -5340,6 +5720,7 @@
       <w:spacing w:after="0" w:line="240" w:lineRule="auto"/>
     </w:pPr>
     <w:rPr>
+      <w:rFonts w:eastAsia="黑体"/>
       <w:color w:themeColor="accent4" w:themeShade="BF" w:val="5F497A"/>
     </w:rPr>
     <w:tblPr>
@@ -5362,6 +5743,7 @@
         <w:spacing w:after="0" w:before="0" w:line="240" w:lineRule="auto"/>
       </w:pPr>
       <w:rPr>
+        <w:rFonts w:eastAsia="黑体"/>
         <w:b/>
         <w:bCs/>
       </w:rPr>
@@ -5382,6 +5764,7 @@
         <w:spacing w:after="0" w:before="0" w:line="240" w:lineRule="auto"/>
       </w:pPr>
       <w:rPr>
+        <w:rFonts w:eastAsia="黑体"/>
         <w:b/>
         <w:bCs/>
       </w:rPr>
@@ -5399,12 +5782,14 @@
     </w:tblStylePr>
     <w:tblStylePr w:type="firstCol">
       <w:rPr>
+        <w:rFonts w:eastAsia="黑体"/>
         <w:b/>
         <w:bCs/>
       </w:rPr>
     </w:tblStylePr>
     <w:tblStylePr w:type="lastCol">
       <w:rPr>
+        <w:rFonts w:eastAsia="黑体"/>
         <w:b/>
         <w:bCs/>
       </w:rPr>
@@ -5443,6 +5828,7 @@
       <w:spacing w:after="0" w:line="240" w:lineRule="auto"/>
     </w:pPr>
     <w:rPr>
+      <w:rFonts w:eastAsia="黑体"/>
       <w:color w:themeColor="accent5" w:themeShade="BF" w:val="31849B"/>
     </w:rPr>
     <w:tblPr>
@@ -5465,6 +5851,7 @@
         <w:spacing w:after="0" w:before="0" w:line="240" w:lineRule="auto"/>
       </w:pPr>
       <w:rPr>
+        <w:rFonts w:eastAsia="黑体"/>
         <w:b/>
         <w:bCs/>
       </w:rPr>
@@ -5485,6 +5872,7 @@
         <w:spacing w:after="0" w:before="0" w:line="240" w:lineRule="auto"/>
       </w:pPr>
       <w:rPr>
+        <w:rFonts w:eastAsia="黑体"/>
         <w:b/>
         <w:bCs/>
       </w:rPr>
@@ -5502,12 +5890,14 @@
     </w:tblStylePr>
     <w:tblStylePr w:type="firstCol">
       <w:rPr>
+        <w:rFonts w:eastAsia="黑体"/>
         <w:b/>
         <w:bCs/>
       </w:rPr>
     </w:tblStylePr>
     <w:tblStylePr w:type="lastCol">
       <w:rPr>
+        <w:rFonts w:eastAsia="黑体"/>
         <w:b/>
         <w:bCs/>
       </w:rPr>
@@ -5546,6 +5936,7 @@
       <w:spacing w:after="0" w:line="240" w:lineRule="auto"/>
     </w:pPr>
     <w:rPr>
+      <w:rFonts w:eastAsia="黑体"/>
       <w:color w:themeColor="accent6" w:themeShade="BF" w:val="E36C0A"/>
     </w:rPr>
     <w:tblPr>
@@ -5568,6 +5959,7 @@
         <w:spacing w:after="0" w:before="0" w:line="240" w:lineRule="auto"/>
       </w:pPr>
       <w:rPr>
+        <w:rFonts w:eastAsia="黑体"/>
         <w:b/>
         <w:bCs/>
       </w:rPr>
@@ -5588,6 +5980,7 @@
         <w:spacing w:after="0" w:before="0" w:line="240" w:lineRule="auto"/>
       </w:pPr>
       <w:rPr>
+        <w:rFonts w:eastAsia="黑体"/>
         <w:b/>
         <w:bCs/>
       </w:rPr>
@@ -5605,12 +5998,14 @@
     </w:tblStylePr>
     <w:tblStylePr w:type="firstCol">
       <w:rPr>
+        <w:rFonts w:eastAsia="黑体"/>
         <w:b/>
         <w:bCs/>
       </w:rPr>
     </w:tblStylePr>
     <w:tblStylePr w:type="lastCol">
       <w:rPr>
+        <w:rFonts w:eastAsia="黑体"/>
         <w:b/>
         <w:bCs/>
       </w:rPr>
@@ -5670,6 +6065,7 @@
         <w:spacing w:after="0" w:before="0" w:line="240" w:lineRule="auto"/>
       </w:pPr>
       <w:rPr>
+        <w:rFonts w:eastAsia="黑体"/>
         <w:b/>
         <w:bCs/>
         <w:color w:themeColor="background1" w:val="FFFFFF"/>
@@ -5684,6 +6080,7 @@
         <w:spacing w:after="0" w:before="0" w:line="240" w:lineRule="auto"/>
       </w:pPr>
       <w:rPr>
+        <w:rFonts w:eastAsia="黑体"/>
         <w:b/>
         <w:bCs/>
       </w:rPr>
@@ -5699,12 +6096,14 @@
     </w:tblStylePr>
     <w:tblStylePr w:type="firstCol">
       <w:rPr>
+        <w:rFonts w:eastAsia="黑体"/>
         <w:b/>
         <w:bCs/>
       </w:rPr>
     </w:tblStylePr>
     <w:tblStylePr w:type="lastCol">
       <w:rPr>
+        <w:rFonts w:eastAsia="黑体"/>
         <w:b/>
         <w:bCs/>
       </w:rPr>
@@ -5762,6 +6161,7 @@
         <w:spacing w:after="0" w:before="0" w:line="240" w:lineRule="auto"/>
       </w:pPr>
       <w:rPr>
+        <w:rFonts w:eastAsia="黑体"/>
         <w:b/>
         <w:bCs/>
         <w:color w:themeColor="background1" w:val="FFFFFF"/>
@@ -5776,6 +6176,7 @@
         <w:spacing w:after="0" w:before="0" w:line="240" w:lineRule="auto"/>
       </w:pPr>
       <w:rPr>
+        <w:rFonts w:eastAsia="黑体"/>
         <w:b/>
         <w:bCs/>
       </w:rPr>
@@ -5791,12 +6192,14 @@
     </w:tblStylePr>
     <w:tblStylePr w:type="firstCol">
       <w:rPr>
+        <w:rFonts w:eastAsia="黑体"/>
         <w:b/>
         <w:bCs/>
       </w:rPr>
     </w:tblStylePr>
     <w:tblStylePr w:type="lastCol">
       <w:rPr>
+        <w:rFonts w:eastAsia="黑体"/>
         <w:b/>
         <w:bCs/>
       </w:rPr>
@@ -5854,6 +6257,7 @@
         <w:spacing w:after="0" w:before="0" w:line="240" w:lineRule="auto"/>
       </w:pPr>
       <w:rPr>
+        <w:rFonts w:eastAsia="黑体"/>
         <w:b/>
         <w:bCs/>
         <w:color w:themeColor="background1" w:val="FFFFFF"/>
@@ -5868,6 +6272,7 @@
         <w:spacing w:after="0" w:before="0" w:line="240" w:lineRule="auto"/>
       </w:pPr>
       <w:rPr>
+        <w:rFonts w:eastAsia="黑体"/>
         <w:b/>
         <w:bCs/>
       </w:rPr>
@@ -5883,12 +6288,14 @@
     </w:tblStylePr>
     <w:tblStylePr w:type="firstCol">
       <w:rPr>
+        <w:rFonts w:eastAsia="黑体"/>
         <w:b/>
         <w:bCs/>
       </w:rPr>
     </w:tblStylePr>
     <w:tblStylePr w:type="lastCol">
       <w:rPr>
+        <w:rFonts w:eastAsia="黑体"/>
         <w:b/>
         <w:bCs/>
       </w:rPr>
@@ -5946,6 +6353,7 @@
         <w:spacing w:after="0" w:before="0" w:line="240" w:lineRule="auto"/>
       </w:pPr>
       <w:rPr>
+        <w:rFonts w:eastAsia="黑体"/>
         <w:b/>
         <w:bCs/>
         <w:color w:themeColor="background1" w:val="FFFFFF"/>
@@ -5960,6 +6368,7 @@
         <w:spacing w:after="0" w:before="0" w:line="240" w:lineRule="auto"/>
       </w:pPr>
       <w:rPr>
+        <w:rFonts w:eastAsia="黑体"/>
         <w:b/>
         <w:bCs/>
       </w:rPr>
@@ -5975,12 +6384,14 @@
     </w:tblStylePr>
     <w:tblStylePr w:type="firstCol">
       <w:rPr>
+        <w:rFonts w:eastAsia="黑体"/>
         <w:b/>
         <w:bCs/>
       </w:rPr>
     </w:tblStylePr>
     <w:tblStylePr w:type="lastCol">
       <w:rPr>
+        <w:rFonts w:eastAsia="黑体"/>
         <w:b/>
         <w:bCs/>
       </w:rPr>
@@ -6038,6 +6449,7 @@
         <w:spacing w:after="0" w:before="0" w:line="240" w:lineRule="auto"/>
       </w:pPr>
       <w:rPr>
+        <w:rFonts w:eastAsia="黑体"/>
         <w:b/>
         <w:bCs/>
         <w:color w:themeColor="background1" w:val="FFFFFF"/>
@@ -6052,6 +6464,7 @@
         <w:spacing w:after="0" w:before="0" w:line="240" w:lineRule="auto"/>
       </w:pPr>
       <w:rPr>
+        <w:rFonts w:eastAsia="黑体"/>
         <w:b/>
         <w:bCs/>
       </w:rPr>
@@ -6067,12 +6480,14 @@
     </w:tblStylePr>
     <w:tblStylePr w:type="firstCol">
       <w:rPr>
+        <w:rFonts w:eastAsia="黑体"/>
         <w:b/>
         <w:bCs/>
       </w:rPr>
     </w:tblStylePr>
     <w:tblStylePr w:type="lastCol">
       <w:rPr>
+        <w:rFonts w:eastAsia="黑体"/>
         <w:b/>
         <w:bCs/>
       </w:rPr>
@@ -6130,6 +6545,7 @@
         <w:spacing w:after="0" w:before="0" w:line="240" w:lineRule="auto"/>
       </w:pPr>
       <w:rPr>
+        <w:rFonts w:eastAsia="黑体"/>
         <w:b/>
         <w:bCs/>
         <w:color w:themeColor="background1" w:val="FFFFFF"/>
@@ -6144,6 +6560,7 @@
         <w:spacing w:after="0" w:before="0" w:line="240" w:lineRule="auto"/>
       </w:pPr>
       <w:rPr>
+        <w:rFonts w:eastAsia="黑体"/>
         <w:b/>
         <w:bCs/>
       </w:rPr>
@@ -6159,12 +6576,14 @@
     </w:tblStylePr>
     <w:tblStylePr w:type="firstCol">
       <w:rPr>
+        <w:rFonts w:eastAsia="黑体"/>
         <w:b/>
         <w:bCs/>
       </w:rPr>
     </w:tblStylePr>
     <w:tblStylePr w:type="lastCol">
       <w:rPr>
+        <w:rFonts w:eastAsia="黑体"/>
         <w:b/>
         <w:bCs/>
       </w:rPr>
@@ -6222,6 +6641,7 @@
         <w:spacing w:after="0" w:before="0" w:line="240" w:lineRule="auto"/>
       </w:pPr>
       <w:rPr>
+        <w:rFonts w:eastAsia="黑体"/>
         <w:b/>
         <w:bCs/>
         <w:color w:themeColor="background1" w:val="FFFFFF"/>
@@ -6236,6 +6656,7 @@
         <w:spacing w:after="0" w:before="0" w:line="240" w:lineRule="auto"/>
       </w:pPr>
       <w:rPr>
+        <w:rFonts w:eastAsia="黑体"/>
         <w:b/>
         <w:bCs/>
       </w:rPr>
@@ -6251,12 +6672,14 @@
     </w:tblStylePr>
     <w:tblStylePr w:type="firstCol">
       <w:rPr>
+        <w:rFonts w:eastAsia="黑体"/>
         <w:b/>
         <w:bCs/>
       </w:rPr>
     </w:tblStylePr>
     <w:tblStylePr w:type="lastCol">
       <w:rPr>
+        <w:rFonts w:eastAsia="黑体"/>
         <w:b/>
         <w:bCs/>
       </w:rPr>
@@ -6316,7 +6739,7 @@
         <w:spacing w:after="0" w:before="0" w:line="240" w:lineRule="auto"/>
       </w:pPr>
       <w:rPr>
-        <w:rFonts w:asciiTheme="majorHAnsi" w:cstheme="majorBidi" w:eastAsiaTheme="majorEastAsia" w:hAnsiTheme="majorHAnsi"/>
+        <w:rFonts w:asciiTheme="majorHAnsi" w:cstheme="majorBidi" w:hAnsiTheme="majorHAnsi" w:eastAsia="黑体"/>
         <w:b/>
         <w:bCs/>
       </w:rPr>
@@ -6337,7 +6760,7 @@
         <w:spacing w:after="0" w:before="0" w:line="240" w:lineRule="auto"/>
       </w:pPr>
       <w:rPr>
-        <w:rFonts w:asciiTheme="majorHAnsi" w:cstheme="majorBidi" w:eastAsiaTheme="majorEastAsia" w:hAnsiTheme="majorHAnsi"/>
+        <w:rFonts w:asciiTheme="majorHAnsi" w:cstheme="majorBidi" w:hAnsiTheme="majorHAnsi" w:eastAsia="黑体"/>
         <w:b/>
         <w:bCs/>
       </w:rPr>
@@ -6355,14 +6778,14 @@
     </w:tblStylePr>
     <w:tblStylePr w:type="firstCol">
       <w:rPr>
-        <w:rFonts w:asciiTheme="majorHAnsi" w:cstheme="majorBidi" w:eastAsiaTheme="majorEastAsia" w:hAnsiTheme="majorHAnsi"/>
+        <w:rFonts w:asciiTheme="majorHAnsi" w:cstheme="majorBidi" w:hAnsiTheme="majorHAnsi" w:eastAsia="黑体"/>
         <w:b/>
         <w:bCs/>
       </w:rPr>
     </w:tblStylePr>
     <w:tblStylePr w:type="lastCol">
       <w:rPr>
-        <w:rFonts w:asciiTheme="majorHAnsi" w:cstheme="majorBidi" w:eastAsiaTheme="majorEastAsia" w:hAnsiTheme="majorHAnsi"/>
+        <w:rFonts w:asciiTheme="majorHAnsi" w:cstheme="majorBidi" w:hAnsiTheme="majorHAnsi" w:eastAsia="黑体"/>
         <w:b/>
         <w:bCs/>
       </w:rPr>
@@ -6446,7 +6869,7 @@
         <w:spacing w:after="0" w:before="0" w:line="240" w:lineRule="auto"/>
       </w:pPr>
       <w:rPr>
-        <w:rFonts w:asciiTheme="majorHAnsi" w:cstheme="majorBidi" w:eastAsiaTheme="majorEastAsia" w:hAnsiTheme="majorHAnsi"/>
+        <w:rFonts w:asciiTheme="majorHAnsi" w:cstheme="majorBidi" w:hAnsiTheme="majorHAnsi" w:eastAsia="黑体"/>
         <w:b/>
         <w:bCs/>
       </w:rPr>
@@ -6467,7 +6890,7 @@
         <w:spacing w:after="0" w:before="0" w:line="240" w:lineRule="auto"/>
       </w:pPr>
       <w:rPr>
-        <w:rFonts w:asciiTheme="majorHAnsi" w:cstheme="majorBidi" w:eastAsiaTheme="majorEastAsia" w:hAnsiTheme="majorHAnsi"/>
+        <w:rFonts w:asciiTheme="majorHAnsi" w:cstheme="majorBidi" w:hAnsiTheme="majorHAnsi" w:eastAsia="黑体"/>
         <w:b/>
         <w:bCs/>
       </w:rPr>
@@ -6485,14 +6908,14 @@
     </w:tblStylePr>
     <w:tblStylePr w:type="firstCol">
       <w:rPr>
-        <w:rFonts w:asciiTheme="majorHAnsi" w:cstheme="majorBidi" w:eastAsiaTheme="majorEastAsia" w:hAnsiTheme="majorHAnsi"/>
+        <w:rFonts w:asciiTheme="majorHAnsi" w:cstheme="majorBidi" w:hAnsiTheme="majorHAnsi" w:eastAsia="黑体"/>
         <w:b/>
         <w:bCs/>
       </w:rPr>
     </w:tblStylePr>
     <w:tblStylePr w:type="lastCol">
       <w:rPr>
-        <w:rFonts w:asciiTheme="majorHAnsi" w:cstheme="majorBidi" w:eastAsiaTheme="majorEastAsia" w:hAnsiTheme="majorHAnsi"/>
+        <w:rFonts w:asciiTheme="majorHAnsi" w:cstheme="majorBidi" w:hAnsiTheme="majorHAnsi" w:eastAsia="黑体"/>
         <w:b/>
         <w:bCs/>
       </w:rPr>
@@ -6576,7 +6999,7 @@
         <w:spacing w:after="0" w:before="0" w:line="240" w:lineRule="auto"/>
       </w:pPr>
       <w:rPr>
-        <w:rFonts w:asciiTheme="majorHAnsi" w:cstheme="majorBidi" w:eastAsiaTheme="majorEastAsia" w:hAnsiTheme="majorHAnsi"/>
+        <w:rFonts w:asciiTheme="majorHAnsi" w:cstheme="majorBidi" w:hAnsiTheme="majorHAnsi" w:eastAsia="黑体"/>
         <w:b/>
         <w:bCs/>
       </w:rPr>
@@ -6597,7 +7020,7 @@
         <w:spacing w:after="0" w:before="0" w:line="240" w:lineRule="auto"/>
       </w:pPr>
       <w:rPr>
-        <w:rFonts w:asciiTheme="majorHAnsi" w:cstheme="majorBidi" w:eastAsiaTheme="majorEastAsia" w:hAnsiTheme="majorHAnsi"/>
+        <w:rFonts w:asciiTheme="majorHAnsi" w:cstheme="majorBidi" w:hAnsiTheme="majorHAnsi" w:eastAsia="黑体"/>
         <w:b/>
         <w:bCs/>
       </w:rPr>
@@ -6615,14 +7038,14 @@
     </w:tblStylePr>
     <w:tblStylePr w:type="firstCol">
       <w:rPr>
-        <w:rFonts w:asciiTheme="majorHAnsi" w:cstheme="majorBidi" w:eastAsiaTheme="majorEastAsia" w:hAnsiTheme="majorHAnsi"/>
+        <w:rFonts w:asciiTheme="majorHAnsi" w:cstheme="majorBidi" w:hAnsiTheme="majorHAnsi" w:eastAsia="黑体"/>
         <w:b/>
         <w:bCs/>
       </w:rPr>
     </w:tblStylePr>
     <w:tblStylePr w:type="lastCol">
       <w:rPr>
-        <w:rFonts w:asciiTheme="majorHAnsi" w:cstheme="majorBidi" w:eastAsiaTheme="majorEastAsia" w:hAnsiTheme="majorHAnsi"/>
+        <w:rFonts w:asciiTheme="majorHAnsi" w:cstheme="majorBidi" w:hAnsiTheme="majorHAnsi" w:eastAsia="黑体"/>
         <w:b/>
         <w:bCs/>
       </w:rPr>
@@ -6706,7 +7129,7 @@
         <w:spacing w:after="0" w:before="0" w:line="240" w:lineRule="auto"/>
       </w:pPr>
       <w:rPr>
-        <w:rFonts w:asciiTheme="majorHAnsi" w:cstheme="majorBidi" w:eastAsiaTheme="majorEastAsia" w:hAnsiTheme="majorHAnsi"/>
+        <w:rFonts w:asciiTheme="majorHAnsi" w:cstheme="majorBidi" w:hAnsiTheme="majorHAnsi" w:eastAsia="黑体"/>
         <w:b/>
         <w:bCs/>
       </w:rPr>
@@ -6727,7 +7150,7 @@
         <w:spacing w:after="0" w:before="0" w:line="240" w:lineRule="auto"/>
       </w:pPr>
       <w:rPr>
-        <w:rFonts w:asciiTheme="majorHAnsi" w:cstheme="majorBidi" w:eastAsiaTheme="majorEastAsia" w:hAnsiTheme="majorHAnsi"/>
+        <w:rFonts w:asciiTheme="majorHAnsi" w:cstheme="majorBidi" w:hAnsiTheme="majorHAnsi" w:eastAsia="黑体"/>
         <w:b/>
         <w:bCs/>
       </w:rPr>
@@ -6745,14 +7168,14 @@
     </w:tblStylePr>
     <w:tblStylePr w:type="firstCol">
       <w:rPr>
-        <w:rFonts w:asciiTheme="majorHAnsi" w:cstheme="majorBidi" w:eastAsiaTheme="majorEastAsia" w:hAnsiTheme="majorHAnsi"/>
+        <w:rFonts w:asciiTheme="majorHAnsi" w:cstheme="majorBidi" w:hAnsiTheme="majorHAnsi" w:eastAsia="黑体"/>
         <w:b/>
         <w:bCs/>
       </w:rPr>
     </w:tblStylePr>
     <w:tblStylePr w:type="lastCol">
       <w:rPr>
-        <w:rFonts w:asciiTheme="majorHAnsi" w:cstheme="majorBidi" w:eastAsiaTheme="majorEastAsia" w:hAnsiTheme="majorHAnsi"/>
+        <w:rFonts w:asciiTheme="majorHAnsi" w:cstheme="majorBidi" w:hAnsiTheme="majorHAnsi" w:eastAsia="黑体"/>
         <w:b/>
         <w:bCs/>
       </w:rPr>
@@ -6836,7 +7259,7 @@
         <w:spacing w:after="0" w:before="0" w:line="240" w:lineRule="auto"/>
       </w:pPr>
       <w:rPr>
-        <w:rFonts w:asciiTheme="majorHAnsi" w:cstheme="majorBidi" w:eastAsiaTheme="majorEastAsia" w:hAnsiTheme="majorHAnsi"/>
+        <w:rFonts w:asciiTheme="majorHAnsi" w:cstheme="majorBidi" w:hAnsiTheme="majorHAnsi" w:eastAsia="黑体"/>
         <w:b/>
         <w:bCs/>
       </w:rPr>
@@ -6857,7 +7280,7 @@
         <w:spacing w:after="0" w:before="0" w:line="240" w:lineRule="auto"/>
       </w:pPr>
       <w:rPr>
-        <w:rFonts w:asciiTheme="majorHAnsi" w:cstheme="majorBidi" w:eastAsiaTheme="majorEastAsia" w:hAnsiTheme="majorHAnsi"/>
+        <w:rFonts w:asciiTheme="majorHAnsi" w:cstheme="majorBidi" w:hAnsiTheme="majorHAnsi" w:eastAsia="黑体"/>
         <w:b/>
         <w:bCs/>
       </w:rPr>
@@ -6875,14 +7298,14 @@
     </w:tblStylePr>
     <w:tblStylePr w:type="firstCol">
       <w:rPr>
-        <w:rFonts w:asciiTheme="majorHAnsi" w:cstheme="majorBidi" w:eastAsiaTheme="majorEastAsia" w:hAnsiTheme="majorHAnsi"/>
+        <w:rFonts w:asciiTheme="majorHAnsi" w:cstheme="majorBidi" w:hAnsiTheme="majorHAnsi" w:eastAsia="黑体"/>
         <w:b/>
         <w:bCs/>
       </w:rPr>
     </w:tblStylePr>
     <w:tblStylePr w:type="lastCol">
       <w:rPr>
-        <w:rFonts w:asciiTheme="majorHAnsi" w:cstheme="majorBidi" w:eastAsiaTheme="majorEastAsia" w:hAnsiTheme="majorHAnsi"/>
+        <w:rFonts w:asciiTheme="majorHAnsi" w:cstheme="majorBidi" w:hAnsiTheme="majorHAnsi" w:eastAsia="黑体"/>
         <w:b/>
         <w:bCs/>
       </w:rPr>
@@ -6966,7 +7389,7 @@
         <w:spacing w:after="0" w:before="0" w:line="240" w:lineRule="auto"/>
       </w:pPr>
       <w:rPr>
-        <w:rFonts w:asciiTheme="majorHAnsi" w:cstheme="majorBidi" w:eastAsiaTheme="majorEastAsia" w:hAnsiTheme="majorHAnsi"/>
+        <w:rFonts w:asciiTheme="majorHAnsi" w:cstheme="majorBidi" w:hAnsiTheme="majorHAnsi" w:eastAsia="黑体"/>
         <w:b/>
         <w:bCs/>
       </w:rPr>
@@ -6987,7 +7410,7 @@
         <w:spacing w:after="0" w:before="0" w:line="240" w:lineRule="auto"/>
       </w:pPr>
       <w:rPr>
-        <w:rFonts w:asciiTheme="majorHAnsi" w:cstheme="majorBidi" w:eastAsiaTheme="majorEastAsia" w:hAnsiTheme="majorHAnsi"/>
+        <w:rFonts w:asciiTheme="majorHAnsi" w:cstheme="majorBidi" w:hAnsiTheme="majorHAnsi" w:eastAsia="黑体"/>
         <w:b/>
         <w:bCs/>
       </w:rPr>
@@ -7005,14 +7428,14 @@
     </w:tblStylePr>
     <w:tblStylePr w:type="firstCol">
       <w:rPr>
-        <w:rFonts w:asciiTheme="majorHAnsi" w:cstheme="majorBidi" w:eastAsiaTheme="majorEastAsia" w:hAnsiTheme="majorHAnsi"/>
+        <w:rFonts w:asciiTheme="majorHAnsi" w:cstheme="majorBidi" w:hAnsiTheme="majorHAnsi" w:eastAsia="黑体"/>
         <w:b/>
         <w:bCs/>
       </w:rPr>
     </w:tblStylePr>
     <w:tblStylePr w:type="lastCol">
       <w:rPr>
-        <w:rFonts w:asciiTheme="majorHAnsi" w:cstheme="majorBidi" w:eastAsiaTheme="majorEastAsia" w:hAnsiTheme="majorHAnsi"/>
+        <w:rFonts w:asciiTheme="majorHAnsi" w:cstheme="majorBidi" w:hAnsiTheme="majorHAnsi" w:eastAsia="黑体"/>
         <w:b/>
         <w:bCs/>
       </w:rPr>
@@ -7096,7 +7519,7 @@
         <w:spacing w:after="0" w:before="0" w:line="240" w:lineRule="auto"/>
       </w:pPr>
       <w:rPr>
-        <w:rFonts w:asciiTheme="majorHAnsi" w:cstheme="majorBidi" w:eastAsiaTheme="majorEastAsia" w:hAnsiTheme="majorHAnsi"/>
+        <w:rFonts w:asciiTheme="majorHAnsi" w:cstheme="majorBidi" w:hAnsiTheme="majorHAnsi" w:eastAsia="黑体"/>
         <w:b/>
         <w:bCs/>
       </w:rPr>
@@ -7117,7 +7540,7 @@
         <w:spacing w:after="0" w:before="0" w:line="240" w:lineRule="auto"/>
       </w:pPr>
       <w:rPr>
-        <w:rFonts w:asciiTheme="majorHAnsi" w:cstheme="majorBidi" w:eastAsiaTheme="majorEastAsia" w:hAnsiTheme="majorHAnsi"/>
+        <w:rFonts w:asciiTheme="majorHAnsi" w:cstheme="majorBidi" w:hAnsiTheme="majorHAnsi" w:eastAsia="黑体"/>
         <w:b/>
         <w:bCs/>
       </w:rPr>
@@ -7135,14 +7558,14 @@
     </w:tblStylePr>
     <w:tblStylePr w:type="firstCol">
       <w:rPr>
-        <w:rFonts w:asciiTheme="majorHAnsi" w:cstheme="majorBidi" w:eastAsiaTheme="majorEastAsia" w:hAnsiTheme="majorHAnsi"/>
+        <w:rFonts w:asciiTheme="majorHAnsi" w:cstheme="majorBidi" w:hAnsiTheme="majorHAnsi" w:eastAsia="黑体"/>
         <w:b/>
         <w:bCs/>
       </w:rPr>
     </w:tblStylePr>
     <w:tblStylePr w:type="lastCol">
       <w:rPr>
-        <w:rFonts w:asciiTheme="majorHAnsi" w:cstheme="majorBidi" w:eastAsiaTheme="majorEastAsia" w:hAnsiTheme="majorHAnsi"/>
+        <w:rFonts w:asciiTheme="majorHAnsi" w:cstheme="majorBidi" w:hAnsiTheme="majorHAnsi" w:eastAsia="黑体"/>
         <w:b/>
         <w:bCs/>
       </w:rPr>
@@ -7225,6 +7648,7 @@
         <w:spacing w:after="0" w:before="0" w:line="240" w:lineRule="auto"/>
       </w:pPr>
       <w:rPr>
+        <w:rFonts w:eastAsia="黑体"/>
         <w:b/>
         <w:bCs/>
         <w:color w:themeColor="background1" w:val="FFFFFF"/>
@@ -7247,6 +7671,7 @@
         <w:spacing w:after="0" w:before="0" w:line="240" w:lineRule="auto"/>
       </w:pPr>
       <w:rPr>
+        <w:rFonts w:eastAsia="黑体"/>
         <w:b/>
         <w:bCs/>
       </w:rPr>
@@ -7264,12 +7689,14 @@
     </w:tblStylePr>
     <w:tblStylePr w:type="firstCol">
       <w:rPr>
+        <w:rFonts w:eastAsia="黑体"/>
         <w:b/>
         <w:bCs/>
       </w:rPr>
     </w:tblStylePr>
     <w:tblStylePr w:type="lastCol">
       <w:rPr>
+        <w:rFonts w:eastAsia="黑体"/>
         <w:b/>
         <w:bCs/>
       </w:rPr>
@@ -7331,6 +7758,7 @@
         <w:spacing w:after="0" w:before="0" w:line="240" w:lineRule="auto"/>
       </w:pPr>
       <w:rPr>
+        <w:rFonts w:eastAsia="黑体"/>
         <w:b/>
         <w:bCs/>
         <w:color w:themeColor="background1" w:val="FFFFFF"/>
@@ -7353,6 +7781,7 @@
         <w:spacing w:after="0" w:before="0" w:line="240" w:lineRule="auto"/>
       </w:pPr>
       <w:rPr>
+        <w:rFonts w:eastAsia="黑体"/>
         <w:b/>
         <w:bCs/>
       </w:rPr>
@@ -7370,12 +7799,14 @@
     </w:tblStylePr>
     <w:tblStylePr w:type="firstCol">
       <w:rPr>
+        <w:rFonts w:eastAsia="黑体"/>
         <w:b/>
         <w:bCs/>
       </w:rPr>
     </w:tblStylePr>
     <w:tblStylePr w:type="lastCol">
       <w:rPr>
+        <w:rFonts w:eastAsia="黑体"/>
         <w:b/>
         <w:bCs/>
       </w:rPr>
@@ -7437,6 +7868,7 @@
         <w:spacing w:after="0" w:before="0" w:line="240" w:lineRule="auto"/>
       </w:pPr>
       <w:rPr>
+        <w:rFonts w:eastAsia="黑体"/>
         <w:b/>
         <w:bCs/>
         <w:color w:themeColor="background1" w:val="FFFFFF"/>
@@ -7459,6 +7891,7 @@
         <w:spacing w:after="0" w:before="0" w:line="240" w:lineRule="auto"/>
       </w:pPr>
       <w:rPr>
+        <w:rFonts w:eastAsia="黑体"/>
         <w:b/>
         <w:bCs/>
       </w:rPr>
@@ -7476,12 +7909,14 @@
     </w:tblStylePr>
     <w:tblStylePr w:type="firstCol">
       <w:rPr>
+        <w:rFonts w:eastAsia="黑体"/>
         <w:b/>
         <w:bCs/>
       </w:rPr>
     </w:tblStylePr>
     <w:tblStylePr w:type="lastCol">
       <w:rPr>
+        <w:rFonts w:eastAsia="黑体"/>
         <w:b/>
         <w:bCs/>
       </w:rPr>
@@ -7543,6 +7978,7 @@
         <w:spacing w:after="0" w:before="0" w:line="240" w:lineRule="auto"/>
       </w:pPr>
       <w:rPr>
+        <w:rFonts w:eastAsia="黑体"/>
         <w:b/>
         <w:bCs/>
         <w:color w:themeColor="background1" w:val="FFFFFF"/>
@@ -7565,6 +8001,7 @@
         <w:spacing w:after="0" w:before="0" w:line="240" w:lineRule="auto"/>
       </w:pPr>
       <w:rPr>
+        <w:rFonts w:eastAsia="黑体"/>
         <w:b/>
         <w:bCs/>
       </w:rPr>
@@ -7582,12 +8019,14 @@
     </w:tblStylePr>
     <w:tblStylePr w:type="firstCol">
       <w:rPr>
+        <w:rFonts w:eastAsia="黑体"/>
         <w:b/>
         <w:bCs/>
       </w:rPr>
     </w:tblStylePr>
     <w:tblStylePr w:type="lastCol">
       <w:rPr>
+        <w:rFonts w:eastAsia="黑体"/>
         <w:b/>
         <w:bCs/>
       </w:rPr>
@@ -7649,6 +8088,7 @@
         <w:spacing w:after="0" w:before="0" w:line="240" w:lineRule="auto"/>
       </w:pPr>
       <w:rPr>
+        <w:rFonts w:eastAsia="黑体"/>
         <w:b/>
         <w:bCs/>
         <w:color w:themeColor="background1" w:val="FFFFFF"/>
@@ -7671,6 +8111,7 @@
         <w:spacing w:after="0" w:before="0" w:line="240" w:lineRule="auto"/>
       </w:pPr>
       <w:rPr>
+        <w:rFonts w:eastAsia="黑体"/>
         <w:b/>
         <w:bCs/>
       </w:rPr>
@@ -7688,12 +8129,14 @@
     </w:tblStylePr>
     <w:tblStylePr w:type="firstCol">
       <w:rPr>
+        <w:rFonts w:eastAsia="黑体"/>
         <w:b/>
         <w:bCs/>
       </w:rPr>
     </w:tblStylePr>
     <w:tblStylePr w:type="lastCol">
       <w:rPr>
+        <w:rFonts w:eastAsia="黑体"/>
         <w:b/>
         <w:bCs/>
       </w:rPr>
@@ -7755,6 +8198,7 @@
         <w:spacing w:after="0" w:before="0" w:line="240" w:lineRule="auto"/>
       </w:pPr>
       <w:rPr>
+        <w:rFonts w:eastAsia="黑体"/>
         <w:b/>
         <w:bCs/>
         <w:color w:themeColor="background1" w:val="FFFFFF"/>
@@ -7777,6 +8221,7 @@
         <w:spacing w:after="0" w:before="0" w:line="240" w:lineRule="auto"/>
       </w:pPr>
       <w:rPr>
+        <w:rFonts w:eastAsia="黑体"/>
         <w:b/>
         <w:bCs/>
       </w:rPr>
@@ -7794,12 +8239,14 @@
     </w:tblStylePr>
     <w:tblStylePr w:type="firstCol">
       <w:rPr>
+        <w:rFonts w:eastAsia="黑体"/>
         <w:b/>
         <w:bCs/>
       </w:rPr>
     </w:tblStylePr>
     <w:tblStylePr w:type="lastCol">
       <w:rPr>
+        <w:rFonts w:eastAsia="黑体"/>
         <w:b/>
         <w:bCs/>
       </w:rPr>
@@ -7861,6 +8308,7 @@
         <w:spacing w:after="0" w:before="0" w:line="240" w:lineRule="auto"/>
       </w:pPr>
       <w:rPr>
+        <w:rFonts w:eastAsia="黑体"/>
         <w:b/>
         <w:bCs/>
         <w:color w:themeColor="background1" w:val="FFFFFF"/>
@@ -7883,6 +8331,7 @@
         <w:spacing w:after="0" w:before="0" w:line="240" w:lineRule="auto"/>
       </w:pPr>
       <w:rPr>
+        <w:rFonts w:eastAsia="黑体"/>
         <w:b/>
         <w:bCs/>
       </w:rPr>
@@ -7900,12 +8349,14 @@
     </w:tblStylePr>
     <w:tblStylePr w:type="firstCol">
       <w:rPr>
+        <w:rFonts w:eastAsia="黑体"/>
         <w:b/>
         <w:bCs/>
       </w:rPr>
     </w:tblStylePr>
     <w:tblStylePr w:type="lastCol">
       <w:rPr>
+        <w:rFonts w:eastAsia="黑体"/>
         <w:b/>
         <w:bCs/>
       </w:rPr>
@@ -7964,6 +8415,7 @@
         <w:spacing w:after="0" w:before="0" w:line="240" w:lineRule="auto"/>
       </w:pPr>
       <w:rPr>
+        <w:rFonts w:eastAsia="黑体"/>
         <w:b/>
         <w:bCs/>
         <w:color w:themeColor="background1" w:val="FFFFFF"/>
@@ -7986,6 +8438,7 @@
         <w:spacing w:after="0" w:before="0" w:line="240" w:lineRule="auto"/>
       </w:pPr>
       <w:rPr>
+        <w:rFonts w:eastAsia="黑体"/>
         <w:color w:val="auto"/>
       </w:rPr>
       <w:tblPr/>
@@ -8003,6 +8456,7 @@
     </w:tblStylePr>
     <w:tblStylePr w:type="firstCol">
       <w:rPr>
+        <w:rFonts w:eastAsia="黑体"/>
         <w:b/>
         <w:bCs/>
         <w:color w:themeColor="background1" w:val="FFFFFF"/>
@@ -8022,6 +8476,7 @@
     </w:tblStylePr>
     <w:tblStylePr w:type="lastCol">
       <w:rPr>
+        <w:rFonts w:eastAsia="黑体"/>
         <w:b/>
         <w:bCs/>
         <w:color w:themeColor="background1" w:val="FFFFFF"/>
@@ -8070,6 +8525,7 @@
     </w:tblStylePr>
     <w:tblStylePr w:type="nwCell">
       <w:rPr>
+        <w:rFonts w:eastAsia="黑体"/>
         <w:color w:themeColor="background1" w:val="FFFFFF"/>
       </w:rPr>
       <w:tblPr/>
@@ -8113,6 +8569,7 @@
         <w:spacing w:after="0" w:before="0" w:line="240" w:lineRule="auto"/>
       </w:pPr>
       <w:rPr>
+        <w:rFonts w:eastAsia="黑体"/>
         <w:b/>
         <w:bCs/>
         <w:color w:themeColor="background1" w:val="FFFFFF"/>
@@ -8135,6 +8592,7 @@
         <w:spacing w:after="0" w:before="0" w:line="240" w:lineRule="auto"/>
       </w:pPr>
       <w:rPr>
+        <w:rFonts w:eastAsia="黑体"/>
         <w:color w:val="auto"/>
       </w:rPr>
       <w:tblPr/>
@@ -8152,6 +8610,7 @@
     </w:tblStylePr>
     <w:tblStylePr w:type="firstCol">
       <w:rPr>
+        <w:rFonts w:eastAsia="黑体"/>
         <w:b/>
         <w:bCs/>
         <w:color w:themeColor="background1" w:val="FFFFFF"/>
@@ -8171,6 +8630,7 @@
     </w:tblStylePr>
     <w:tblStylePr w:type="lastCol">
       <w:rPr>
+        <w:rFonts w:eastAsia="黑体"/>
         <w:b/>
         <w:bCs/>
         <w:color w:themeColor="background1" w:val="FFFFFF"/>
@@ -8219,6 +8679,7 @@
     </w:tblStylePr>
     <w:tblStylePr w:type="nwCell">
       <w:rPr>
+        <w:rFonts w:eastAsia="黑体"/>
         <w:color w:themeColor="background1" w:val="FFFFFF"/>
       </w:rPr>
       <w:tblPr/>
@@ -8262,6 +8723,7 @@
         <w:spacing w:after="0" w:before="0" w:line="240" w:lineRule="auto"/>
       </w:pPr>
       <w:rPr>
+        <w:rFonts w:eastAsia="黑体"/>
         <w:b/>
         <w:bCs/>
         <w:color w:themeColor="background1" w:val="FFFFFF"/>
@@ -8284,6 +8746,7 @@
         <w:spacing w:after="0" w:before="0" w:line="240" w:lineRule="auto"/>
       </w:pPr>
       <w:rPr>
+        <w:rFonts w:eastAsia="黑体"/>
         <w:color w:val="auto"/>
       </w:rPr>
       <w:tblPr/>
@@ -8301,6 +8764,7 @@
     </w:tblStylePr>
     <w:tblStylePr w:type="firstCol">
       <w:rPr>
+        <w:rFonts w:eastAsia="黑体"/>
         <w:b/>
         <w:bCs/>
         <w:color w:themeColor="background1" w:val="FFFFFF"/>
@@ -8320,6 +8784,7 @@
     </w:tblStylePr>
     <w:tblStylePr w:type="lastCol">
       <w:rPr>
+        <w:rFonts w:eastAsia="黑体"/>
         <w:b/>
         <w:bCs/>
         <w:color w:themeColor="background1" w:val="FFFFFF"/>
@@ -8368,6 +8833,7 @@
     </w:tblStylePr>
     <w:tblStylePr w:type="nwCell">
       <w:rPr>
+        <w:rFonts w:eastAsia="黑体"/>
         <w:color w:themeColor="background1" w:val="FFFFFF"/>
       </w:rPr>
       <w:tblPr/>
@@ -8411,6 +8877,7 @@
         <w:spacing w:after="0" w:before="0" w:line="240" w:lineRule="auto"/>
       </w:pPr>
       <w:rPr>
+        <w:rFonts w:eastAsia="黑体"/>
         <w:b/>
         <w:bCs/>
         <w:color w:themeColor="background1" w:val="FFFFFF"/>
@@ -8433,6 +8900,7 @@
         <w:spacing w:after="0" w:before="0" w:line="240" w:lineRule="auto"/>
       </w:pPr>
       <w:rPr>
+        <w:rFonts w:eastAsia="黑体"/>
         <w:color w:val="auto"/>
       </w:rPr>
       <w:tblPr/>
@@ -8450,6 +8918,7 @@
     </w:tblStylePr>
     <w:tblStylePr w:type="firstCol">
       <w:rPr>
+        <w:rFonts w:eastAsia="黑体"/>
         <w:b/>
         <w:bCs/>
         <w:color w:themeColor="background1" w:val="FFFFFF"/>
@@ -8469,6 +8938,7 @@
     </w:tblStylePr>
     <w:tblStylePr w:type="lastCol">
       <w:rPr>
+        <w:rFonts w:eastAsia="黑体"/>
         <w:b/>
         <w:bCs/>
         <w:color w:themeColor="background1" w:val="FFFFFF"/>
@@ -8517,6 +8987,7 @@
     </w:tblStylePr>
     <w:tblStylePr w:type="nwCell">
       <w:rPr>
+        <w:rFonts w:eastAsia="黑体"/>
         <w:color w:themeColor="background1" w:val="FFFFFF"/>
       </w:rPr>
       <w:tblPr/>
@@ -8560,6 +9031,7 @@
         <w:spacing w:after="0" w:before="0" w:line="240" w:lineRule="auto"/>
       </w:pPr>
       <w:rPr>
+        <w:rFonts w:eastAsia="黑体"/>
         <w:b/>
         <w:bCs/>
         <w:color w:themeColor="background1" w:val="FFFFFF"/>
@@ -8582,6 +9054,7 @@
         <w:spacing w:after="0" w:before="0" w:line="240" w:lineRule="auto"/>
       </w:pPr>
       <w:rPr>
+        <w:rFonts w:eastAsia="黑体"/>
         <w:color w:val="auto"/>
       </w:rPr>
       <w:tblPr/>
@@ -8599,6 +9072,7 @@
     </w:tblStylePr>
     <w:tblStylePr w:type="firstCol">
       <w:rPr>
+        <w:rFonts w:eastAsia="黑体"/>
         <w:b/>
         <w:bCs/>
         <w:color w:themeColor="background1" w:val="FFFFFF"/>
@@ -8618,6 +9092,7 @@
     </w:tblStylePr>
     <w:tblStylePr w:type="lastCol">
       <w:rPr>
+        <w:rFonts w:eastAsia="黑体"/>
         <w:b/>
         <w:bCs/>
         <w:color w:themeColor="background1" w:val="FFFFFF"/>
@@ -8666,6 +9141,7 @@
     </w:tblStylePr>
     <w:tblStylePr w:type="nwCell">
       <w:rPr>
+        <w:rFonts w:eastAsia="黑体"/>
         <w:color w:themeColor="background1" w:val="FFFFFF"/>
       </w:rPr>
       <w:tblPr/>
@@ -8709,6 +9185,7 @@
         <w:spacing w:after="0" w:before="0" w:line="240" w:lineRule="auto"/>
       </w:pPr>
       <w:rPr>
+        <w:rFonts w:eastAsia="黑体"/>
         <w:b/>
         <w:bCs/>
         <w:color w:themeColor="background1" w:val="FFFFFF"/>
@@ -8731,6 +9208,7 @@
         <w:spacing w:after="0" w:before="0" w:line="240" w:lineRule="auto"/>
       </w:pPr>
       <w:rPr>
+        <w:rFonts w:eastAsia="黑体"/>
         <w:color w:val="auto"/>
       </w:rPr>
       <w:tblPr/>
@@ -8748,6 +9226,7 @@
     </w:tblStylePr>
     <w:tblStylePr w:type="firstCol">
       <w:rPr>
+        <w:rFonts w:eastAsia="黑体"/>
         <w:b/>
         <w:bCs/>
         <w:color w:themeColor="background1" w:val="FFFFFF"/>
@@ -8767,6 +9246,7 @@
     </w:tblStylePr>
     <w:tblStylePr w:type="lastCol">
       <w:rPr>
+        <w:rFonts w:eastAsia="黑体"/>
         <w:b/>
         <w:bCs/>
         <w:color w:themeColor="background1" w:val="FFFFFF"/>
@@ -8815,6 +9295,7 @@
     </w:tblStylePr>
     <w:tblStylePr w:type="nwCell">
       <w:rPr>
+        <w:rFonts w:eastAsia="黑体"/>
         <w:color w:themeColor="background1" w:val="FFFFFF"/>
       </w:rPr>
       <w:tblPr/>
@@ -8858,6 +9339,7 @@
         <w:spacing w:after="0" w:before="0" w:line="240" w:lineRule="auto"/>
       </w:pPr>
       <w:rPr>
+        <w:rFonts w:eastAsia="黑体"/>
         <w:b/>
         <w:bCs/>
         <w:color w:themeColor="background1" w:val="FFFFFF"/>
@@ -8880,6 +9362,7 @@
         <w:spacing w:after="0" w:before="0" w:line="240" w:lineRule="auto"/>
       </w:pPr>
       <w:rPr>
+        <w:rFonts w:eastAsia="黑体"/>
         <w:color w:val="auto"/>
       </w:rPr>
       <w:tblPr/>
@@ -8897,6 +9380,7 @@
     </w:tblStylePr>
     <w:tblStylePr w:type="firstCol">
       <w:rPr>
+        <w:rFonts w:eastAsia="黑体"/>
         <w:b/>
         <w:bCs/>
         <w:color w:themeColor="background1" w:val="FFFFFF"/>
@@ -8916,6 +9400,7 @@
     </w:tblStylePr>
     <w:tblStylePr w:type="lastCol">
       <w:rPr>
+        <w:rFonts w:eastAsia="黑体"/>
         <w:b/>
         <w:bCs/>
         <w:color w:themeColor="background1" w:val="FFFFFF"/>
@@ -8964,6 +9449,7 @@
     </w:tblStylePr>
     <w:tblStylePr w:type="nwCell">
       <w:rPr>
+        <w:rFonts w:eastAsia="黑体"/>
         <w:color w:themeColor="background1" w:val="FFFFFF"/>
       </w:rPr>
       <w:tblPr/>
@@ -8988,6 +9474,7 @@
       <w:spacing w:after="0" w:line="240" w:lineRule="auto"/>
     </w:pPr>
     <w:rPr>
+      <w:rFonts w:eastAsia="黑体"/>
       <w:color w:themeColor="text1" w:val="000000"/>
     </w:rPr>
     <w:tblPr>
@@ -9007,7 +9494,7 @@
     </w:tblPr>
     <w:tblStylePr w:type="firstRow">
       <w:rPr>
-        <w:rFonts w:asciiTheme="majorHAnsi" w:cstheme="majorBidi" w:eastAsiaTheme="majorEastAsia" w:hAnsiTheme="majorHAnsi"/>
+        <w:rFonts w:asciiTheme="majorHAnsi" w:cstheme="majorBidi" w:hAnsiTheme="majorHAnsi" w:eastAsia="黑体"/>
       </w:rPr>
       <w:tblPr/>
       <w:tcPr>
@@ -9019,6 +9506,7 @@
     </w:tblStylePr>
     <w:tblStylePr w:type="lastRow">
       <w:rPr>
+        <w:rFonts w:eastAsia="黑体"/>
         <w:b/>
         <w:bCs/>
         <w:color w:themeColor="text2" w:val="1F497D"/>
@@ -9033,12 +9521,14 @@
     </w:tblStylePr>
     <w:tblStylePr w:type="firstCol">
       <w:rPr>
+        <w:rFonts w:eastAsia="黑体"/>
         <w:b/>
         <w:bCs/>
       </w:rPr>
     </w:tblStylePr>
     <w:tblStylePr w:type="lastCol">
       <w:rPr>
+        <w:rFonts w:eastAsia="黑体"/>
         <w:b/>
         <w:bCs/>
       </w:rPr>
@@ -9072,6 +9562,7 @@
       <w:spacing w:after="0" w:line="240" w:lineRule="auto"/>
     </w:pPr>
     <w:rPr>
+      <w:rFonts w:eastAsia="黑体"/>
       <w:color w:themeColor="text1" w:val="000000"/>
     </w:rPr>
     <w:tblPr>
@@ -9091,7 +9582,7 @@
     </w:tblPr>
     <w:tblStylePr w:type="firstRow">
       <w:rPr>
-        <w:rFonts w:asciiTheme="majorHAnsi" w:cstheme="majorBidi" w:eastAsiaTheme="majorEastAsia" w:hAnsiTheme="majorHAnsi"/>
+        <w:rFonts w:asciiTheme="majorHAnsi" w:cstheme="majorBidi" w:hAnsiTheme="majorHAnsi" w:eastAsia="黑体"/>
       </w:rPr>
       <w:tblPr/>
       <w:tcPr>
@@ -9103,6 +9594,7 @@
     </w:tblStylePr>
     <w:tblStylePr w:type="lastRow">
       <w:rPr>
+        <w:rFonts w:eastAsia="黑体"/>
         <w:b/>
         <w:bCs/>
         <w:color w:themeColor="text2" w:val="1F497D"/>
@@ -9117,12 +9609,14 @@
     </w:tblStylePr>
     <w:tblStylePr w:type="firstCol">
       <w:rPr>
+        <w:rFonts w:eastAsia="黑体"/>
         <w:b/>
         <w:bCs/>
       </w:rPr>
     </w:tblStylePr>
     <w:tblStylePr w:type="lastCol">
       <w:rPr>
+        <w:rFonts w:eastAsia="黑体"/>
         <w:b/>
         <w:bCs/>
       </w:rPr>
@@ -9156,6 +9650,7 @@
       <w:spacing w:after="0" w:line="240" w:lineRule="auto"/>
     </w:pPr>
     <w:rPr>
+      <w:rFonts w:eastAsia="黑体"/>
       <w:color w:themeColor="text1" w:val="000000"/>
     </w:rPr>
     <w:tblPr>
@@ -9175,7 +9670,7 @@
     </w:tblPr>
     <w:tblStylePr w:type="firstRow">
       <w:rPr>
-        <w:rFonts w:asciiTheme="majorHAnsi" w:cstheme="majorBidi" w:eastAsiaTheme="majorEastAsia" w:hAnsiTheme="majorHAnsi"/>
+        <w:rFonts w:asciiTheme="majorHAnsi" w:cstheme="majorBidi" w:hAnsiTheme="majorHAnsi" w:eastAsia="黑体"/>
       </w:rPr>
       <w:tblPr/>
       <w:tcPr>
@@ -9187,6 +9682,7 @@
     </w:tblStylePr>
     <w:tblStylePr w:type="lastRow">
       <w:rPr>
+        <w:rFonts w:eastAsia="黑体"/>
         <w:b/>
         <w:bCs/>
         <w:color w:themeColor="text2" w:val="1F497D"/>
@@ -9201,12 +9697,14 @@
     </w:tblStylePr>
     <w:tblStylePr w:type="firstCol">
       <w:rPr>
+        <w:rFonts w:eastAsia="黑体"/>
         <w:b/>
         <w:bCs/>
       </w:rPr>
     </w:tblStylePr>
     <w:tblStylePr w:type="lastCol">
       <w:rPr>
+        <w:rFonts w:eastAsia="黑体"/>
         <w:b/>
         <w:bCs/>
       </w:rPr>
@@ -9240,6 +9738,7 @@
       <w:spacing w:after="0" w:line="240" w:lineRule="auto"/>
     </w:pPr>
     <w:rPr>
+      <w:rFonts w:eastAsia="黑体"/>
       <w:color w:themeColor="text1" w:val="000000"/>
     </w:rPr>
     <w:tblPr>
@@ -9259,7 +9758,7 @@
     </w:tblPr>
     <w:tblStylePr w:type="firstRow">
       <w:rPr>
-        <w:rFonts w:asciiTheme="majorHAnsi" w:cstheme="majorBidi" w:eastAsiaTheme="majorEastAsia" w:hAnsiTheme="majorHAnsi"/>
+        <w:rFonts w:asciiTheme="majorHAnsi" w:cstheme="majorBidi" w:hAnsiTheme="majorHAnsi" w:eastAsia="黑体"/>
       </w:rPr>
       <w:tblPr/>
       <w:tcPr>
@@ -9271,6 +9770,7 @@
     </w:tblStylePr>
     <w:tblStylePr w:type="lastRow">
       <w:rPr>
+        <w:rFonts w:eastAsia="黑体"/>
         <w:b/>
         <w:bCs/>
         <w:color w:themeColor="text2" w:val="1F497D"/>
@@ -9285,12 +9785,14 @@
     </w:tblStylePr>
     <w:tblStylePr w:type="firstCol">
       <w:rPr>
+        <w:rFonts w:eastAsia="黑体"/>
         <w:b/>
         <w:bCs/>
       </w:rPr>
     </w:tblStylePr>
     <w:tblStylePr w:type="lastCol">
       <w:rPr>
+        <w:rFonts w:eastAsia="黑体"/>
         <w:b/>
         <w:bCs/>
       </w:rPr>
@@ -9324,6 +9826,7 @@
       <w:spacing w:after="0" w:line="240" w:lineRule="auto"/>
     </w:pPr>
     <w:rPr>
+      <w:rFonts w:eastAsia="黑体"/>
       <w:color w:themeColor="text1" w:val="000000"/>
     </w:rPr>
     <w:tblPr>
@@ -9343,7 +9846,7 @@
     </w:tblPr>
     <w:tblStylePr w:type="firstRow">
       <w:rPr>
-        <w:rFonts w:asciiTheme="majorHAnsi" w:cstheme="majorBidi" w:eastAsiaTheme="majorEastAsia" w:hAnsiTheme="majorHAnsi"/>
+        <w:rFonts w:asciiTheme="majorHAnsi" w:cstheme="majorBidi" w:hAnsiTheme="majorHAnsi" w:eastAsia="黑体"/>
       </w:rPr>
       <w:tblPr/>
       <w:tcPr>
@@ -9355,6 +9858,7 @@
     </w:tblStylePr>
     <w:tblStylePr w:type="lastRow">
       <w:rPr>
+        <w:rFonts w:eastAsia="黑体"/>
         <w:b/>
         <w:bCs/>
         <w:color w:themeColor="text2" w:val="1F497D"/>
@@ -9369,12 +9873,14 @@
     </w:tblStylePr>
     <w:tblStylePr w:type="firstCol">
       <w:rPr>
+        <w:rFonts w:eastAsia="黑体"/>
         <w:b/>
         <w:bCs/>
       </w:rPr>
     </w:tblStylePr>
     <w:tblStylePr w:type="lastCol">
       <w:rPr>
+        <w:rFonts w:eastAsia="黑体"/>
         <w:b/>
         <w:bCs/>
       </w:rPr>
@@ -9408,6 +9914,7 @@
       <w:spacing w:after="0" w:line="240" w:lineRule="auto"/>
     </w:pPr>
     <w:rPr>
+      <w:rFonts w:eastAsia="黑体"/>
       <w:color w:themeColor="text1" w:val="000000"/>
     </w:rPr>
     <w:tblPr>
@@ -9427,7 +9934,7 @@
     </w:tblPr>
     <w:tblStylePr w:type="firstRow">
       <w:rPr>
-        <w:rFonts w:asciiTheme="majorHAnsi" w:cstheme="majorBidi" w:eastAsiaTheme="majorEastAsia" w:hAnsiTheme="majorHAnsi"/>
+        <w:rFonts w:asciiTheme="majorHAnsi" w:cstheme="majorBidi" w:hAnsiTheme="majorHAnsi" w:eastAsia="黑体"/>
       </w:rPr>
       <w:tblPr/>
       <w:tcPr>
@@ -9439,6 +9946,7 @@
     </w:tblStylePr>
     <w:tblStylePr w:type="lastRow">
       <w:rPr>
+        <w:rFonts w:eastAsia="黑体"/>
         <w:b/>
         <w:bCs/>
         <w:color w:themeColor="text2" w:val="1F497D"/>
@@ -9453,12 +9961,14 @@
     </w:tblStylePr>
     <w:tblStylePr w:type="firstCol">
       <w:rPr>
+        <w:rFonts w:eastAsia="黑体"/>
         <w:b/>
         <w:bCs/>
       </w:rPr>
     </w:tblStylePr>
     <w:tblStylePr w:type="lastCol">
       <w:rPr>
+        <w:rFonts w:eastAsia="黑体"/>
         <w:b/>
         <w:bCs/>
       </w:rPr>
@@ -9492,6 +10002,7 @@
       <w:spacing w:after="0" w:line="240" w:lineRule="auto"/>
     </w:pPr>
     <w:rPr>
+      <w:rFonts w:eastAsia="黑体"/>
       <w:color w:themeColor="text1" w:val="000000"/>
     </w:rPr>
     <w:tblPr>
@@ -9511,7 +10022,7 @@
     </w:tblPr>
     <w:tblStylePr w:type="firstRow">
       <w:rPr>
-        <w:rFonts w:asciiTheme="majorHAnsi" w:cstheme="majorBidi" w:eastAsiaTheme="majorEastAsia" w:hAnsiTheme="majorHAnsi"/>
+        <w:rFonts w:asciiTheme="majorHAnsi" w:cstheme="majorBidi" w:hAnsiTheme="majorHAnsi" w:eastAsia="黑体"/>
       </w:rPr>
       <w:tblPr/>
       <w:tcPr>
@@ -9523,6 +10034,7 @@
     </w:tblStylePr>
     <w:tblStylePr w:type="lastRow">
       <w:rPr>
+        <w:rFonts w:eastAsia="黑体"/>
         <w:b/>
         <w:bCs/>
         <w:color w:themeColor="text2" w:val="1F497D"/>
@@ -9537,12 +10049,14 @@
     </w:tblStylePr>
     <w:tblStylePr w:type="firstCol">
       <w:rPr>
+        <w:rFonts w:eastAsia="黑体"/>
         <w:b/>
         <w:bCs/>
       </w:rPr>
     </w:tblStylePr>
     <w:tblStylePr w:type="lastCol">
       <w:rPr>
+        <w:rFonts w:eastAsia="黑体"/>
         <w:b/>
         <w:bCs/>
       </w:rPr>
@@ -9576,7 +10090,7 @@
       <w:spacing w:after="0" w:line="240" w:lineRule="auto"/>
     </w:pPr>
     <w:rPr>
-      <w:rFonts w:asciiTheme="majorHAnsi" w:cstheme="majorBidi" w:eastAsiaTheme="majorEastAsia" w:hAnsiTheme="majorHAnsi"/>
+      <w:rFonts w:asciiTheme="majorHAnsi" w:cstheme="majorBidi" w:hAnsiTheme="majorHAnsi" w:eastAsia="黑体"/>
       <w:color w:themeColor="text1" w:val="000000"/>
     </w:rPr>
     <w:tblPr>
@@ -9598,6 +10112,7 @@
     </w:tblPr>
     <w:tblStylePr w:type="firstRow">
       <w:rPr>
+        <w:rFonts w:eastAsia="黑体"/>
         <w:sz w:val="24"/>
         <w:szCs w:val="24"/>
       </w:rPr>
@@ -9704,7 +10219,7 @@
       <w:spacing w:after="0" w:line="240" w:lineRule="auto"/>
     </w:pPr>
     <w:rPr>
-      <w:rFonts w:asciiTheme="majorHAnsi" w:cstheme="majorBidi" w:eastAsiaTheme="majorEastAsia" w:hAnsiTheme="majorHAnsi"/>
+      <w:rFonts w:asciiTheme="majorHAnsi" w:cstheme="majorBidi" w:hAnsiTheme="majorHAnsi" w:eastAsia="黑体"/>
       <w:color w:themeColor="text1" w:val="000000"/>
     </w:rPr>
     <w:tblPr>
@@ -9726,6 +10241,7 @@
     </w:tblPr>
     <w:tblStylePr w:type="firstRow">
       <w:rPr>
+        <w:rFonts w:eastAsia="黑体"/>
         <w:sz w:val="24"/>
         <w:szCs w:val="24"/>
       </w:rPr>
@@ -9832,7 +10348,7 @@
       <w:spacing w:after="0" w:line="240" w:lineRule="auto"/>
     </w:pPr>
     <w:rPr>
-      <w:rFonts w:asciiTheme="majorHAnsi" w:cstheme="majorBidi" w:eastAsiaTheme="majorEastAsia" w:hAnsiTheme="majorHAnsi"/>
+      <w:rFonts w:asciiTheme="majorHAnsi" w:cstheme="majorBidi" w:hAnsiTheme="majorHAnsi" w:eastAsia="黑体"/>
       <w:color w:themeColor="text1" w:val="000000"/>
     </w:rPr>
     <w:tblPr>
@@ -9854,6 +10370,7 @@
     </w:tblPr>
     <w:tblStylePr w:type="firstRow">
       <w:rPr>
+        <w:rFonts w:eastAsia="黑体"/>
         <w:sz w:val="24"/>
         <w:szCs w:val="24"/>
       </w:rPr>
@@ -9960,7 +10477,7 @@
       <w:spacing w:after="0" w:line="240" w:lineRule="auto"/>
     </w:pPr>
     <w:rPr>
-      <w:rFonts w:asciiTheme="majorHAnsi" w:cstheme="majorBidi" w:eastAsiaTheme="majorEastAsia" w:hAnsiTheme="majorHAnsi"/>
+      <w:rFonts w:asciiTheme="majorHAnsi" w:cstheme="majorBidi" w:hAnsiTheme="majorHAnsi" w:eastAsia="黑体"/>
       <w:color w:themeColor="text1" w:val="000000"/>
     </w:rPr>
     <w:tblPr>
@@ -9982,6 +10499,7 @@
     </w:tblPr>
     <w:tblStylePr w:type="firstRow">
       <w:rPr>
+        <w:rFonts w:eastAsia="黑体"/>
         <w:sz w:val="24"/>
         <w:szCs w:val="24"/>
       </w:rPr>
@@ -10088,7 +10606,7 @@
       <w:spacing w:after="0" w:line="240" w:lineRule="auto"/>
     </w:pPr>
     <w:rPr>
-      <w:rFonts w:asciiTheme="majorHAnsi" w:cstheme="majorBidi" w:eastAsiaTheme="majorEastAsia" w:hAnsiTheme="majorHAnsi"/>
+      <w:rFonts w:asciiTheme="majorHAnsi" w:cstheme="majorBidi" w:hAnsiTheme="majorHAnsi" w:eastAsia="黑体"/>
       <w:color w:themeColor="text1" w:val="000000"/>
     </w:rPr>
     <w:tblPr>
@@ -10110,6 +10628,7 @@
     </w:tblPr>
     <w:tblStylePr w:type="firstRow">
       <w:rPr>
+        <w:rFonts w:eastAsia="黑体"/>
         <w:sz w:val="24"/>
         <w:szCs w:val="24"/>
       </w:rPr>
@@ -10216,7 +10735,7 @@
       <w:spacing w:after="0" w:line="240" w:lineRule="auto"/>
     </w:pPr>
     <w:rPr>
-      <w:rFonts w:asciiTheme="majorHAnsi" w:cstheme="majorBidi" w:eastAsiaTheme="majorEastAsia" w:hAnsiTheme="majorHAnsi"/>
+      <w:rFonts w:asciiTheme="majorHAnsi" w:cstheme="majorBidi" w:hAnsiTheme="majorHAnsi" w:eastAsia="黑体"/>
       <w:color w:themeColor="text1" w:val="000000"/>
     </w:rPr>
     <w:tblPr>
@@ -10238,6 +10757,7 @@
     </w:tblPr>
     <w:tblStylePr w:type="firstRow">
       <w:rPr>
+        <w:rFonts w:eastAsia="黑体"/>
         <w:sz w:val="24"/>
         <w:szCs w:val="24"/>
       </w:rPr>
@@ -10344,7 +10864,7 @@
       <w:spacing w:after="0" w:line="240" w:lineRule="auto"/>
     </w:pPr>
     <w:rPr>
-      <w:rFonts w:asciiTheme="majorHAnsi" w:cstheme="majorBidi" w:eastAsiaTheme="majorEastAsia" w:hAnsiTheme="majorHAnsi"/>
+      <w:rFonts w:asciiTheme="majorHAnsi" w:cstheme="majorBidi" w:hAnsiTheme="majorHAnsi" w:eastAsia="黑体"/>
       <w:color w:themeColor="text1" w:val="000000"/>
     </w:rPr>
     <w:tblPr>
@@ -10366,6 +10886,7 @@
     </w:tblPr>
     <w:tblStylePr w:type="firstRow">
       <w:rPr>
+        <w:rFonts w:eastAsia="黑体"/>
         <w:sz w:val="24"/>
         <w:szCs w:val="24"/>
       </w:rPr>
@@ -10495,12 +11016,14 @@
     </w:tcPr>
     <w:tblStylePr w:type="firstRow">
       <w:rPr>
+        <w:rFonts w:eastAsia="黑体"/>
         <w:b/>
         <w:bCs/>
       </w:rPr>
     </w:tblStylePr>
     <w:tblStylePr w:type="lastRow">
       <w:rPr>
+        <w:rFonts w:eastAsia="黑体"/>
         <w:b/>
         <w:bCs/>
       </w:rPr>
@@ -10513,12 +11036,14 @@
     </w:tblStylePr>
     <w:tblStylePr w:type="firstCol">
       <w:rPr>
+        <w:rFonts w:eastAsia="黑体"/>
         <w:b/>
         <w:bCs/>
       </w:rPr>
     </w:tblStylePr>
     <w:tblStylePr w:type="lastCol">
       <w:rPr>
+        <w:rFonts w:eastAsia="黑体"/>
         <w:b/>
         <w:bCs/>
       </w:rPr>
@@ -10568,12 +11093,14 @@
     </w:tcPr>
     <w:tblStylePr w:type="firstRow">
       <w:rPr>
+        <w:rFonts w:eastAsia="黑体"/>
         <w:b/>
         <w:bCs/>
       </w:rPr>
     </w:tblStylePr>
     <w:tblStylePr w:type="lastRow">
       <w:rPr>
+        <w:rFonts w:eastAsia="黑体"/>
         <w:b/>
         <w:bCs/>
       </w:rPr>
@@ -10586,12 +11113,14 @@
     </w:tblStylePr>
     <w:tblStylePr w:type="firstCol">
       <w:rPr>
+        <w:rFonts w:eastAsia="黑体"/>
         <w:b/>
         <w:bCs/>
       </w:rPr>
     </w:tblStylePr>
     <w:tblStylePr w:type="lastCol">
       <w:rPr>
+        <w:rFonts w:eastAsia="黑体"/>
         <w:b/>
         <w:bCs/>
       </w:rPr>
@@ -10641,12 +11170,14 @@
     </w:tcPr>
     <w:tblStylePr w:type="firstRow">
       <w:rPr>
+        <w:rFonts w:eastAsia="黑体"/>
         <w:b/>
         <w:bCs/>
       </w:rPr>
     </w:tblStylePr>
     <w:tblStylePr w:type="lastRow">
       <w:rPr>
+        <w:rFonts w:eastAsia="黑体"/>
         <w:b/>
         <w:bCs/>
       </w:rPr>
@@ -10659,12 +11190,14 @@
     </w:tblStylePr>
     <w:tblStylePr w:type="firstCol">
       <w:rPr>
+        <w:rFonts w:eastAsia="黑体"/>
         <w:b/>
         <w:bCs/>
       </w:rPr>
     </w:tblStylePr>
     <w:tblStylePr w:type="lastCol">
       <w:rPr>
+        <w:rFonts w:eastAsia="黑体"/>
         <w:b/>
         <w:bCs/>
       </w:rPr>
@@ -10714,12 +11247,14 @@
     </w:tcPr>
     <w:tblStylePr w:type="firstRow">
       <w:rPr>
+        <w:rFonts w:eastAsia="黑体"/>
         <w:b/>
         <w:bCs/>
       </w:rPr>
     </w:tblStylePr>
     <w:tblStylePr w:type="lastRow">
       <w:rPr>
+        <w:rFonts w:eastAsia="黑体"/>
         <w:b/>
         <w:bCs/>
       </w:rPr>
@@ -10732,12 +11267,14 @@
     </w:tblStylePr>
     <w:tblStylePr w:type="firstCol">
       <w:rPr>
+        <w:rFonts w:eastAsia="黑体"/>
         <w:b/>
         <w:bCs/>
       </w:rPr>
     </w:tblStylePr>
     <w:tblStylePr w:type="lastCol">
       <w:rPr>
+        <w:rFonts w:eastAsia="黑体"/>
         <w:b/>
         <w:bCs/>
       </w:rPr>
@@ -10787,12 +11324,14 @@
     </w:tcPr>
     <w:tblStylePr w:type="firstRow">
       <w:rPr>
+        <w:rFonts w:eastAsia="黑体"/>
         <w:b/>
         <w:bCs/>
       </w:rPr>
     </w:tblStylePr>
     <w:tblStylePr w:type="lastRow">
       <w:rPr>
+        <w:rFonts w:eastAsia="黑体"/>
         <w:b/>
         <w:bCs/>
       </w:rPr>
@@ -10805,12 +11344,14 @@
     </w:tblStylePr>
     <w:tblStylePr w:type="firstCol">
       <w:rPr>
+        <w:rFonts w:eastAsia="黑体"/>
         <w:b/>
         <w:bCs/>
       </w:rPr>
     </w:tblStylePr>
     <w:tblStylePr w:type="lastCol">
       <w:rPr>
+        <w:rFonts w:eastAsia="黑体"/>
         <w:b/>
         <w:bCs/>
       </w:rPr>
@@ -10860,12 +11401,14 @@
     </w:tcPr>
     <w:tblStylePr w:type="firstRow">
       <w:rPr>
+        <w:rFonts w:eastAsia="黑体"/>
         <w:b/>
         <w:bCs/>
       </w:rPr>
     </w:tblStylePr>
     <w:tblStylePr w:type="lastRow">
       <w:rPr>
+        <w:rFonts w:eastAsia="黑体"/>
         <w:b/>
         <w:bCs/>
       </w:rPr>
@@ -10878,12 +11421,14 @@
     </w:tblStylePr>
     <w:tblStylePr w:type="firstCol">
       <w:rPr>
+        <w:rFonts w:eastAsia="黑体"/>
         <w:b/>
         <w:bCs/>
       </w:rPr>
     </w:tblStylePr>
     <w:tblStylePr w:type="lastCol">
       <w:rPr>
+        <w:rFonts w:eastAsia="黑体"/>
         <w:b/>
         <w:bCs/>
       </w:rPr>
@@ -10933,12 +11478,14 @@
     </w:tcPr>
     <w:tblStylePr w:type="firstRow">
       <w:rPr>
+        <w:rFonts w:eastAsia="黑体"/>
         <w:b/>
         <w:bCs/>
       </w:rPr>
     </w:tblStylePr>
     <w:tblStylePr w:type="lastRow">
       <w:rPr>
+        <w:rFonts w:eastAsia="黑体"/>
         <w:b/>
         <w:bCs/>
       </w:rPr>
@@ -10951,12 +11498,14 @@
     </w:tblStylePr>
     <w:tblStylePr w:type="firstCol">
       <w:rPr>
+        <w:rFonts w:eastAsia="黑体"/>
         <w:b/>
         <w:bCs/>
       </w:rPr>
     </w:tblStylePr>
     <w:tblStylePr w:type="lastCol">
       <w:rPr>
+        <w:rFonts w:eastAsia="黑体"/>
         <w:b/>
         <w:bCs/>
       </w:rPr>
@@ -10983,7 +11532,7 @@
       <w:spacing w:after="0" w:line="240" w:lineRule="auto"/>
     </w:pPr>
     <w:rPr>
-      <w:rFonts w:asciiTheme="majorHAnsi" w:cstheme="majorBidi" w:eastAsiaTheme="majorEastAsia" w:hAnsiTheme="majorHAnsi"/>
+      <w:rFonts w:asciiTheme="majorHAnsi" w:cstheme="majorBidi" w:hAnsiTheme="majorHAnsi" w:eastAsia="黑体"/>
       <w:color w:themeColor="text1" w:val="000000"/>
     </w:rPr>
     <w:tblPr>
@@ -11010,6 +11559,7 @@
     </w:tcPr>
     <w:tblStylePr w:type="firstRow">
       <w:rPr>
+        <w:rFonts w:eastAsia="黑体"/>
         <w:b/>
         <w:bCs/>
         <w:color w:themeColor="text1" w:val="000000"/>
@@ -11021,6 +11571,7 @@
     </w:tblStylePr>
     <w:tblStylePr w:type="lastRow">
       <w:rPr>
+        <w:rFonts w:eastAsia="黑体"/>
         <w:b/>
         <w:bCs/>
         <w:color w:themeColor="text1" w:val="000000"/>
@@ -11040,6 +11591,7 @@
     </w:tblStylePr>
     <w:tblStylePr w:type="firstCol">
       <w:rPr>
+        <w:rFonts w:eastAsia="黑体"/>
         <w:b/>
         <w:bCs/>
         <w:color w:themeColor="text1" w:val="000000"/>
@@ -11059,6 +11611,7 @@
     </w:tblStylePr>
     <w:tblStylePr w:type="lastCol">
       <w:rPr>
+        <w:rFonts w:eastAsia="黑体"/>
         <w:b w:val="0"/>
         <w:bCs w:val="0"/>
         <w:color w:themeColor="text1" w:val="000000"/>
@@ -11108,7 +11661,7 @@
       <w:spacing w:after="0" w:line="240" w:lineRule="auto"/>
     </w:pPr>
     <w:rPr>
-      <w:rFonts w:asciiTheme="majorHAnsi" w:cstheme="majorBidi" w:eastAsiaTheme="majorEastAsia" w:hAnsiTheme="majorHAnsi"/>
+      <w:rFonts w:asciiTheme="majorHAnsi" w:cstheme="majorBidi" w:hAnsiTheme="majorHAnsi" w:eastAsia="黑体"/>
       <w:color w:themeColor="text1" w:val="000000"/>
     </w:rPr>
     <w:tblPr>
@@ -11135,6 +11688,7 @@
     </w:tcPr>
     <w:tblStylePr w:type="firstRow">
       <w:rPr>
+        <w:rFonts w:eastAsia="黑体"/>
         <w:b/>
         <w:bCs/>
         <w:color w:themeColor="text1" w:val="000000"/>
@@ -11146,6 +11700,7 @@
     </w:tblStylePr>
     <w:tblStylePr w:type="lastRow">
       <w:rPr>
+        <w:rFonts w:eastAsia="黑体"/>
         <w:b/>
         <w:bCs/>
         <w:color w:themeColor="text1" w:val="000000"/>
@@ -11165,6 +11720,7 @@
     </w:tblStylePr>
     <w:tblStylePr w:type="firstCol">
       <w:rPr>
+        <w:rFonts w:eastAsia="黑体"/>
         <w:b/>
         <w:bCs/>
         <w:color w:themeColor="text1" w:val="000000"/>
@@ -11184,6 +11740,7 @@
     </w:tblStylePr>
     <w:tblStylePr w:type="lastCol">
       <w:rPr>
+        <w:rFonts w:eastAsia="黑体"/>
         <w:b w:val="0"/>
         <w:bCs w:val="0"/>
         <w:color w:themeColor="text1" w:val="000000"/>
@@ -11233,7 +11790,7 @@
       <w:spacing w:after="0" w:line="240" w:lineRule="auto"/>
     </w:pPr>
     <w:rPr>
-      <w:rFonts w:asciiTheme="majorHAnsi" w:cstheme="majorBidi" w:eastAsiaTheme="majorEastAsia" w:hAnsiTheme="majorHAnsi"/>
+      <w:rFonts w:asciiTheme="majorHAnsi" w:cstheme="majorBidi" w:hAnsiTheme="majorHAnsi" w:eastAsia="黑体"/>
       <w:color w:themeColor="text1" w:val="000000"/>
     </w:rPr>
     <w:tblPr>
@@ -11260,6 +11817,7 @@
     </w:tcPr>
     <w:tblStylePr w:type="firstRow">
       <w:rPr>
+        <w:rFonts w:eastAsia="黑体"/>
         <w:b/>
         <w:bCs/>
         <w:color w:themeColor="text1" w:val="000000"/>
@@ -11271,6 +11829,7 @@
     </w:tblStylePr>
     <w:tblStylePr w:type="lastRow">
       <w:rPr>
+        <w:rFonts w:eastAsia="黑体"/>
         <w:b/>
         <w:bCs/>
         <w:color w:themeColor="text1" w:val="000000"/>
@@ -11290,6 +11849,7 @@
     </w:tblStylePr>
     <w:tblStylePr w:type="firstCol">
       <w:rPr>
+        <w:rFonts w:eastAsia="黑体"/>
         <w:b/>
         <w:bCs/>
         <w:color w:themeColor="text1" w:val="000000"/>
@@ -11309,6 +11869,7 @@
     </w:tblStylePr>
     <w:tblStylePr w:type="lastCol">
       <w:rPr>
+        <w:rFonts w:eastAsia="黑体"/>
         <w:b w:val="0"/>
         <w:bCs w:val="0"/>
         <w:color w:themeColor="text1" w:val="000000"/>
@@ -11358,7 +11919,7 @@
       <w:spacing w:after="0" w:line="240" w:lineRule="auto"/>
     </w:pPr>
     <w:rPr>
-      <w:rFonts w:asciiTheme="majorHAnsi" w:cstheme="majorBidi" w:eastAsiaTheme="majorEastAsia" w:hAnsiTheme="majorHAnsi"/>
+      <w:rFonts w:asciiTheme="majorHAnsi" w:cstheme="majorBidi" w:hAnsiTheme="majorHAnsi" w:eastAsia="黑体"/>
       <w:color w:themeColor="text1" w:val="000000"/>
     </w:rPr>
     <w:tblPr>
@@ -11385,6 +11946,7 @@
     </w:tcPr>
     <w:tblStylePr w:type="firstRow">
       <w:rPr>
+        <w:rFonts w:eastAsia="黑体"/>
         <w:b/>
         <w:bCs/>
         <w:color w:themeColor="text1" w:val="000000"/>
@@ -11396,6 +11958,7 @@
     </w:tblStylePr>
     <w:tblStylePr w:type="lastRow">
       <w:rPr>
+        <w:rFonts w:eastAsia="黑体"/>
         <w:b/>
         <w:bCs/>
         <w:color w:themeColor="text1" w:val="000000"/>
@@ -11415,6 +11978,7 @@
     </w:tblStylePr>
     <w:tblStylePr w:type="firstCol">
       <w:rPr>
+        <w:rFonts w:eastAsia="黑体"/>
         <w:b/>
         <w:bCs/>
         <w:color w:themeColor="text1" w:val="000000"/>
@@ -11434,6 +11998,7 @@
     </w:tblStylePr>
     <w:tblStylePr w:type="lastCol">
       <w:rPr>
+        <w:rFonts w:eastAsia="黑体"/>
         <w:b w:val="0"/>
         <w:bCs w:val="0"/>
         <w:color w:themeColor="text1" w:val="000000"/>
@@ -11483,7 +12048,7 @@
       <w:spacing w:after="0" w:line="240" w:lineRule="auto"/>
     </w:pPr>
     <w:rPr>
-      <w:rFonts w:asciiTheme="majorHAnsi" w:cstheme="majorBidi" w:eastAsiaTheme="majorEastAsia" w:hAnsiTheme="majorHAnsi"/>
+      <w:rFonts w:asciiTheme="majorHAnsi" w:cstheme="majorBidi" w:hAnsiTheme="majorHAnsi" w:eastAsia="黑体"/>
       <w:color w:themeColor="text1" w:val="000000"/>
     </w:rPr>
     <w:tblPr>
@@ -11510,6 +12075,7 @@
     </w:tcPr>
     <w:tblStylePr w:type="firstRow">
       <w:rPr>
+        <w:rFonts w:eastAsia="黑体"/>
         <w:b/>
         <w:bCs/>
         <w:color w:themeColor="text1" w:val="000000"/>
@@ -11521,6 +12087,7 @@
     </w:tblStylePr>
     <w:tblStylePr w:type="lastRow">
       <w:rPr>
+        <w:rFonts w:eastAsia="黑体"/>
         <w:b/>
         <w:bCs/>
         <w:color w:themeColor="text1" w:val="000000"/>
@@ -11540,6 +12107,7 @@
     </w:tblStylePr>
     <w:tblStylePr w:type="firstCol">
       <w:rPr>
+        <w:rFonts w:eastAsia="黑体"/>
         <w:b/>
         <w:bCs/>
         <w:color w:themeColor="text1" w:val="000000"/>
@@ -11559,6 +12127,7 @@
     </w:tblStylePr>
     <w:tblStylePr w:type="lastCol">
       <w:rPr>
+        <w:rFonts w:eastAsia="黑体"/>
         <w:b w:val="0"/>
         <w:bCs w:val="0"/>
         <w:color w:themeColor="text1" w:val="000000"/>
@@ -11608,7 +12177,7 @@
       <w:spacing w:after="0" w:line="240" w:lineRule="auto"/>
     </w:pPr>
     <w:rPr>
-      <w:rFonts w:asciiTheme="majorHAnsi" w:cstheme="majorBidi" w:eastAsiaTheme="majorEastAsia" w:hAnsiTheme="majorHAnsi"/>
+      <w:rFonts w:asciiTheme="majorHAnsi" w:cstheme="majorBidi" w:hAnsiTheme="majorHAnsi" w:eastAsia="黑体"/>
       <w:color w:themeColor="text1" w:val="000000"/>
     </w:rPr>
     <w:tblPr>
@@ -11635,6 +12204,7 @@
     </w:tcPr>
     <w:tblStylePr w:type="firstRow">
       <w:rPr>
+        <w:rFonts w:eastAsia="黑体"/>
         <w:b/>
         <w:bCs/>
         <w:color w:themeColor="text1" w:val="000000"/>
@@ -11646,6 +12216,7 @@
     </w:tblStylePr>
     <w:tblStylePr w:type="lastRow">
       <w:rPr>
+        <w:rFonts w:eastAsia="黑体"/>
         <w:b/>
         <w:bCs/>
         <w:color w:themeColor="text1" w:val="000000"/>
@@ -11665,6 +12236,7 @@
     </w:tblStylePr>
     <w:tblStylePr w:type="firstCol">
       <w:rPr>
+        <w:rFonts w:eastAsia="黑体"/>
         <w:b/>
         <w:bCs/>
         <w:color w:themeColor="text1" w:val="000000"/>
@@ -11684,6 +12256,7 @@
     </w:tblStylePr>
     <w:tblStylePr w:type="lastCol">
       <w:rPr>
+        <w:rFonts w:eastAsia="黑体"/>
         <w:b w:val="0"/>
         <w:bCs w:val="0"/>
         <w:color w:themeColor="text1" w:val="000000"/>
@@ -11733,7 +12306,7 @@
       <w:spacing w:after="0" w:line="240" w:lineRule="auto"/>
     </w:pPr>
     <w:rPr>
-      <w:rFonts w:asciiTheme="majorHAnsi" w:cstheme="majorBidi" w:eastAsiaTheme="majorEastAsia" w:hAnsiTheme="majorHAnsi"/>
+      <w:rFonts w:asciiTheme="majorHAnsi" w:cstheme="majorBidi" w:hAnsiTheme="majorHAnsi" w:eastAsia="黑体"/>
       <w:color w:themeColor="text1" w:val="000000"/>
     </w:rPr>
     <w:tblPr>
@@ -11760,6 +12333,7 @@
     </w:tcPr>
     <w:tblStylePr w:type="firstRow">
       <w:rPr>
+        <w:rFonts w:eastAsia="黑体"/>
         <w:b/>
         <w:bCs/>
         <w:color w:themeColor="text1" w:val="000000"/>
@@ -11771,6 +12345,7 @@
     </w:tblStylePr>
     <w:tblStylePr w:type="lastRow">
       <w:rPr>
+        <w:rFonts w:eastAsia="黑体"/>
         <w:b/>
         <w:bCs/>
         <w:color w:themeColor="text1" w:val="000000"/>
@@ -11790,6 +12365,7 @@
     </w:tblStylePr>
     <w:tblStylePr w:type="firstCol">
       <w:rPr>
+        <w:rFonts w:eastAsia="黑体"/>
         <w:b/>
         <w:bCs/>
         <w:color w:themeColor="text1" w:val="000000"/>
@@ -11809,6 +12385,7 @@
     </w:tblStylePr>
     <w:tblStylePr w:type="lastCol">
       <w:rPr>
+        <w:rFonts w:eastAsia="黑体"/>
         <w:b w:val="0"/>
         <w:bCs w:val="0"/>
         <w:color w:themeColor="text1" w:val="000000"/>
@@ -11881,6 +12458,7 @@
     </w:tcPr>
     <w:tblStylePr w:type="firstRow">
       <w:rPr>
+        <w:rFonts w:eastAsia="黑体"/>
         <w:b/>
         <w:bCs/>
         <w:i w:val="0"/>
@@ -11902,6 +12480,7 @@
     </w:tblStylePr>
     <w:tblStylePr w:type="lastRow">
       <w:rPr>
+        <w:rFonts w:eastAsia="黑体"/>
         <w:b/>
         <w:bCs/>
         <w:i w:val="0"/>
@@ -11923,6 +12502,7 @@
     </w:tblStylePr>
     <w:tblStylePr w:type="firstCol">
       <w:rPr>
+        <w:rFonts w:eastAsia="黑体"/>
         <w:b/>
         <w:bCs/>
         <w:i w:val="0"/>
@@ -11942,6 +12522,7 @@
     </w:tblStylePr>
     <w:tblStylePr w:type="lastCol">
       <w:rPr>
+        <w:rFonts w:eastAsia="黑体"/>
         <w:b/>
         <w:bCs/>
         <w:i w:val="0"/>
@@ -12022,6 +12603,7 @@
     </w:tcPr>
     <w:tblStylePr w:type="firstRow">
       <w:rPr>
+        <w:rFonts w:eastAsia="黑体"/>
         <w:b/>
         <w:bCs/>
         <w:i w:val="0"/>
@@ -12043,6 +12625,7 @@
     </w:tblStylePr>
     <w:tblStylePr w:type="lastRow">
       <w:rPr>
+        <w:rFonts w:eastAsia="黑体"/>
         <w:b/>
         <w:bCs/>
         <w:i w:val="0"/>
@@ -12064,6 +12647,7 @@
     </w:tblStylePr>
     <w:tblStylePr w:type="firstCol">
       <w:rPr>
+        <w:rFonts w:eastAsia="黑体"/>
         <w:b/>
         <w:bCs/>
         <w:i w:val="0"/>
@@ -12083,6 +12667,7 @@
     </w:tblStylePr>
     <w:tblStylePr w:type="lastCol">
       <w:rPr>
+        <w:rFonts w:eastAsia="黑体"/>
         <w:b/>
         <w:bCs/>
         <w:i w:val="0"/>
@@ -12163,6 +12748,7 @@
     </w:tcPr>
     <w:tblStylePr w:type="firstRow">
       <w:rPr>
+        <w:rFonts w:eastAsia="黑体"/>
         <w:b/>
         <w:bCs/>
         <w:i w:val="0"/>
@@ -12184,6 +12770,7 @@
     </w:tblStylePr>
     <w:tblStylePr w:type="lastRow">
       <w:rPr>
+        <w:rFonts w:eastAsia="黑体"/>
         <w:b/>
         <w:bCs/>
         <w:i w:val="0"/>
@@ -12205,6 +12792,7 @@
     </w:tblStylePr>
     <w:tblStylePr w:type="firstCol">
       <w:rPr>
+        <w:rFonts w:eastAsia="黑体"/>
         <w:b/>
         <w:bCs/>
         <w:i w:val="0"/>
@@ -12224,6 +12812,7 @@
     </w:tblStylePr>
     <w:tblStylePr w:type="lastCol">
       <w:rPr>
+        <w:rFonts w:eastAsia="黑体"/>
         <w:b/>
         <w:bCs/>
         <w:i w:val="0"/>
@@ -12304,6 +12893,7 @@
     </w:tcPr>
     <w:tblStylePr w:type="firstRow">
       <w:rPr>
+        <w:rFonts w:eastAsia="黑体"/>
         <w:b/>
         <w:bCs/>
         <w:i w:val="0"/>
@@ -12325,6 +12915,7 @@
     </w:tblStylePr>
     <w:tblStylePr w:type="lastRow">
       <w:rPr>
+        <w:rFonts w:eastAsia="黑体"/>
         <w:b/>
         <w:bCs/>
         <w:i w:val="0"/>
@@ -12346,6 +12937,7 @@
     </w:tblStylePr>
     <w:tblStylePr w:type="firstCol">
       <w:rPr>
+        <w:rFonts w:eastAsia="黑体"/>
         <w:b/>
         <w:bCs/>
         <w:i w:val="0"/>
@@ -12365,6 +12957,7 @@
     </w:tblStylePr>
     <w:tblStylePr w:type="lastCol">
       <w:rPr>
+        <w:rFonts w:eastAsia="黑体"/>
         <w:b/>
         <w:bCs/>
         <w:i w:val="0"/>
@@ -12445,6 +13038,7 @@
     </w:tcPr>
     <w:tblStylePr w:type="firstRow">
       <w:rPr>
+        <w:rFonts w:eastAsia="黑体"/>
         <w:b/>
         <w:bCs/>
         <w:i w:val="0"/>
@@ -12466,6 +13060,7 @@
     </w:tblStylePr>
     <w:tblStylePr w:type="lastRow">
       <w:rPr>
+        <w:rFonts w:eastAsia="黑体"/>
         <w:b/>
         <w:bCs/>
         <w:i w:val="0"/>
@@ -12487,6 +13082,7 @@
     </w:tblStylePr>
     <w:tblStylePr w:type="firstCol">
       <w:rPr>
+        <w:rFonts w:eastAsia="黑体"/>
         <w:b/>
         <w:bCs/>
         <w:i w:val="0"/>
@@ -12506,6 +13102,7 @@
     </w:tblStylePr>
     <w:tblStylePr w:type="lastCol">
       <w:rPr>
+        <w:rFonts w:eastAsia="黑体"/>
         <w:b/>
         <w:bCs/>
         <w:i w:val="0"/>
@@ -12586,6 +13183,7 @@
     </w:tcPr>
     <w:tblStylePr w:type="firstRow">
       <w:rPr>
+        <w:rFonts w:eastAsia="黑体"/>
         <w:b/>
         <w:bCs/>
         <w:i w:val="0"/>
@@ -12607,6 +13205,7 @@
     </w:tblStylePr>
     <w:tblStylePr w:type="lastRow">
       <w:rPr>
+        <w:rFonts w:eastAsia="黑体"/>
         <w:b/>
         <w:bCs/>
         <w:i w:val="0"/>
@@ -12628,6 +13227,7 @@
     </w:tblStylePr>
     <w:tblStylePr w:type="firstCol">
       <w:rPr>
+        <w:rFonts w:eastAsia="黑体"/>
         <w:b/>
         <w:bCs/>
         <w:i w:val="0"/>
@@ -12647,6 +13247,7 @@
     </w:tblStylePr>
     <w:tblStylePr w:type="lastCol">
       <w:rPr>
+        <w:rFonts w:eastAsia="黑体"/>
         <w:b/>
         <w:bCs/>
         <w:i w:val="0"/>
@@ -12727,6 +13328,7 @@
     </w:tcPr>
     <w:tblStylePr w:type="firstRow">
       <w:rPr>
+        <w:rFonts w:eastAsia="黑体"/>
         <w:b/>
         <w:bCs/>
         <w:i w:val="0"/>
@@ -12748,6 +13350,7 @@
     </w:tblStylePr>
     <w:tblStylePr w:type="lastRow">
       <w:rPr>
+        <w:rFonts w:eastAsia="黑体"/>
         <w:b/>
         <w:bCs/>
         <w:i w:val="0"/>
@@ -12769,6 +13372,7 @@
     </w:tblStylePr>
     <w:tblStylePr w:type="firstCol">
       <w:rPr>
+        <w:rFonts w:eastAsia="黑体"/>
         <w:b/>
         <w:bCs/>
         <w:i w:val="0"/>
@@ -12788,6 +13392,7 @@
     </w:tblStylePr>
     <w:tblStylePr w:type="lastCol">
       <w:rPr>
+        <w:rFonts w:eastAsia="黑体"/>
         <w:b/>
         <w:bCs/>
         <w:i w:val="0"/>
@@ -12845,6 +13450,7 @@
       <w:spacing w:after="0" w:line="240" w:lineRule="auto"/>
     </w:pPr>
     <w:rPr>
+      <w:rFonts w:eastAsia="黑体"/>
       <w:color w:themeColor="background1" w:val="FFFFFF"/>
     </w:rPr>
     <w:tblPr>
@@ -12863,6 +13469,7 @@
     </w:tcPr>
     <w:tblStylePr w:type="firstRow">
       <w:rPr>
+        <w:rFonts w:eastAsia="黑体"/>
         <w:b/>
         <w:bCs/>
       </w:rPr>
@@ -12959,6 +13566,7 @@
       <w:spacing w:after="0" w:line="240" w:lineRule="auto"/>
     </w:pPr>
     <w:rPr>
+      <w:rFonts w:eastAsia="黑体"/>
       <w:color w:themeColor="background1" w:val="FFFFFF"/>
     </w:rPr>
     <w:tblPr>
@@ -12977,6 +13585,7 @@
     </w:tcPr>
     <w:tblStylePr w:type="firstRow">
       <w:rPr>
+        <w:rFonts w:eastAsia="黑体"/>
         <w:b/>
         <w:bCs/>
       </w:rPr>
@@ -13073,6 +13682,7 @@
       <w:spacing w:after="0" w:line="240" w:lineRule="auto"/>
     </w:pPr>
     <w:rPr>
+      <w:rFonts w:eastAsia="黑体"/>
       <w:color w:themeColor="background1" w:val="FFFFFF"/>
     </w:rPr>
     <w:tblPr>
@@ -13091,6 +13701,7 @@
     </w:tcPr>
     <w:tblStylePr w:type="firstRow">
       <w:rPr>
+        <w:rFonts w:eastAsia="黑体"/>
         <w:b/>
         <w:bCs/>
       </w:rPr>
@@ -13187,6 +13798,7 @@
       <w:spacing w:after="0" w:line="240" w:lineRule="auto"/>
     </w:pPr>
     <w:rPr>
+      <w:rFonts w:eastAsia="黑体"/>
       <w:color w:themeColor="background1" w:val="FFFFFF"/>
     </w:rPr>
     <w:tblPr>
@@ -13205,6 +13817,7 @@
     </w:tcPr>
     <w:tblStylePr w:type="firstRow">
       <w:rPr>
+        <w:rFonts w:eastAsia="黑体"/>
         <w:b/>
         <w:bCs/>
       </w:rPr>
@@ -13301,6 +13914,7 @@
       <w:spacing w:after="0" w:line="240" w:lineRule="auto"/>
     </w:pPr>
     <w:rPr>
+      <w:rFonts w:eastAsia="黑体"/>
       <w:color w:themeColor="background1" w:val="FFFFFF"/>
     </w:rPr>
     <w:tblPr>
@@ -13319,6 +13933,7 @@
     </w:tcPr>
     <w:tblStylePr w:type="firstRow">
       <w:rPr>
+        <w:rFonts w:eastAsia="黑体"/>
         <w:b/>
         <w:bCs/>
       </w:rPr>
@@ -13415,6 +14030,7 @@
       <w:spacing w:after="0" w:line="240" w:lineRule="auto"/>
     </w:pPr>
     <w:rPr>
+      <w:rFonts w:eastAsia="黑体"/>
       <w:color w:themeColor="background1" w:val="FFFFFF"/>
     </w:rPr>
     <w:tblPr>
@@ -13433,6 +14049,7 @@
     </w:tcPr>
     <w:tblStylePr w:type="firstRow">
       <w:rPr>
+        <w:rFonts w:eastAsia="黑体"/>
         <w:b/>
         <w:bCs/>
       </w:rPr>
@@ -13529,6 +14146,7 @@
       <w:spacing w:after="0" w:line="240" w:lineRule="auto"/>
     </w:pPr>
     <w:rPr>
+      <w:rFonts w:eastAsia="黑体"/>
       <w:color w:themeColor="background1" w:val="FFFFFF"/>
     </w:rPr>
     <w:tblPr>
@@ -13547,6 +14165,7 @@
     </w:tcPr>
     <w:tblStylePr w:type="firstRow">
       <w:rPr>
+        <w:rFonts w:eastAsia="黑体"/>
         <w:b/>
         <w:bCs/>
       </w:rPr>
@@ -13643,6 +14262,7 @@
       <w:spacing w:after="0" w:line="240" w:lineRule="auto"/>
     </w:pPr>
     <w:rPr>
+      <w:rFonts w:eastAsia="黑体"/>
       <w:color w:themeColor="text1" w:val="000000"/>
     </w:rPr>
     <w:tblPr>
@@ -13669,6 +14289,7 @@
     </w:tcPr>
     <w:tblStylePr w:type="firstRow">
       <w:rPr>
+        <w:rFonts w:eastAsia="黑体"/>
         <w:b/>
         <w:bCs/>
       </w:rPr>
@@ -13687,6 +14308,7 @@
     </w:tblStylePr>
     <w:tblStylePr w:type="lastRow">
       <w:rPr>
+        <w:rFonts w:eastAsia="黑体"/>
         <w:b/>
         <w:bCs/>
         <w:color w:themeColor="background1" w:val="FFFFFF"/>
@@ -13701,6 +14323,7 @@
     </w:tblStylePr>
     <w:tblStylePr w:type="firstCol">
       <w:rPr>
+        <w:rFonts w:eastAsia="黑体"/>
         <w:color w:themeColor="background1" w:val="FFFFFF"/>
       </w:rPr>
       <w:tblPr/>
@@ -13718,6 +14341,7 @@
     </w:tblStylePr>
     <w:tblStylePr w:type="lastCol">
       <w:rPr>
+        <w:rFonts w:eastAsia="黑体"/>
         <w:color w:themeColor="background1" w:val="FFFFFF"/>
       </w:rPr>
       <w:tblPr/>
@@ -13747,11 +14371,13 @@
     </w:tblStylePr>
     <w:tblStylePr w:type="neCell">
       <w:rPr>
+        <w:rFonts w:eastAsia="黑体"/>
         <w:color w:themeColor="text1" w:val="000000"/>
       </w:rPr>
     </w:tblStylePr>
     <w:tblStylePr w:type="nwCell">
       <w:rPr>
+        <w:rFonts w:eastAsia="黑体"/>
         <w:color w:themeColor="text1" w:val="000000"/>
       </w:rPr>
     </w:tblStylePr>
@@ -13765,6 +14391,7 @@
       <w:spacing w:after="0" w:line="240" w:lineRule="auto"/>
     </w:pPr>
     <w:rPr>
+      <w:rFonts w:eastAsia="黑体"/>
       <w:color w:themeColor="text1" w:val="000000"/>
     </w:rPr>
     <w:tblPr>
@@ -13791,6 +14418,7 @@
     </w:tcPr>
     <w:tblStylePr w:type="firstRow">
       <w:rPr>
+        <w:rFonts w:eastAsia="黑体"/>
         <w:b/>
         <w:bCs/>
       </w:rPr>
@@ -13809,6 +14437,7 @@
     </w:tblStylePr>
     <w:tblStylePr w:type="lastRow">
       <w:rPr>
+        <w:rFonts w:eastAsia="黑体"/>
         <w:b/>
         <w:bCs/>
         <w:color w:themeColor="background1" w:val="FFFFFF"/>
@@ -13823,6 +14452,7 @@
     </w:tblStylePr>
     <w:tblStylePr w:type="firstCol">
       <w:rPr>
+        <w:rFonts w:eastAsia="黑体"/>
         <w:color w:themeColor="background1" w:val="FFFFFF"/>
       </w:rPr>
       <w:tblPr/>
@@ -13840,6 +14470,7 @@
     </w:tblStylePr>
     <w:tblStylePr w:type="lastCol">
       <w:rPr>
+        <w:rFonts w:eastAsia="黑体"/>
         <w:color w:themeColor="background1" w:val="FFFFFF"/>
       </w:rPr>
       <w:tblPr/>
@@ -13869,11 +14500,13 @@
     </w:tblStylePr>
     <w:tblStylePr w:type="neCell">
       <w:rPr>
+        <w:rFonts w:eastAsia="黑体"/>
         <w:color w:themeColor="text1" w:val="000000"/>
       </w:rPr>
     </w:tblStylePr>
     <w:tblStylePr w:type="nwCell">
       <w:rPr>
+        <w:rFonts w:eastAsia="黑体"/>
         <w:color w:themeColor="text1" w:val="000000"/>
       </w:rPr>
     </w:tblStylePr>
@@ -13887,6 +14520,7 @@
       <w:spacing w:after="0" w:line="240" w:lineRule="auto"/>
     </w:pPr>
     <w:rPr>
+      <w:rFonts w:eastAsia="黑体"/>
       <w:color w:themeColor="text1" w:val="000000"/>
     </w:rPr>
     <w:tblPr>
@@ -13913,6 +14547,7 @@
     </w:tcPr>
     <w:tblStylePr w:type="firstRow">
       <w:rPr>
+        <w:rFonts w:eastAsia="黑体"/>
         <w:b/>
         <w:bCs/>
       </w:rPr>
@@ -13931,6 +14566,7 @@
     </w:tblStylePr>
     <w:tblStylePr w:type="lastRow">
       <w:rPr>
+        <w:rFonts w:eastAsia="黑体"/>
         <w:b/>
         <w:bCs/>
         <w:color w:themeColor="background1" w:val="FFFFFF"/>
@@ -13945,6 +14581,7 @@
     </w:tblStylePr>
     <w:tblStylePr w:type="firstCol">
       <w:rPr>
+        <w:rFonts w:eastAsia="黑体"/>
         <w:color w:themeColor="background1" w:val="FFFFFF"/>
       </w:rPr>
       <w:tblPr/>
@@ -13962,6 +14599,7 @@
     </w:tblStylePr>
     <w:tblStylePr w:type="lastCol">
       <w:rPr>
+        <w:rFonts w:eastAsia="黑体"/>
         <w:color w:themeColor="background1" w:val="FFFFFF"/>
       </w:rPr>
       <w:tblPr/>
@@ -13991,11 +14629,13 @@
     </w:tblStylePr>
     <w:tblStylePr w:type="neCell">
       <w:rPr>
+        <w:rFonts w:eastAsia="黑体"/>
         <w:color w:themeColor="text1" w:val="000000"/>
       </w:rPr>
     </w:tblStylePr>
     <w:tblStylePr w:type="nwCell">
       <w:rPr>
+        <w:rFonts w:eastAsia="黑体"/>
         <w:color w:themeColor="text1" w:val="000000"/>
       </w:rPr>
     </w:tblStylePr>
@@ -14009,6 +14649,7 @@
       <w:spacing w:after="0" w:line="240" w:lineRule="auto"/>
     </w:pPr>
     <w:rPr>
+      <w:rFonts w:eastAsia="黑体"/>
       <w:color w:themeColor="text1" w:val="000000"/>
     </w:rPr>
     <w:tblPr>
@@ -14035,6 +14676,7 @@
     </w:tcPr>
     <w:tblStylePr w:type="firstRow">
       <w:rPr>
+        <w:rFonts w:eastAsia="黑体"/>
         <w:b/>
         <w:bCs/>
       </w:rPr>
@@ -14053,6 +14695,7 @@
     </w:tblStylePr>
     <w:tblStylePr w:type="lastRow">
       <w:rPr>
+        <w:rFonts w:eastAsia="黑体"/>
         <w:b/>
         <w:bCs/>
         <w:color w:themeColor="background1" w:val="FFFFFF"/>
@@ -14067,6 +14710,7 @@
     </w:tblStylePr>
     <w:tblStylePr w:type="firstCol">
       <w:rPr>
+        <w:rFonts w:eastAsia="黑体"/>
         <w:color w:themeColor="background1" w:val="FFFFFF"/>
       </w:rPr>
       <w:tblPr/>
@@ -14084,6 +14728,7 @@
     </w:tblStylePr>
     <w:tblStylePr w:type="lastCol">
       <w:rPr>
+        <w:rFonts w:eastAsia="黑体"/>
         <w:color w:themeColor="background1" w:val="FFFFFF"/>
       </w:rPr>
       <w:tblPr/>
@@ -14121,6 +14766,7 @@
       <w:spacing w:after="0" w:line="240" w:lineRule="auto"/>
     </w:pPr>
     <w:rPr>
+      <w:rFonts w:eastAsia="黑体"/>
       <w:color w:themeColor="text1" w:val="000000"/>
     </w:rPr>
     <w:tblPr>
@@ -14147,6 +14793,7 @@
     </w:tcPr>
     <w:tblStylePr w:type="firstRow">
       <w:rPr>
+        <w:rFonts w:eastAsia="黑体"/>
         <w:b/>
         <w:bCs/>
       </w:rPr>
@@ -14165,6 +14812,7 @@
     </w:tblStylePr>
     <w:tblStylePr w:type="lastRow">
       <w:rPr>
+        <w:rFonts w:eastAsia="黑体"/>
         <w:b/>
         <w:bCs/>
         <w:color w:themeColor="background1" w:val="FFFFFF"/>
@@ -14179,6 +14827,7 @@
     </w:tblStylePr>
     <w:tblStylePr w:type="firstCol">
       <w:rPr>
+        <w:rFonts w:eastAsia="黑体"/>
         <w:color w:themeColor="background1" w:val="FFFFFF"/>
       </w:rPr>
       <w:tblPr/>
@@ -14196,6 +14845,7 @@
     </w:tblStylePr>
     <w:tblStylePr w:type="lastCol">
       <w:rPr>
+        <w:rFonts w:eastAsia="黑体"/>
         <w:color w:themeColor="background1" w:val="FFFFFF"/>
       </w:rPr>
       <w:tblPr/>
@@ -14225,11 +14875,13 @@
     </w:tblStylePr>
     <w:tblStylePr w:type="neCell">
       <w:rPr>
+        <w:rFonts w:eastAsia="黑体"/>
         <w:color w:themeColor="text1" w:val="000000"/>
       </w:rPr>
     </w:tblStylePr>
     <w:tblStylePr w:type="nwCell">
       <w:rPr>
+        <w:rFonts w:eastAsia="黑体"/>
         <w:color w:themeColor="text1" w:val="000000"/>
       </w:rPr>
     </w:tblStylePr>
@@ -14243,6 +14895,7 @@
       <w:spacing w:after="0" w:line="240" w:lineRule="auto"/>
     </w:pPr>
     <w:rPr>
+      <w:rFonts w:eastAsia="黑体"/>
       <w:color w:themeColor="text1" w:val="000000"/>
     </w:rPr>
     <w:tblPr>
@@ -14269,6 +14922,7 @@
     </w:tcPr>
     <w:tblStylePr w:type="firstRow">
       <w:rPr>
+        <w:rFonts w:eastAsia="黑体"/>
         <w:b/>
         <w:bCs/>
       </w:rPr>
@@ -14287,6 +14941,7 @@
     </w:tblStylePr>
     <w:tblStylePr w:type="lastRow">
       <w:rPr>
+        <w:rFonts w:eastAsia="黑体"/>
         <w:b/>
         <w:bCs/>
         <w:color w:themeColor="background1" w:val="FFFFFF"/>
@@ -14301,6 +14956,7 @@
     </w:tblStylePr>
     <w:tblStylePr w:type="firstCol">
       <w:rPr>
+        <w:rFonts w:eastAsia="黑体"/>
         <w:color w:themeColor="background1" w:val="FFFFFF"/>
       </w:rPr>
       <w:tblPr/>
@@ -14318,6 +14974,7 @@
     </w:tblStylePr>
     <w:tblStylePr w:type="lastCol">
       <w:rPr>
+        <w:rFonts w:eastAsia="黑体"/>
         <w:color w:themeColor="background1" w:val="FFFFFF"/>
       </w:rPr>
       <w:tblPr/>
@@ -14347,11 +15004,13 @@
     </w:tblStylePr>
     <w:tblStylePr w:type="neCell">
       <w:rPr>
+        <w:rFonts w:eastAsia="黑体"/>
         <w:color w:themeColor="text1" w:val="000000"/>
       </w:rPr>
     </w:tblStylePr>
     <w:tblStylePr w:type="nwCell">
       <w:rPr>
+        <w:rFonts w:eastAsia="黑体"/>
         <w:color w:themeColor="text1" w:val="000000"/>
       </w:rPr>
     </w:tblStylePr>
@@ -14365,6 +15024,7 @@
       <w:spacing w:after="0" w:line="240" w:lineRule="auto"/>
     </w:pPr>
     <w:rPr>
+      <w:rFonts w:eastAsia="黑体"/>
       <w:color w:themeColor="text1" w:val="000000"/>
     </w:rPr>
     <w:tblPr>
@@ -14391,6 +15051,7 @@
     </w:tcPr>
     <w:tblStylePr w:type="firstRow">
       <w:rPr>
+        <w:rFonts w:eastAsia="黑体"/>
         <w:b/>
         <w:bCs/>
       </w:rPr>
@@ -14409,6 +15070,7 @@
     </w:tblStylePr>
     <w:tblStylePr w:type="lastRow">
       <w:rPr>
+        <w:rFonts w:eastAsia="黑体"/>
         <w:b/>
         <w:bCs/>
         <w:color w:themeColor="background1" w:val="FFFFFF"/>
@@ -14423,6 +15085,7 @@
     </w:tblStylePr>
     <w:tblStylePr w:type="firstCol">
       <w:rPr>
+        <w:rFonts w:eastAsia="黑体"/>
         <w:color w:themeColor="background1" w:val="FFFFFF"/>
       </w:rPr>
       <w:tblPr/>
@@ -14440,6 +15103,7 @@
     </w:tblStylePr>
     <w:tblStylePr w:type="lastCol">
       <w:rPr>
+        <w:rFonts w:eastAsia="黑体"/>
         <w:color w:themeColor="background1" w:val="FFFFFF"/>
       </w:rPr>
       <w:tblPr/>
@@ -14469,11 +15133,13 @@
     </w:tblStylePr>
     <w:tblStylePr w:type="neCell">
       <w:rPr>
+        <w:rFonts w:eastAsia="黑体"/>
         <w:color w:themeColor="text1" w:val="000000"/>
       </w:rPr>
     </w:tblStylePr>
     <w:tblStylePr w:type="nwCell">
       <w:rPr>
+        <w:rFonts w:eastAsia="黑体"/>
         <w:color w:themeColor="text1" w:val="000000"/>
       </w:rPr>
     </w:tblStylePr>
@@ -14487,6 +15153,7 @@
       <w:spacing w:after="0" w:line="240" w:lineRule="auto"/>
     </w:pPr>
     <w:rPr>
+      <w:rFonts w:eastAsia="黑体"/>
       <w:color w:themeColor="text1" w:val="000000"/>
     </w:rPr>
     <w:tblPr>
@@ -14505,6 +15172,7 @@
     </w:tcPr>
     <w:tblStylePr w:type="firstRow">
       <w:rPr>
+        <w:rFonts w:eastAsia="黑体"/>
         <w:b/>
         <w:bCs/>
         <w:color w:themeColor="background1" w:val="FFFFFF"/>
@@ -14519,6 +15187,7 @@
     </w:tblStylePr>
     <w:tblStylePr w:type="lastRow">
       <w:rPr>
+        <w:rFonts w:eastAsia="黑体"/>
         <w:b/>
         <w:bCs/>
         <w:color w:themeColor="accent2" w:themeShade="CC" w:val="9E3A38"/>
@@ -14533,12 +15202,14 @@
     </w:tblStylePr>
     <w:tblStylePr w:type="firstCol">
       <w:rPr>
+        <w:rFonts w:eastAsia="黑体"/>
         <w:b/>
         <w:bCs/>
       </w:rPr>
     </w:tblStylePr>
     <w:tblStylePr w:type="lastCol">
       <w:rPr>
+        <w:rFonts w:eastAsia="黑体"/>
         <w:b/>
         <w:bCs/>
       </w:rPr>
@@ -14573,6 +15244,7 @@
       <w:spacing w:after="0" w:line="240" w:lineRule="auto"/>
     </w:pPr>
     <w:rPr>
+      <w:rFonts w:eastAsia="黑体"/>
       <w:color w:themeColor="text1" w:val="000000"/>
     </w:rPr>
     <w:tblPr>
@@ -14591,6 +15263,7 @@
     </w:tcPr>
     <w:tblStylePr w:type="firstRow">
       <w:rPr>
+        <w:rFonts w:eastAsia="黑体"/>
         <w:b/>
         <w:bCs/>
         <w:color w:themeColor="background1" w:val="FFFFFF"/>
@@ -14605,6 +15278,7 @@
     </w:tblStylePr>
     <w:tblStylePr w:type="lastRow">
       <w:rPr>
+        <w:rFonts w:eastAsia="黑体"/>
         <w:b/>
         <w:bCs/>
         <w:color w:themeColor="accent2" w:themeShade="CC" w:val="9E3A38"/>
@@ -14619,12 +15293,14 @@
     </w:tblStylePr>
     <w:tblStylePr w:type="firstCol">
       <w:rPr>
+        <w:rFonts w:eastAsia="黑体"/>
         <w:b/>
         <w:bCs/>
       </w:rPr>
     </w:tblStylePr>
     <w:tblStylePr w:type="lastCol">
       <w:rPr>
+        <w:rFonts w:eastAsia="黑体"/>
         <w:b/>
         <w:bCs/>
       </w:rPr>
@@ -14659,6 +15335,7 @@
       <w:spacing w:after="0" w:line="240" w:lineRule="auto"/>
     </w:pPr>
     <w:rPr>
+      <w:rFonts w:eastAsia="黑体"/>
       <w:color w:themeColor="text1" w:val="000000"/>
     </w:rPr>
     <w:tblPr>
@@ -14677,6 +15354,7 @@
     </w:tcPr>
     <w:tblStylePr w:type="firstRow">
       <w:rPr>
+        <w:rFonts w:eastAsia="黑体"/>
         <w:b/>
         <w:bCs/>
         <w:color w:themeColor="background1" w:val="FFFFFF"/>
@@ -14691,6 +15369,7 @@
     </w:tblStylePr>
     <w:tblStylePr w:type="lastRow">
       <w:rPr>
+        <w:rFonts w:eastAsia="黑体"/>
         <w:b/>
         <w:bCs/>
         <w:color w:themeColor="accent2" w:themeShade="CC" w:val="9E3A38"/>
@@ -14705,12 +15384,14 @@
     </w:tblStylePr>
     <w:tblStylePr w:type="firstCol">
       <w:rPr>
+        <w:rFonts w:eastAsia="黑体"/>
         <w:b/>
         <w:bCs/>
       </w:rPr>
     </w:tblStylePr>
     <w:tblStylePr w:type="lastCol">
       <w:rPr>
+        <w:rFonts w:eastAsia="黑体"/>
         <w:b/>
         <w:bCs/>
       </w:rPr>
@@ -14745,6 +15426,7 @@
       <w:spacing w:after="0" w:line="240" w:lineRule="auto"/>
     </w:pPr>
     <w:rPr>
+      <w:rFonts w:eastAsia="黑体"/>
       <w:color w:themeColor="text1" w:val="000000"/>
     </w:rPr>
     <w:tblPr>
@@ -14763,6 +15445,7 @@
     </w:tcPr>
     <w:tblStylePr w:type="firstRow">
       <w:rPr>
+        <w:rFonts w:eastAsia="黑体"/>
         <w:b/>
         <w:bCs/>
         <w:color w:themeColor="background1" w:val="FFFFFF"/>
@@ -14777,6 +15460,7 @@
     </w:tblStylePr>
     <w:tblStylePr w:type="lastRow">
       <w:rPr>
+        <w:rFonts w:eastAsia="黑体"/>
         <w:b/>
         <w:bCs/>
         <w:color w:themeColor="accent4" w:themeShade="CC" w:val="664E82"/>
@@ -14791,12 +15475,14 @@
     </w:tblStylePr>
     <w:tblStylePr w:type="firstCol">
       <w:rPr>
+        <w:rFonts w:eastAsia="黑体"/>
         <w:b/>
         <w:bCs/>
       </w:rPr>
     </w:tblStylePr>
     <w:tblStylePr w:type="lastCol">
       <w:rPr>
+        <w:rFonts w:eastAsia="黑体"/>
         <w:b/>
         <w:bCs/>
       </w:rPr>
@@ -14831,6 +15517,7 @@
       <w:spacing w:after="0" w:line="240" w:lineRule="auto"/>
     </w:pPr>
     <w:rPr>
+      <w:rFonts w:eastAsia="黑体"/>
       <w:color w:themeColor="text1" w:val="000000"/>
     </w:rPr>
     <w:tblPr>
@@ -14849,6 +15536,7 @@
     </w:tcPr>
     <w:tblStylePr w:type="firstRow">
       <w:rPr>
+        <w:rFonts w:eastAsia="黑体"/>
         <w:b/>
         <w:bCs/>
         <w:color w:themeColor="background1" w:val="FFFFFF"/>
@@ -14863,6 +15551,7 @@
     </w:tblStylePr>
     <w:tblStylePr w:type="lastRow">
       <w:rPr>
+        <w:rFonts w:eastAsia="黑体"/>
         <w:b/>
         <w:bCs/>
         <w:color w:themeColor="accent3" w:themeShade="CC" w:val="7E9C40"/>
@@ -14877,12 +15566,14 @@
     </w:tblStylePr>
     <w:tblStylePr w:type="firstCol">
       <w:rPr>
+        <w:rFonts w:eastAsia="黑体"/>
         <w:b/>
         <w:bCs/>
       </w:rPr>
     </w:tblStylePr>
     <w:tblStylePr w:type="lastCol">
       <w:rPr>
+        <w:rFonts w:eastAsia="黑体"/>
         <w:b/>
         <w:bCs/>
       </w:rPr>
@@ -14917,6 +15608,7 @@
       <w:spacing w:after="0" w:line="240" w:lineRule="auto"/>
     </w:pPr>
     <w:rPr>
+      <w:rFonts w:eastAsia="黑体"/>
       <w:color w:themeColor="text1" w:val="000000"/>
     </w:rPr>
     <w:tblPr>
@@ -14935,6 +15627,7 @@
     </w:tcPr>
     <w:tblStylePr w:type="firstRow">
       <w:rPr>
+        <w:rFonts w:eastAsia="黑体"/>
         <w:b/>
         <w:bCs/>
         <w:color w:themeColor="background1" w:val="FFFFFF"/>
@@ -14949,6 +15642,7 @@
     </w:tblStylePr>
     <w:tblStylePr w:type="lastRow">
       <w:rPr>
+        <w:rFonts w:eastAsia="黑体"/>
         <w:b/>
         <w:bCs/>
         <w:color w:themeColor="accent6" w:themeShade="CC" w:val="F2730A"/>
@@ -14963,12 +15657,14 @@
     </w:tblStylePr>
     <w:tblStylePr w:type="firstCol">
       <w:rPr>
+        <w:rFonts w:eastAsia="黑体"/>
         <w:b/>
         <w:bCs/>
       </w:rPr>
     </w:tblStylePr>
     <w:tblStylePr w:type="lastCol">
       <w:rPr>
+        <w:rFonts w:eastAsia="黑体"/>
         <w:b/>
         <w:bCs/>
       </w:rPr>
@@ -15003,6 +15699,7 @@
       <w:spacing w:after="0" w:line="240" w:lineRule="auto"/>
     </w:pPr>
     <w:rPr>
+      <w:rFonts w:eastAsia="黑体"/>
       <w:color w:themeColor="text1" w:val="000000"/>
     </w:rPr>
     <w:tblPr>
@@ -15021,6 +15718,7 @@
     </w:tcPr>
     <w:tblStylePr w:type="firstRow">
       <w:rPr>
+        <w:rFonts w:eastAsia="黑体"/>
         <w:b/>
         <w:bCs/>
         <w:color w:themeColor="background1" w:val="FFFFFF"/>
@@ -15035,6 +15733,7 @@
     </w:tblStylePr>
     <w:tblStylePr w:type="lastRow">
       <w:rPr>
+        <w:rFonts w:eastAsia="黑体"/>
         <w:b/>
         <w:bCs/>
         <w:color w:themeColor="accent5" w:themeShade="CC" w:val="348DA5"/>
@@ -15049,12 +15748,14 @@
     </w:tblStylePr>
     <w:tblStylePr w:type="firstCol">
       <w:rPr>
+        <w:rFonts w:eastAsia="黑体"/>
         <w:b/>
         <w:bCs/>
       </w:rPr>
     </w:tblStylePr>
     <w:tblStylePr w:type="lastCol">
       <w:rPr>
+        <w:rFonts w:eastAsia="黑体"/>
         <w:b/>
         <w:bCs/>
       </w:rPr>
@@ -15089,6 +15790,7 @@
       <w:spacing w:after="0" w:line="240" w:lineRule="auto"/>
     </w:pPr>
     <w:rPr>
+      <w:rFonts w:eastAsia="黑体"/>
       <w:color w:themeColor="text1" w:val="000000"/>
     </w:rPr>
     <w:tblPr>
@@ -15110,6 +15812,7 @@
     </w:tcPr>
     <w:tblStylePr w:type="firstRow">
       <w:rPr>
+        <w:rFonts w:eastAsia="黑体"/>
         <w:b/>
         <w:bCs/>
       </w:rPr>
@@ -15120,6 +15823,7 @@
     </w:tblStylePr>
     <w:tblStylePr w:type="lastRow">
       <w:rPr>
+        <w:rFonts w:eastAsia="黑体"/>
         <w:b/>
         <w:bCs/>
         <w:color w:themeColor="text1" w:val="000000"/>
@@ -15131,6 +15835,7 @@
     </w:tblStylePr>
     <w:tblStylePr w:type="firstCol">
       <w:rPr>
+        <w:rFonts w:eastAsia="黑体"/>
         <w:color w:themeColor="background1" w:val="FFFFFF"/>
       </w:rPr>
       <w:tblPr/>
@@ -15140,6 +15845,7 @@
     </w:tblStylePr>
     <w:tblStylePr w:type="lastCol">
       <w:rPr>
+        <w:rFonts w:eastAsia="黑体"/>
         <w:color w:themeColor="background1" w:val="FFFFFF"/>
       </w:rPr>
       <w:tblPr/>
@@ -15169,6 +15875,7 @@
       <w:spacing w:after="0" w:line="240" w:lineRule="auto"/>
     </w:pPr>
     <w:rPr>
+      <w:rFonts w:eastAsia="黑体"/>
       <w:color w:themeColor="text1" w:val="000000"/>
     </w:rPr>
     <w:tblPr>
@@ -15190,6 +15897,7 @@
     </w:tcPr>
     <w:tblStylePr w:type="firstRow">
       <w:rPr>
+        <w:rFonts w:eastAsia="黑体"/>
         <w:b/>
         <w:bCs/>
       </w:rPr>
@@ -15200,6 +15908,7 @@
     </w:tblStylePr>
     <w:tblStylePr w:type="lastRow">
       <w:rPr>
+        <w:rFonts w:eastAsia="黑体"/>
         <w:b/>
         <w:bCs/>
         <w:color w:themeColor="text1" w:val="000000"/>
@@ -15211,6 +15920,7 @@
     </w:tblStylePr>
     <w:tblStylePr w:type="firstCol">
       <w:rPr>
+        <w:rFonts w:eastAsia="黑体"/>
         <w:color w:themeColor="background1" w:val="FFFFFF"/>
       </w:rPr>
       <w:tblPr/>
@@ -15220,6 +15930,7 @@
     </w:tblStylePr>
     <w:tblStylePr w:type="lastCol">
       <w:rPr>
+        <w:rFonts w:eastAsia="黑体"/>
         <w:color w:themeColor="background1" w:val="FFFFFF"/>
       </w:rPr>
       <w:tblPr/>
@@ -15249,6 +15960,7 @@
       <w:spacing w:after="0" w:line="240" w:lineRule="auto"/>
     </w:pPr>
     <w:rPr>
+      <w:rFonts w:eastAsia="黑体"/>
       <w:color w:themeColor="text1" w:val="000000"/>
     </w:rPr>
     <w:tblPr>
@@ -15270,6 +15982,7 @@
     </w:tcPr>
     <w:tblStylePr w:type="firstRow">
       <w:rPr>
+        <w:rFonts w:eastAsia="黑体"/>
         <w:b/>
         <w:bCs/>
       </w:rPr>
@@ -15280,6 +15993,7 @@
     </w:tblStylePr>
     <w:tblStylePr w:type="lastRow">
       <w:rPr>
+        <w:rFonts w:eastAsia="黑体"/>
         <w:b/>
         <w:bCs/>
         <w:color w:themeColor="text1" w:val="000000"/>
@@ -15291,6 +16005,7 @@
     </w:tblStylePr>
     <w:tblStylePr w:type="firstCol">
       <w:rPr>
+        <w:rFonts w:eastAsia="黑体"/>
         <w:color w:themeColor="background1" w:val="FFFFFF"/>
       </w:rPr>
       <w:tblPr/>
@@ -15300,6 +16015,7 @@
     </w:tblStylePr>
     <w:tblStylePr w:type="lastCol">
       <w:rPr>
+        <w:rFonts w:eastAsia="黑体"/>
         <w:color w:themeColor="background1" w:val="FFFFFF"/>
       </w:rPr>
       <w:tblPr/>
@@ -15329,6 +16045,7 @@
       <w:spacing w:after="0" w:line="240" w:lineRule="auto"/>
     </w:pPr>
     <w:rPr>
+      <w:rFonts w:eastAsia="黑体"/>
       <w:color w:themeColor="text1" w:val="000000"/>
     </w:rPr>
     <w:tblPr>
@@ -15350,6 +16067,7 @@
     </w:tcPr>
     <w:tblStylePr w:type="firstRow">
       <w:rPr>
+        <w:rFonts w:eastAsia="黑体"/>
         <w:b/>
         <w:bCs/>
       </w:rPr>
@@ -15360,6 +16078,7 @@
     </w:tblStylePr>
     <w:tblStylePr w:type="lastRow">
       <w:rPr>
+        <w:rFonts w:eastAsia="黑体"/>
         <w:b/>
         <w:bCs/>
         <w:color w:themeColor="text1" w:val="000000"/>
@@ -15371,6 +16090,7 @@
     </w:tblStylePr>
     <w:tblStylePr w:type="firstCol">
       <w:rPr>
+        <w:rFonts w:eastAsia="黑体"/>
         <w:color w:themeColor="background1" w:val="FFFFFF"/>
       </w:rPr>
       <w:tblPr/>
@@ -15380,6 +16100,7 @@
     </w:tblStylePr>
     <w:tblStylePr w:type="lastCol">
       <w:rPr>
+        <w:rFonts w:eastAsia="黑体"/>
         <w:color w:themeColor="background1" w:val="FFFFFF"/>
       </w:rPr>
       <w:tblPr/>
@@ -15409,6 +16130,7 @@
       <w:spacing w:after="0" w:line="240" w:lineRule="auto"/>
     </w:pPr>
     <w:rPr>
+      <w:rFonts w:eastAsia="黑体"/>
       <w:color w:themeColor="text1" w:val="000000"/>
     </w:rPr>
     <w:tblPr>
@@ -15430,6 +16152,7 @@
     </w:tcPr>
     <w:tblStylePr w:type="firstRow">
       <w:rPr>
+        <w:rFonts w:eastAsia="黑体"/>
         <w:b/>
         <w:bCs/>
       </w:rPr>
@@ -15440,6 +16163,7 @@
     </w:tblStylePr>
     <w:tblStylePr w:type="lastRow">
       <w:rPr>
+        <w:rFonts w:eastAsia="黑体"/>
         <w:b/>
         <w:bCs/>
         <w:color w:themeColor="text1" w:val="000000"/>
@@ -15451,6 +16175,7 @@
     </w:tblStylePr>
     <w:tblStylePr w:type="firstCol">
       <w:rPr>
+        <w:rFonts w:eastAsia="黑体"/>
         <w:color w:themeColor="background1" w:val="FFFFFF"/>
       </w:rPr>
       <w:tblPr/>
@@ -15460,6 +16185,7 @@
     </w:tblStylePr>
     <w:tblStylePr w:type="lastCol">
       <w:rPr>
+        <w:rFonts w:eastAsia="黑体"/>
         <w:color w:themeColor="background1" w:val="FFFFFF"/>
       </w:rPr>
       <w:tblPr/>
@@ -15489,6 +16215,7 @@
       <w:spacing w:after="0" w:line="240" w:lineRule="auto"/>
     </w:pPr>
     <w:rPr>
+      <w:rFonts w:eastAsia="黑体"/>
       <w:color w:themeColor="text1" w:val="000000"/>
     </w:rPr>
     <w:tblPr>
@@ -15510,6 +16237,7 @@
     </w:tcPr>
     <w:tblStylePr w:type="firstRow">
       <w:rPr>
+        <w:rFonts w:eastAsia="黑体"/>
         <w:b/>
         <w:bCs/>
       </w:rPr>
@@ -15520,6 +16248,7 @@
     </w:tblStylePr>
     <w:tblStylePr w:type="lastRow">
       <w:rPr>
+        <w:rFonts w:eastAsia="黑体"/>
         <w:b/>
         <w:bCs/>
         <w:color w:themeColor="text1" w:val="000000"/>
@@ -15531,6 +16260,7 @@
     </w:tblStylePr>
     <w:tblStylePr w:type="firstCol">
       <w:rPr>
+        <w:rFonts w:eastAsia="黑体"/>
         <w:color w:themeColor="background1" w:val="FFFFFF"/>
       </w:rPr>
       <w:tblPr/>
@@ -15540,6 +16270,7 @@
     </w:tblStylePr>
     <w:tblStylePr w:type="lastCol">
       <w:rPr>
+        <w:rFonts w:eastAsia="黑体"/>
         <w:color w:themeColor="background1" w:val="FFFFFF"/>
       </w:rPr>
       <w:tblPr/>
@@ -15569,6 +16300,7 @@
       <w:spacing w:after="0" w:line="240" w:lineRule="auto"/>
     </w:pPr>
     <w:rPr>
+      <w:rFonts w:eastAsia="黑体"/>
       <w:color w:themeColor="text1" w:val="000000"/>
     </w:rPr>
     <w:tblPr>
@@ -15590,6 +16322,7 @@
     </w:tcPr>
     <w:tblStylePr w:type="firstRow">
       <w:rPr>
+        <w:rFonts w:eastAsia="黑体"/>
         <w:b/>
         <w:bCs/>
       </w:rPr>
@@ -15600,6 +16333,7 @@
     </w:tblStylePr>
     <w:tblStylePr w:type="lastRow">
       <w:rPr>
+        <w:rFonts w:eastAsia="黑体"/>
         <w:b/>
         <w:bCs/>
         <w:color w:themeColor="text1" w:val="000000"/>
@@ -15611,6 +16345,7 @@
     </w:tblStylePr>
     <w:tblStylePr w:type="firstCol">
       <w:rPr>
+        <w:rFonts w:eastAsia="黑体"/>
         <w:color w:themeColor="background1" w:val="FFFFFF"/>
       </w:rPr>
       <w:tblPr/>
@@ -15620,6 +16355,7 @@
     </w:tblStylePr>
     <w:tblStylePr w:type="lastCol">
       <w:rPr>
+        <w:rFonts w:eastAsia="黑体"/>
         <w:color w:themeColor="background1" w:val="FFFFFF"/>
       </w:rPr>
       <w:tblPr/>
@@ -15652,6 +16388,7 @@
     <w:name w:val="KeywordTok"/>
     <w:basedOn w:val="VerbatimChar"/>
     <w:rPr>
+      <w:rFonts w:eastAsia="黑体"/>
       <w:b/>
       <w:color w:val="007020"/>
     </w:rPr>
@@ -15660,6 +16397,7 @@
     <w:name w:val="DataTypeTok"/>
     <w:basedOn w:val="VerbatimChar"/>
     <w:rPr>
+      <w:rFonts w:eastAsia="黑体"/>
       <w:color w:val="902000"/>
     </w:rPr>
   </w:style>
@@ -15667,6 +16405,7 @@
     <w:name w:val="DecValTok"/>
     <w:basedOn w:val="VerbatimChar"/>
     <w:rPr>
+      <w:rFonts w:eastAsia="黑体"/>
       <w:color w:val="40a070"/>
     </w:rPr>
   </w:style>
@@ -15674,6 +16413,7 @@
     <w:name w:val="BaseNTok"/>
     <w:basedOn w:val="VerbatimChar"/>
     <w:rPr>
+      <w:rFonts w:eastAsia="黑体"/>
       <w:color w:val="40a070"/>
     </w:rPr>
   </w:style>
@@ -15681,6 +16421,7 @@
     <w:name w:val="FloatTok"/>
     <w:basedOn w:val="VerbatimChar"/>
     <w:rPr>
+      <w:rFonts w:eastAsia="黑体"/>
       <w:color w:val="40a070"/>
     </w:rPr>
   </w:style>
@@ -15688,6 +16429,7 @@
     <w:name w:val="ConstantTok"/>
     <w:basedOn w:val="VerbatimChar"/>
     <w:rPr>
+      <w:rFonts w:eastAsia="黑体"/>
       <w:color w:val="880000"/>
     </w:rPr>
   </w:style>
@@ -15695,6 +16437,7 @@
     <w:name w:val="CharTok"/>
     <w:basedOn w:val="VerbatimChar"/>
     <w:rPr>
+      <w:rFonts w:eastAsia="黑体"/>
       <w:color w:val="4070a0"/>
     </w:rPr>
   </w:style>
@@ -15702,6 +16445,7 @@
     <w:name w:val="SpecialCharTok"/>
     <w:basedOn w:val="VerbatimChar"/>
     <w:rPr>
+      <w:rFonts w:eastAsia="黑体"/>
       <w:color w:val="4070a0"/>
     </w:rPr>
   </w:style>
@@ -15709,6 +16453,7 @@
     <w:name w:val="StringTok"/>
     <w:basedOn w:val="VerbatimChar"/>
     <w:rPr>
+      <w:rFonts w:eastAsia="黑体"/>
       <w:color w:val="4070a0"/>
     </w:rPr>
   </w:style>
@@ -15716,6 +16461,7 @@
     <w:name w:val="VerbatimStringTok"/>
     <w:basedOn w:val="VerbatimChar"/>
     <w:rPr>
+      <w:rFonts w:eastAsia="黑体"/>
       <w:color w:val="4070a0"/>
     </w:rPr>
   </w:style>
@@ -15723,6 +16469,7 @@
     <w:name w:val="SpecialStringTok"/>
     <w:basedOn w:val="VerbatimChar"/>
     <w:rPr>
+      <w:rFonts w:eastAsia="黑体"/>
       <w:color w:val="bb6688"/>
     </w:rPr>
   </w:style>
@@ -15730,6 +16477,7 @@
     <w:name w:val="ImportTok"/>
     <w:basedOn w:val="VerbatimChar"/>
     <w:rPr>
+      <w:rFonts w:eastAsia="黑体"/>
       <w:b/>
       <w:color w:val="008000"/>
     </w:rPr>
@@ -15738,6 +16486,7 @@
     <w:name w:val="CommentTok"/>
     <w:basedOn w:val="VerbatimChar"/>
     <w:rPr>
+      <w:rFonts w:eastAsia="黑体"/>
       <w:i/>
       <w:color w:val="60a0b0"/>
     </w:rPr>
@@ -15746,6 +16495,7 @@
     <w:name w:val="DocumentationTok"/>
     <w:basedOn w:val="VerbatimChar"/>
     <w:rPr>
+      <w:rFonts w:eastAsia="黑体"/>
       <w:i/>
       <w:color w:val="ba2121"/>
     </w:rPr>
@@ -15754,6 +16504,7 @@
     <w:name w:val="AnnotationTok"/>
     <w:basedOn w:val="VerbatimChar"/>
     <w:rPr>
+      <w:rFonts w:eastAsia="黑体"/>
       <w:b/>
       <w:i/>
       <w:color w:val="60a0b0"/>
@@ -15763,6 +16514,7 @@
     <w:name w:val="CommentVarTok"/>
     <w:basedOn w:val="VerbatimChar"/>
     <w:rPr>
+      <w:rFonts w:eastAsia="黑体"/>
       <w:b/>
       <w:i/>
       <w:color w:val="60a0b0"/>
@@ -15772,6 +16524,7 @@
     <w:name w:val="OtherTok"/>
     <w:basedOn w:val="VerbatimChar"/>
     <w:rPr>
+      <w:rFonts w:eastAsia="黑体"/>
       <w:color w:val="007020"/>
     </w:rPr>
   </w:style>
@@ -15779,6 +16532,7 @@
     <w:name w:val="FunctionTok"/>
     <w:basedOn w:val="VerbatimChar"/>
     <w:rPr>
+      <w:rFonts w:eastAsia="黑体"/>
       <w:color w:val="06287e"/>
     </w:rPr>
   </w:style>
@@ -15786,6 +16540,7 @@
     <w:name w:val="VariableTok"/>
     <w:basedOn w:val="VerbatimChar"/>
     <w:rPr>
+      <w:rFonts w:eastAsia="黑体"/>
       <w:color w:val="19177c"/>
     </w:rPr>
   </w:style>
@@ -15793,6 +16548,7 @@
     <w:name w:val="ControlFlowTok"/>
     <w:basedOn w:val="VerbatimChar"/>
     <w:rPr>
+      <w:rFonts w:eastAsia="黑体"/>
       <w:b/>
       <w:color w:val="007020"/>
     </w:rPr>
@@ -15801,6 +16557,7 @@
     <w:name w:val="OperatorTok"/>
     <w:basedOn w:val="VerbatimChar"/>
     <w:rPr>
+      <w:rFonts w:eastAsia="黑体"/>
       <w:color w:val="666666"/>
     </w:rPr>
   </w:style>
@@ -15808,18 +16565,22 @@
     <w:name w:val="BuiltInTok"/>
     <w:basedOn w:val="VerbatimChar"/>
     <w:rPr>
+      <w:rFonts w:eastAsia="黑体"/>
       <w:color w:val="008000"/>
     </w:rPr>
   </w:style>
   <w:style w:type="character" w:customStyle="1" w:styleId="ExtensionTok">
     <w:name w:val="ExtensionTok"/>
     <w:basedOn w:val="VerbatimChar"/>
-    <w:rPr/>
+    <w:rPr>
+      <w:rFonts w:eastAsia="黑体"/>
+    </w:rPr>
   </w:style>
   <w:style w:type="character" w:customStyle="1" w:styleId="PreprocessorTok">
     <w:name w:val="PreprocessorTok"/>
     <w:basedOn w:val="VerbatimChar"/>
     <w:rPr>
+      <w:rFonts w:eastAsia="黑体"/>
       <w:color w:val="bc7a00"/>
     </w:rPr>
   </w:style>
@@ -15827,18 +16588,22 @@
     <w:name w:val="AttributeTok"/>
     <w:basedOn w:val="VerbatimChar"/>
     <w:rPr>
+      <w:rFonts w:eastAsia="黑体"/>
       <w:color w:val="7d9029"/>
     </w:rPr>
   </w:style>
   <w:style w:type="character" w:customStyle="1" w:styleId="RegionMarkerTok">
     <w:name w:val="RegionMarkerTok"/>
     <w:basedOn w:val="VerbatimChar"/>
-    <w:rPr/>
+    <w:rPr>
+      <w:rFonts w:eastAsia="黑体"/>
+    </w:rPr>
   </w:style>
   <w:style w:type="character" w:customStyle="1" w:styleId="InformationTok">
     <w:name w:val="InformationTok"/>
     <w:basedOn w:val="VerbatimChar"/>
     <w:rPr>
+      <w:rFonts w:eastAsia="黑体"/>
       <w:b/>
       <w:i/>
       <w:color w:val="60a0b0"/>
@@ -15848,6 +16613,7 @@
     <w:name w:val="WarningTok"/>
     <w:basedOn w:val="VerbatimChar"/>
     <w:rPr>
+      <w:rFonts w:eastAsia="黑体"/>
       <w:b/>
       <w:i/>
       <w:color w:val="60a0b0"/>
@@ -15857,6 +16623,7 @@
     <w:name w:val="AlertTok"/>
     <w:basedOn w:val="VerbatimChar"/>
     <w:rPr>
+      <w:rFonts w:eastAsia="黑体"/>
       <w:b/>
       <w:color w:val="ff0000"/>
     </w:rPr>
@@ -15865,6 +16632,7 @@
     <w:name w:val="ErrorTok"/>
     <w:basedOn w:val="VerbatimChar"/>
     <w:rPr>
+      <w:rFonts w:eastAsia="黑体"/>
       <w:b/>
       <w:color w:val="ff0000"/>
     </w:rPr>
@@ -15872,7 +16640,9 @@
   <w:style w:type="character" w:customStyle="1" w:styleId="NormalTok">
     <w:name w:val="NormalTok"/>
     <w:basedOn w:val="VerbatimChar"/>
-    <w:rPr/>
+    <w:rPr>
+      <w:rFonts w:eastAsia="黑体"/>
+    </w:rPr>
   </w:style>
 </w:styles>
 </file>
@@ -15921,12 +16691,12 @@
     <a:fontScheme name="Office">
       <a:majorFont>
         <a:latin typeface="Calibri"/>
-        <a:ea typeface=""/>
+        <a:ea typeface="黑体"/>
         <a:cs typeface=""/>
         <a:font script="Jpan" typeface="ＭＳ ゴシック"/>
         <a:font script="Hang" typeface="맑은 고딕"/>
-        <a:font script="Hans" typeface="宋体"/>
-        <a:font script="Hant" typeface="新細明體"/>
+        <a:font script="Hans" typeface="黑体"/>
+        <a:font script="Hant" typeface="黑体"/>
         <a:font script="Arab" typeface="Times New Roman"/>
         <a:font script="Hebr" typeface="Times New Roman"/>
         <a:font script="Thai" typeface="Angsana New"/>
@@ -15956,12 +16726,12 @@
       </a:majorFont>
       <a:minorFont>
         <a:latin typeface="Cambria"/>
-        <a:ea typeface=""/>
+        <a:ea typeface="黑体"/>
         <a:cs typeface=""/>
         <a:font script="Jpan" typeface="ＭＳ 明朝"/>
         <a:font script="Hang" typeface="맑은 고딕"/>
-        <a:font script="Hans" typeface="宋体"/>
-        <a:font script="Hant" typeface="新細明體"/>
+        <a:font script="Hans" typeface="黑体"/>
+        <a:font script="Hant" typeface="黑体"/>
         <a:font script="Arab" typeface="Arial"/>
         <a:font script="Hebr" typeface="Arial"/>
         <a:font script="Thai" typeface="Cordia New"/>

--- a/01-电源电路/01-线性稳压电路/大电流扩展稳压电路/大电流扩展稳压电路.docx
+++ b/01-电源电路/01-线性稳压电路/大电流扩展稳压电路/大电流扩展稳压电路.docx
@@ -3617,7 +3617,7 @@
           <w:color w:val="555555"/>
           <w:sz w:val="21"/>
         </w:rPr>
-        <w:t>材料收集者：杜文杰，WX手机：19519196569，QQ:3478827729</w:t>
+        <w:t>材料收集者：杜文杰，微信/手机：19519196569，QQ:3478827729</w:t>
       </w:r>
     </w:p>
     <w:sectPr>
